--- a/Reportes/Poliza Vida APAM.docx
+++ b/Reportes/Poliza Vida APAM.docx
@@ -11,13 +11,13 @@
           <w:noProof/>
         </w:rPr>
         <w:drawing>
-          <wp:anchor distT="0" distB="0" distL="0" distR="0" simplePos="0" relativeHeight="15734784" behindDoc="0" locked="0" layoutInCell="1" allowOverlap="1" wp14:anchorId="1B1DCE63" wp14:editId="61837D1C">
+          <wp:anchor distT="0" distB="0" distL="0" distR="0" simplePos="0" relativeHeight="15732736" behindDoc="0" locked="0" layoutInCell="1" allowOverlap="1" wp14:anchorId="1B1DCE63" wp14:editId="43B488E5">
             <wp:simplePos x="0" y="0"/>
             <wp:positionH relativeFrom="page">
-              <wp:posOffset>180975</wp:posOffset>
+              <wp:posOffset>360849</wp:posOffset>
             </wp:positionH>
             <wp:positionV relativeFrom="paragraph">
-              <wp:posOffset>19050</wp:posOffset>
+              <wp:posOffset>25657</wp:posOffset>
             </wp:positionV>
             <wp:extent cx="1408430" cy="409575"/>
             <wp:effectExtent l="0" t="0" r="0" b="0"/>
@@ -34,7 +34,7 @@
                     <pic:cNvPicPr/>
                   </pic:nvPicPr>
                   <pic:blipFill>
-                    <a:blip r:embed="rId5" cstate="print"/>
+                    <a:blip r:embed="rId7" cstate="print"/>
                     <a:stretch>
                       <a:fillRect/>
                     </a:stretch>
@@ -254,6 +254,7 @@
         <w:t>Particulares</w:t>
       </w:r>
     </w:p>
+    <w:p/>
     <w:p>
       <w:pPr>
         <w:rPr>
@@ -353,6 +354,7 @@
           <w:sz w:val="14"/>
         </w:rPr>
         <w:sectPr>
+          <w:footerReference w:type="default" r:id="rId8"/>
           <w:type w:val="continuous"/>
           <w:pgSz w:w="12240" w:h="15840"/>
           <w:pgMar w:top="0" w:right="360" w:bottom="0" w:left="0" w:header="720" w:footer="720" w:gutter="0"/>
@@ -363,534 +365,166 @@
         </w:sectPr>
       </w:pPr>
     </w:p>
-    <w:p>
-      <w:pPr>
-        <w:pStyle w:val="Textoindependiente"/>
-        <w:spacing w:before="2"/>
-        <w:rPr>
-          <w:sz w:val="9"/>
-        </w:rPr>
-      </w:pPr>
-    </w:p>
-    <w:p>
-      <w:pPr>
-        <w:pStyle w:val="Textoindependiente"/>
-        <w:ind w:left="255"/>
-        <w:rPr>
-          <w:sz w:val="20"/>
-        </w:rPr>
-      </w:pPr>
-      <w:r>
-        <w:rPr>
-          <w:noProof/>
-          <w:sz w:val="20"/>
-        </w:rPr>
-        <mc:AlternateContent>
-          <mc:Choice Requires="wpg">
-            <w:drawing>
-              <wp:inline distT="0" distB="0" distL="0" distR="0" wp14:anchorId="0C639083" wp14:editId="62ABB64C">
-                <wp:extent cx="7210425" cy="168275"/>
-                <wp:effectExtent l="9525" t="0" r="0" b="12700"/>
-                <wp:docPr id="2" name="Group 2"/>
-                <wp:cNvGraphicFramePr>
-                  <a:graphicFrameLocks xmlns:a="http://schemas.openxmlformats.org/drawingml/2006/main"/>
-                </wp:cNvGraphicFramePr>
-                <a:graphic xmlns:a="http://schemas.openxmlformats.org/drawingml/2006/main">
-                  <a:graphicData uri="http://schemas.microsoft.com/office/word/2010/wordprocessingGroup">
-                    <wpg:wgp>
-                      <wpg:cNvGrpSpPr>
-                        <a:grpSpLocks/>
-                      </wpg:cNvGrpSpPr>
-                      <wpg:grpSpPr>
-                        <a:xfrm>
-                          <a:off x="0" y="0"/>
-                          <a:ext cx="7210425" cy="168275"/>
-                          <a:chOff x="0" y="0"/>
-                          <a:chExt cx="7210425" cy="168275"/>
-                        </a:xfrm>
-                      </wpg:grpSpPr>
-                      <wps:wsp>
-                        <wps:cNvPr id="3" name="Graphic 3"/>
-                        <wps:cNvSpPr/>
-                        <wps:spPr>
-                          <a:xfrm>
-                            <a:off x="6350" y="6350"/>
-                            <a:ext cx="7197725" cy="155575"/>
-                          </a:xfrm>
-                          <a:custGeom>
-                            <a:avLst/>
-                            <a:gdLst/>
-                            <a:ahLst/>
-                            <a:cxnLst/>
-                            <a:rect l="l" t="t" r="r" b="b"/>
-                            <a:pathLst>
-                              <a:path w="7197725" h="155575">
-                                <a:moveTo>
-                                  <a:pt x="7150100" y="0"/>
-                                </a:moveTo>
-                                <a:lnTo>
-                                  <a:pt x="47625" y="0"/>
-                                </a:lnTo>
-                                <a:lnTo>
-                                  <a:pt x="29200" y="3780"/>
-                                </a:lnTo>
-                                <a:lnTo>
-                                  <a:pt x="14049" y="14049"/>
-                                </a:lnTo>
-                                <a:lnTo>
-                                  <a:pt x="3780" y="29200"/>
-                                </a:lnTo>
-                                <a:lnTo>
-                                  <a:pt x="0" y="47625"/>
-                                </a:lnTo>
-                                <a:lnTo>
-                                  <a:pt x="0" y="107950"/>
-                                </a:lnTo>
-                                <a:lnTo>
-                                  <a:pt x="3780" y="126374"/>
-                                </a:lnTo>
-                                <a:lnTo>
-                                  <a:pt x="14049" y="141525"/>
-                                </a:lnTo>
-                                <a:lnTo>
-                                  <a:pt x="29200" y="151794"/>
-                                </a:lnTo>
-                                <a:lnTo>
-                                  <a:pt x="47625" y="155575"/>
-                                </a:lnTo>
-                                <a:lnTo>
-                                  <a:pt x="7150100" y="155575"/>
-                                </a:lnTo>
-                                <a:lnTo>
-                                  <a:pt x="7168524" y="151794"/>
-                                </a:lnTo>
-                                <a:lnTo>
-                                  <a:pt x="7183675" y="141525"/>
-                                </a:lnTo>
-                                <a:lnTo>
-                                  <a:pt x="7193944" y="126374"/>
-                                </a:lnTo>
-                                <a:lnTo>
-                                  <a:pt x="7197725" y="107950"/>
-                                </a:lnTo>
-                                <a:lnTo>
-                                  <a:pt x="7197725" y="47625"/>
-                                </a:lnTo>
-                                <a:lnTo>
-                                  <a:pt x="7193944" y="29200"/>
-                                </a:lnTo>
-                                <a:lnTo>
-                                  <a:pt x="7183675" y="14049"/>
-                                </a:lnTo>
-                                <a:lnTo>
-                                  <a:pt x="7168524" y="3780"/>
-                                </a:lnTo>
-                                <a:lnTo>
-                                  <a:pt x="7150100" y="0"/>
-                                </a:lnTo>
-                                <a:close/>
-                              </a:path>
-                            </a:pathLst>
-                          </a:custGeom>
-                          <a:solidFill>
-                            <a:srgbClr val="DCDCDC"/>
-                          </a:solidFill>
-                        </wps:spPr>
-                        <wps:bodyPr wrap="square" lIns="0" tIns="0" rIns="0" bIns="0" rtlCol="0">
-                          <a:prstTxWarp prst="textNoShape">
-                            <a:avLst/>
-                          </a:prstTxWarp>
-                          <a:noAutofit/>
-                        </wps:bodyPr>
-                      </wps:wsp>
-                      <wps:wsp>
-                        <wps:cNvPr id="4" name="Graphic 4"/>
-                        <wps:cNvSpPr/>
-                        <wps:spPr>
-                          <a:xfrm>
-                            <a:off x="6350" y="6350"/>
-                            <a:ext cx="7197725" cy="155575"/>
-                          </a:xfrm>
-                          <a:custGeom>
-                            <a:avLst/>
-                            <a:gdLst/>
-                            <a:ahLst/>
-                            <a:cxnLst/>
-                            <a:rect l="l" t="t" r="r" b="b"/>
-                            <a:pathLst>
-                              <a:path w="7197725" h="155575">
-                                <a:moveTo>
-                                  <a:pt x="47625" y="0"/>
-                                </a:moveTo>
-                                <a:lnTo>
-                                  <a:pt x="7150100" y="0"/>
-                                </a:lnTo>
-                                <a:lnTo>
-                                  <a:pt x="7168524" y="3780"/>
-                                </a:lnTo>
-                                <a:lnTo>
-                                  <a:pt x="7183675" y="14049"/>
-                                </a:lnTo>
-                                <a:lnTo>
-                                  <a:pt x="7193944" y="29200"/>
-                                </a:lnTo>
-                                <a:lnTo>
-                                  <a:pt x="7197725" y="47625"/>
-                                </a:lnTo>
-                                <a:lnTo>
-                                  <a:pt x="7197725" y="107950"/>
-                                </a:lnTo>
-                                <a:lnTo>
-                                  <a:pt x="7193944" y="126374"/>
-                                </a:lnTo>
-                                <a:lnTo>
-                                  <a:pt x="7183675" y="141525"/>
-                                </a:lnTo>
-                                <a:lnTo>
-                                  <a:pt x="7168524" y="151794"/>
-                                </a:lnTo>
-                                <a:lnTo>
-                                  <a:pt x="7150100" y="155575"/>
-                                </a:lnTo>
-                                <a:lnTo>
-                                  <a:pt x="47625" y="155575"/>
-                                </a:lnTo>
-                                <a:lnTo>
-                                  <a:pt x="29200" y="151794"/>
-                                </a:lnTo>
-                                <a:lnTo>
-                                  <a:pt x="14049" y="141525"/>
-                                </a:lnTo>
-                                <a:lnTo>
-                                  <a:pt x="3780" y="126374"/>
-                                </a:lnTo>
-                                <a:lnTo>
-                                  <a:pt x="0" y="107950"/>
-                                </a:lnTo>
-                                <a:lnTo>
-                                  <a:pt x="0" y="47625"/>
-                                </a:lnTo>
-                                <a:lnTo>
-                                  <a:pt x="3780" y="29200"/>
-                                </a:lnTo>
-                                <a:lnTo>
-                                  <a:pt x="14049" y="14049"/>
-                                </a:lnTo>
-                                <a:lnTo>
-                                  <a:pt x="29200" y="3780"/>
-                                </a:lnTo>
-                                <a:lnTo>
-                                  <a:pt x="47625" y="0"/>
-                                </a:lnTo>
-                                <a:close/>
-                              </a:path>
-                            </a:pathLst>
-                          </a:custGeom>
-                          <a:ln w="12700">
-                            <a:solidFill>
-                              <a:srgbClr val="000000"/>
-                            </a:solidFill>
-                            <a:prstDash val="solid"/>
-                          </a:ln>
-                        </wps:spPr>
-                        <wps:bodyPr wrap="square" lIns="0" tIns="0" rIns="0" bIns="0" rtlCol="0">
-                          <a:prstTxWarp prst="textNoShape">
-                            <a:avLst/>
-                          </a:prstTxWarp>
-                          <a:noAutofit/>
-                        </wps:bodyPr>
-                      </wps:wsp>
-                      <wps:wsp>
-                        <wps:cNvPr id="5" name="Textbox 5"/>
-                        <wps:cNvSpPr txBox="1"/>
-                        <wps:spPr>
-                          <a:xfrm>
-                            <a:off x="14590" y="16549"/>
-                            <a:ext cx="7181850" cy="135255"/>
-                          </a:xfrm>
-                          <a:prstGeom prst="rect">
-                            <a:avLst/>
-                          </a:prstGeom>
-                        </wps:spPr>
-                        <wps:txbx>
-                          <w:txbxContent>
-                            <w:p>
-                              <w:pPr>
-                                <w:tabs>
-                                  <w:tab w:val="left" w:pos="5506"/>
-                                </w:tabs>
-                                <w:spacing w:before="27"/>
-                                <w:ind w:left="17"/>
-                                <w:rPr>
-                                  <w:rFonts w:ascii="Arial"/>
-                                  <w:b/>
-                                  <w:sz w:val="15"/>
-                                </w:rPr>
-                              </w:pPr>
-                              <w:r>
-                                <w:rPr>
-                                  <w:rFonts w:ascii="Arial"/>
-                                  <w:b/>
-                                  <w:spacing w:val="-2"/>
-                                  <w:position w:val="1"/>
-                                  <w:sz w:val="14"/>
-                                </w:rPr>
-                                <w:t>Tomador:</w:t>
-                              </w:r>
-                              <w:r>
-                                <w:rPr>
-                                  <w:rFonts w:ascii="Times New Roman"/>
-                                  <w:spacing w:val="4"/>
-                                  <w:position w:val="1"/>
-                                  <w:sz w:val="14"/>
-                                </w:rPr>
-                                <w:t xml:space="preserve"> </w:t>
-                              </w:r>
-                              <w:r>
-                                <w:rPr>
-                                  <w:rFonts w:ascii="Arial"/>
-                                  <w:b/>
-                                  <w:spacing w:val="-2"/>
-                                  <w:position w:val="1"/>
-                                  <w:sz w:val="14"/>
-                                </w:rPr>
-                                <w:t>{</w:t>
-                              </w:r>
-                              <w:proofErr w:type="spellStart"/>
-                              <w:proofErr w:type="gramStart"/>
-                              <w:r>
-                                <w:rPr>
-                                  <w:rFonts w:ascii="Arial"/>
-                                  <w:b/>
-                                  <w:spacing w:val="-2"/>
-                                  <w:position w:val="1"/>
-                                  <w:sz w:val="14"/>
-                                </w:rPr>
-                                <w:t>custom.Tenedor</w:t>
-                              </w:r>
-                              <w:proofErr w:type="spellEnd"/>
-                              <w:proofErr w:type="gramEnd"/>
-                              <w:r>
-                                <w:rPr>
-                                  <w:rFonts w:ascii="Arial"/>
-                                  <w:b/>
-                                  <w:spacing w:val="-2"/>
-                                  <w:position w:val="1"/>
-                                  <w:sz w:val="14"/>
-                                </w:rPr>
-                                <w:t>}</w:t>
-                              </w:r>
-                              <w:r>
-                                <w:rPr>
-                                  <w:rFonts w:ascii="Times New Roman"/>
-                                  <w:position w:val="1"/>
-                                  <w:sz w:val="14"/>
-                                </w:rPr>
-                                <w:tab/>
-                              </w:r>
-                              <w:r>
-                                <w:rPr>
-                                  <w:rFonts w:ascii="Arial"/>
-                                  <w:b/>
-                                  <w:sz w:val="15"/>
-                                </w:rPr>
-                                <w:t>Asegurado:</w:t>
-                              </w:r>
-                              <w:r>
-                                <w:rPr>
-                                  <w:rFonts w:ascii="Times New Roman"/>
-                                  <w:spacing w:val="30"/>
-                                  <w:sz w:val="15"/>
-                                </w:rPr>
-                                <w:t xml:space="preserve"> </w:t>
-                              </w:r>
-                              <w:r>
-                                <w:rPr>
-                                  <w:rFonts w:ascii="Arial"/>
-                                  <w:b/>
-                                  <w:sz w:val="15"/>
-                                </w:rPr>
-                                <w:t>{</w:t>
-                              </w:r>
-                              <w:proofErr w:type="spellStart"/>
-                              <w:r>
-                                <w:rPr>
-                                  <w:rFonts w:ascii="Arial"/>
-                                  <w:b/>
-                                  <w:sz w:val="15"/>
-                                </w:rPr>
-                                <w:t>custom.Asegurado</w:t>
-                              </w:r>
-                              <w:proofErr w:type="spellEnd"/>
-                              <w:r>
-                                <w:rPr>
-                                  <w:rFonts w:ascii="Arial"/>
-                                  <w:b/>
-                                  <w:sz w:val="15"/>
-                                </w:rPr>
-                                <w:t>}</w:t>
-                              </w:r>
-                            </w:p>
-                          </w:txbxContent>
-                        </wps:txbx>
-                        <wps:bodyPr wrap="square" lIns="0" tIns="0" rIns="0" bIns="0" rtlCol="0">
-                          <a:noAutofit/>
-                        </wps:bodyPr>
-                      </wps:wsp>
-                    </wpg:wgp>
-                  </a:graphicData>
-                </a:graphic>
-              </wp:inline>
-            </w:drawing>
-          </mc:Choice>
-          <mc:Fallback>
-            <w:pict>
-              <v:group w14:anchorId="0C639083" id="Group 2" o:spid="_x0000_s1026" style="width:567.75pt;height:13.25pt;mso-position-horizontal-relative:char;mso-position-vertical-relative:line" coordsize="72104,1682" o:gfxdata="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">
-                <v:shape id="Graphic 3" o:spid="_x0000_s1027" style="position:absolute;left:63;top:63;width:71977;height:1556;visibility:visible;mso-wrap-style:square;v-text-anchor:top" coordsize="7197725,155575" o:gfxdata="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" path="m7150100,l47625,,29200,3780,14049,14049,3780,29200,,47625r,60325l3780,126374r10269,15151l29200,151794r18425,3781l7150100,155575r18424,-3781l7183675,141525r10269,-15151l7197725,107950r,-60325l7193944,29200,7183675,14049,7168524,3780,7150100,xe" fillcolor="#dcdcdc" stroked="f">
-                  <v:path arrowok="t"/>
-                </v:shape>
-                <v:shape id="Graphic 4" o:spid="_x0000_s1028" style="position:absolute;left:63;top:63;width:71977;height:1556;visibility:visible;mso-wrap-style:square;v-text-anchor:top" coordsize="7197725,155575" o:gfxdata="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" path="m47625,l7150100,r18424,3780l7183675,14049r10269,15151l7197725,47625r,60325l7193944,126374r-10269,15151l7168524,151794r-18424,3781l47625,155575,29200,151794,14049,141525,3780,126374,,107950,,47625,3780,29200,14049,14049,29200,3780,47625,xe" filled="f" strokeweight="1pt">
-                  <v:path arrowok="t"/>
-                </v:shape>
-                <v:shapetype id="_x0000_t202" coordsize="21600,21600" o:spt="202" path="m,l,21600r21600,l21600,xe">
-                  <v:stroke joinstyle="miter"/>
-                  <v:path gradientshapeok="t" o:connecttype="rect"/>
-                </v:shapetype>
-                <v:shape id="Textbox 5" o:spid="_x0000_s1029" type="#_x0000_t202" style="position:absolute;left:145;top:165;width:71819;height:1353;visibility:visible;mso-wrap-style:square;v-text-anchor:top" o:gfxdata="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" filled="f" stroked="f">
-                  <v:textbox inset="0,0,0,0">
-                    <w:txbxContent>
-                      <w:p>
-                        <w:pPr>
-                          <w:tabs>
-                            <w:tab w:val="left" w:pos="5506"/>
-                          </w:tabs>
-                          <w:spacing w:before="27"/>
-                          <w:ind w:left="17"/>
-                          <w:rPr>
-                            <w:rFonts w:ascii="Arial"/>
-                            <w:b/>
-                            <w:sz w:val="15"/>
-                          </w:rPr>
-                        </w:pPr>
-                        <w:r>
-                          <w:rPr>
-                            <w:rFonts w:ascii="Arial"/>
-                            <w:b/>
-                            <w:spacing w:val="-2"/>
-                            <w:position w:val="1"/>
-                            <w:sz w:val="14"/>
-                          </w:rPr>
-                          <w:t>Tomador:</w:t>
-                        </w:r>
-                        <w:r>
-                          <w:rPr>
-                            <w:rFonts w:ascii="Times New Roman"/>
-                            <w:spacing w:val="4"/>
-                            <w:position w:val="1"/>
-                            <w:sz w:val="14"/>
-                          </w:rPr>
-                          <w:t xml:space="preserve"> </w:t>
-                        </w:r>
-                        <w:r>
-                          <w:rPr>
-                            <w:rFonts w:ascii="Arial"/>
-                            <w:b/>
-                            <w:spacing w:val="-2"/>
-                            <w:position w:val="1"/>
-                            <w:sz w:val="14"/>
-                          </w:rPr>
-                          <w:t>{</w:t>
-                        </w:r>
-                        <w:proofErr w:type="spellStart"/>
-                        <w:proofErr w:type="gramStart"/>
-                        <w:r>
-                          <w:rPr>
-                            <w:rFonts w:ascii="Arial"/>
-                            <w:b/>
-                            <w:spacing w:val="-2"/>
-                            <w:position w:val="1"/>
-                            <w:sz w:val="14"/>
-                          </w:rPr>
-                          <w:t>custom.Tenedor</w:t>
-                        </w:r>
-                        <w:proofErr w:type="spellEnd"/>
-                        <w:proofErr w:type="gramEnd"/>
-                        <w:r>
-                          <w:rPr>
-                            <w:rFonts w:ascii="Arial"/>
-                            <w:b/>
-                            <w:spacing w:val="-2"/>
-                            <w:position w:val="1"/>
-                            <w:sz w:val="14"/>
-                          </w:rPr>
-                          <w:t>}</w:t>
-                        </w:r>
-                        <w:r>
-                          <w:rPr>
-                            <w:rFonts w:ascii="Times New Roman"/>
-                            <w:position w:val="1"/>
-                            <w:sz w:val="14"/>
-                          </w:rPr>
-                          <w:tab/>
-                        </w:r>
-                        <w:r>
-                          <w:rPr>
-                            <w:rFonts w:ascii="Arial"/>
-                            <w:b/>
-                            <w:sz w:val="15"/>
-                          </w:rPr>
-                          <w:t>Asegurado:</w:t>
-                        </w:r>
-                        <w:r>
-                          <w:rPr>
-                            <w:rFonts w:ascii="Times New Roman"/>
-                            <w:spacing w:val="30"/>
-                            <w:sz w:val="15"/>
-                          </w:rPr>
-                          <w:t xml:space="preserve"> </w:t>
-                        </w:r>
-                        <w:r>
-                          <w:rPr>
-                            <w:rFonts w:ascii="Arial"/>
-                            <w:b/>
-                            <w:sz w:val="15"/>
-                          </w:rPr>
-                          <w:t>{</w:t>
-                        </w:r>
-                        <w:proofErr w:type="spellStart"/>
-                        <w:r>
-                          <w:rPr>
-                            <w:rFonts w:ascii="Arial"/>
-                            <w:b/>
-                            <w:sz w:val="15"/>
-                          </w:rPr>
-                          <w:t>custom.Asegurado</w:t>
-                        </w:r>
-                        <w:proofErr w:type="spellEnd"/>
-                        <w:r>
-                          <w:rPr>
-                            <w:rFonts w:ascii="Arial"/>
-                            <w:b/>
-                            <w:sz w:val="15"/>
-                          </w:rPr>
-                          <w:t>}</w:t>
-                        </w:r>
-                      </w:p>
-                    </w:txbxContent>
-                  </v:textbox>
-                </v:shape>
-                <w10:anchorlock/>
-              </v:group>
-            </w:pict>
-          </mc:Fallback>
-        </mc:AlternateContent>
-      </w:r>
-    </w:p>
+    <w:tbl>
+      <w:tblPr>
+        <w:tblStyle w:val="Tablaconcuadrcula"/>
+        <w:tblW w:w="0" w:type="auto"/>
+        <w:tblInd w:w="565" w:type="dxa"/>
+        <w:tblBorders>
+          <w:top w:val="single" w:sz="8" w:space="0" w:color="auto"/>
+          <w:left w:val="single" w:sz="8" w:space="0" w:color="auto"/>
+          <w:bottom w:val="single" w:sz="8" w:space="0" w:color="auto"/>
+          <w:right w:val="single" w:sz="8" w:space="0" w:color="auto"/>
+          <w:insideH w:val="single" w:sz="8" w:space="0" w:color="auto"/>
+          <w:insideV w:val="none" w:sz="0" w:space="0" w:color="auto"/>
+        </w:tblBorders>
+        <w:tblLook w:val="04A0" w:firstRow="1" w:lastRow="0" w:firstColumn="1" w:lastColumn="0" w:noHBand="0" w:noVBand="1"/>
+      </w:tblPr>
+      <w:tblGrid>
+        <w:gridCol w:w="5263"/>
+        <w:gridCol w:w="5720"/>
+      </w:tblGrid>
+      <w:tr>
+        <w:trPr>
+          <w:trHeight w:val="227"/>
+        </w:trPr>
+        <w:tc>
+          <w:tcPr>
+            <w:tcW w:w="5263" w:type="dxa"/>
+            <w:vAlign w:val="center"/>
+          </w:tcPr>
+          <w:p>
+            <w:pPr>
+              <w:pStyle w:val="Textoindependiente"/>
+              <w:spacing w:before="5"/>
+              <w:rPr>
+                <w:sz w:val="7"/>
+              </w:rPr>
+            </w:pPr>
+            <w:r>
+              <w:rPr>
+                <w:rFonts w:ascii="Arial"/>
+                <w:b/>
+                <w:spacing w:val="-2"/>
+                <w:position w:val="1"/>
+                <w:sz w:val="14"/>
+              </w:rPr>
+              <w:t>Tomador:</w:t>
+            </w:r>
+            <w:r>
+              <w:rPr>
+                <w:rFonts w:ascii="Times New Roman"/>
+                <w:spacing w:val="4"/>
+                <w:position w:val="1"/>
+                <w:sz w:val="14"/>
+              </w:rPr>
+              <w:t xml:space="preserve"> </w:t>
+            </w:r>
+            <w:r>
+              <w:rPr>
+                <w:rFonts w:ascii="Arial"/>
+                <w:b/>
+                <w:spacing w:val="-2"/>
+                <w:position w:val="1"/>
+                <w:sz w:val="14"/>
+              </w:rPr>
+              <w:t>{</w:t>
+            </w:r>
+            <w:proofErr w:type="spellStart"/>
+            <w:proofErr w:type="gramStart"/>
+            <w:r>
+              <w:rPr>
+                <w:rFonts w:ascii="Arial"/>
+                <w:b/>
+                <w:spacing w:val="-2"/>
+                <w:position w:val="1"/>
+                <w:sz w:val="14"/>
+              </w:rPr>
+              <w:t>custom.Tenedor</w:t>
+            </w:r>
+            <w:proofErr w:type="spellEnd"/>
+            <w:proofErr w:type="gramEnd"/>
+            <w:r>
+              <w:rPr>
+                <w:rFonts w:ascii="Arial"/>
+                <w:b/>
+                <w:spacing w:val="-2"/>
+                <w:position w:val="1"/>
+                <w:sz w:val="14"/>
+              </w:rPr>
+              <w:t>}</w:t>
+            </w:r>
+          </w:p>
+        </w:tc>
+        <w:tc>
+          <w:tcPr>
+            <w:tcW w:w="5720" w:type="dxa"/>
+            <w:vAlign w:val="center"/>
+          </w:tcPr>
+          <w:p>
+            <w:pPr>
+              <w:pStyle w:val="Textoindependiente"/>
+              <w:spacing w:before="5"/>
+              <w:rPr>
+                <w:rFonts w:ascii="Arial"/>
+                <w:b/>
+                <w:spacing w:val="-2"/>
+                <w:position w:val="1"/>
+                <w:sz w:val="14"/>
+              </w:rPr>
+            </w:pPr>
+            <w:r>
+              <w:rPr>
+                <w:rFonts w:ascii="Arial"/>
+                <w:b/>
+                <w:spacing w:val="-2"/>
+                <w:position w:val="1"/>
+                <w:sz w:val="14"/>
+              </w:rPr>
+              <w:t>Asegurado: {</w:t>
+            </w:r>
+            <w:proofErr w:type="spellStart"/>
+            <w:proofErr w:type="gramStart"/>
+            <w:r>
+              <w:rPr>
+                <w:rFonts w:ascii="Arial"/>
+                <w:b/>
+                <w:spacing w:val="-2"/>
+                <w:position w:val="1"/>
+                <w:sz w:val="14"/>
+              </w:rPr>
+              <w:t>custom.Asegurado</w:t>
+            </w:r>
+            <w:proofErr w:type="spellEnd"/>
+            <w:proofErr w:type="gramEnd"/>
+            <w:r>
+              <w:rPr>
+                <w:rFonts w:ascii="Arial"/>
+                <w:b/>
+                <w:spacing w:val="-2"/>
+                <w:position w:val="1"/>
+                <w:sz w:val="14"/>
+              </w:rPr>
+              <w:t>}</w:t>
+            </w:r>
+          </w:p>
+          <w:p>
+            <w:pPr>
+              <w:pStyle w:val="Textoindependiente"/>
+              <w:spacing w:before="5"/>
+              <w:rPr>
+                <w:sz w:val="7"/>
+              </w:rPr>
+            </w:pPr>
+          </w:p>
+        </w:tc>
+      </w:tr>
+    </w:tbl>
     <w:tbl>
       <w:tblPr>
         <w:tblStyle w:val="TableNormal"/>
         <w:tblW w:w="0" w:type="auto"/>
-        <w:tblInd w:w="273" w:type="dxa"/>
+        <w:tblInd w:w="440" w:type="dxa"/>
         <w:tblBorders>
           <w:top w:val="single" w:sz="8" w:space="0" w:color="000000"/>
           <w:left w:val="single" w:sz="8" w:space="0" w:color="000000"/>
@@ -903,14 +537,14 @@
         <w:tblLook w:val="01E0" w:firstRow="1" w:lastRow="1" w:firstColumn="1" w:lastColumn="1" w:noHBand="0" w:noVBand="0"/>
       </w:tblPr>
       <w:tblGrid>
-        <w:gridCol w:w="1270"/>
+        <w:gridCol w:w="1103"/>
         <w:gridCol w:w="2705"/>
         <w:gridCol w:w="1805"/>
         <w:gridCol w:w="650"/>
         <w:gridCol w:w="590"/>
         <w:gridCol w:w="362"/>
         <w:gridCol w:w="333"/>
-        <w:gridCol w:w="3633"/>
+        <w:gridCol w:w="3452"/>
       </w:tblGrid>
       <w:tr>
         <w:trPr>
@@ -918,7 +552,7 @@
         </w:trPr>
         <w:tc>
           <w:tcPr>
-            <w:tcW w:w="3975" w:type="dxa"/>
+            <w:tcW w:w="3808" w:type="dxa"/>
             <w:gridSpan w:val="2"/>
             <w:tcBorders>
               <w:top w:val="nil"/>
@@ -1148,7 +782,7 @@
         </w:tc>
         <w:tc>
           <w:tcPr>
-            <w:tcW w:w="3633" w:type="dxa"/>
+            <w:tcW w:w="3452" w:type="dxa"/>
             <w:tcBorders>
               <w:top w:val="nil"/>
               <w:left w:val="nil"/>
@@ -1187,7 +821,7 @@
         </w:trPr>
         <w:tc>
           <w:tcPr>
-            <w:tcW w:w="1270" w:type="dxa"/>
+            <w:tcW w:w="1103" w:type="dxa"/>
             <w:tcBorders>
               <w:top w:val="single" w:sz="8" w:space="0" w:color="000000"/>
               <w:left w:val="single" w:sz="8" w:space="0" w:color="000000"/>
@@ -1588,7 +1222,7 @@
         </w:tc>
         <w:tc>
           <w:tcPr>
-            <w:tcW w:w="3633" w:type="dxa"/>
+            <w:tcW w:w="3452" w:type="dxa"/>
             <w:vMerge w:val="restart"/>
             <w:tcBorders>
               <w:top w:val="single" w:sz="8" w:space="0" w:color="000000"/>
@@ -1830,7 +1464,7 @@
         </w:trPr>
         <w:tc>
           <w:tcPr>
-            <w:tcW w:w="3975" w:type="dxa"/>
+            <w:tcW w:w="3808" w:type="dxa"/>
             <w:gridSpan w:val="2"/>
             <w:tcBorders>
               <w:top w:val="single" w:sz="8" w:space="0" w:color="000000"/>
@@ -2021,7 +1655,7 @@
         </w:tc>
         <w:tc>
           <w:tcPr>
-            <w:tcW w:w="3633" w:type="dxa"/>
+            <w:tcW w:w="3452" w:type="dxa"/>
             <w:vMerge/>
             <w:tcBorders>
               <w:top w:val="single" w:sz="8" w:space="0" w:color="000000"/>
@@ -2045,7 +1679,7 @@
         </w:trPr>
         <w:tc>
           <w:tcPr>
-            <w:tcW w:w="11348" w:type="dxa"/>
+            <w:tcW w:w="11000" w:type="dxa"/>
             <w:gridSpan w:val="8"/>
             <w:tcBorders>
               <w:top w:val="single" w:sz="8" w:space="0" w:color="000000"/>
@@ -2166,12 +1800,12 @@
         </w:trPr>
         <w:tc>
           <w:tcPr>
-            <w:tcW w:w="11348" w:type="dxa"/>
+            <w:tcW w:w="11000" w:type="dxa"/>
             <w:gridSpan w:val="8"/>
             <w:tcBorders>
               <w:top w:val="single" w:sz="8" w:space="0" w:color="000000"/>
               <w:left w:val="single" w:sz="8" w:space="0" w:color="000000"/>
-              <w:bottom w:val="single" w:sz="8" w:space="0" w:color="000000"/>
+              <w:bottom w:val="nil"/>
             </w:tcBorders>
             <w:shd w:val="clear" w:color="auto" w:fill="000080"/>
           </w:tcPr>
@@ -2215,46 +1849,16 @@
       </w:tr>
       <w:tr>
         <w:trPr>
-          <w:trHeight w:val="170"/>
-        </w:trPr>
-        <w:tc>
-          <w:tcPr>
-            <w:tcW w:w="11348" w:type="dxa"/>
-            <w:gridSpan w:val="8"/>
-            <w:tcBorders>
-              <w:top w:val="single" w:sz="8" w:space="0" w:color="000000"/>
-              <w:left w:val="nil"/>
-              <w:bottom w:val="nil"/>
-              <w:right w:val="nil"/>
-            </w:tcBorders>
-            <w:shd w:val="clear" w:color="auto" w:fill="auto"/>
-          </w:tcPr>
-          <w:p>
-            <w:pPr>
-              <w:pStyle w:val="TableParagraph"/>
-              <w:spacing w:line="150" w:lineRule="exact"/>
-              <w:ind w:right="2471"/>
-              <w:jc w:val="right"/>
-              <w:rPr>
-                <w:color w:val="FFFFFF"/>
-                <w:sz w:val="14"/>
-              </w:rPr>
-            </w:pPr>
-          </w:p>
-        </w:tc>
-      </w:tr>
-      <w:tr>
-        <w:trPr>
           <w:trHeight w:val="198"/>
         </w:trPr>
         <w:tc>
           <w:tcPr>
-            <w:tcW w:w="7382" w:type="dxa"/>
+            <w:tcW w:w="7215" w:type="dxa"/>
             <w:gridSpan w:val="6"/>
             <w:tcBorders>
               <w:top w:val="nil"/>
               <w:left w:val="nil"/>
-              <w:bottom w:val="dashed" w:sz="4" w:space="0" w:color="000000"/>
+              <w:bottom w:val="single" w:sz="4" w:space="0" w:color="000000"/>
               <w:right w:val="nil"/>
             </w:tcBorders>
             <w:shd w:val="clear" w:color="auto" w:fill="auto"/>
@@ -2294,12 +1898,12 @@
         </w:tc>
         <w:tc>
           <w:tcPr>
-            <w:tcW w:w="3966" w:type="dxa"/>
+            <w:tcW w:w="3785" w:type="dxa"/>
             <w:gridSpan w:val="2"/>
             <w:tcBorders>
               <w:top w:val="nil"/>
               <w:left w:val="nil"/>
-              <w:bottom w:val="dashed" w:sz="4" w:space="0" w:color="000000"/>
+              <w:bottom w:val="single" w:sz="4" w:space="0" w:color="000000"/>
               <w:right w:val="nil"/>
             </w:tcBorders>
             <w:shd w:val="clear" w:color="auto" w:fill="auto"/>
@@ -2347,10 +1951,12 @@
     <w:p>
       <w:pPr>
         <w:pStyle w:val="Textoindependiente"/>
-        <w:spacing w:before="7"/>
-        <w:rPr>
-          <w:sz w:val="10"/>
-        </w:rPr>
+        <w:tabs>
+          <w:tab w:val="left" w:pos="2681"/>
+        </w:tabs>
+        <w:spacing w:before="32" w:after="36" w:line="312" w:lineRule="auto"/>
+        <w:ind w:left="440" w:right="440"/>
+        <w:jc w:val="both"/>
       </w:pPr>
       <w:r>
         <w:rPr>
@@ -2360,16 +1966,16 @@
         <mc:AlternateContent>
           <mc:Choice Requires="wps">
             <w:drawing>
-              <wp:anchor distT="0" distB="0" distL="0" distR="0" simplePos="0" relativeHeight="487590400" behindDoc="1" locked="0" layoutInCell="1" allowOverlap="1" wp14:anchorId="2945CBAE" wp14:editId="798F0BAD">
+              <wp:anchor distT="0" distB="0" distL="0" distR="0" simplePos="0" relativeHeight="251664384" behindDoc="1" locked="0" layoutInCell="1" allowOverlap="1" wp14:anchorId="2945CBAE" wp14:editId="453F6925">
                 <wp:simplePos x="0" y="0"/>
                 <wp:positionH relativeFrom="page">
-                  <wp:posOffset>149225</wp:posOffset>
+                  <wp:posOffset>280035</wp:posOffset>
                 </wp:positionH>
                 <wp:positionV relativeFrom="paragraph">
-                  <wp:posOffset>147963</wp:posOffset>
+                  <wp:posOffset>23495</wp:posOffset>
                 </wp:positionV>
-                <wp:extent cx="7178675" cy="98425"/>
-                <wp:effectExtent l="0" t="0" r="0" b="0"/>
+                <wp:extent cx="6968490" cy="98425"/>
+                <wp:effectExtent l="0" t="0" r="22860" b="15875"/>
                 <wp:wrapTopAndBottom/>
                 <wp:docPr id="10" name="Textbox 10"/>
                 <wp:cNvGraphicFramePr>
@@ -2384,7 +1990,7 @@
                       <wps:spPr>
                         <a:xfrm>
                           <a:off x="0" y="0"/>
-                          <a:ext cx="7178675" cy="98425"/>
+                          <a:ext cx="6968490" cy="98425"/>
                         </a:xfrm>
                         <a:prstGeom prst="rect">
                           <a:avLst/>
@@ -2432,12 +2038,22 @@
                     </wps:wsp>
                   </a:graphicData>
                 </a:graphic>
+                <wp14:sizeRelH relativeFrom="margin">
+                  <wp14:pctWidth>0</wp14:pctWidth>
+                </wp14:sizeRelH>
+                <wp14:sizeRelV relativeFrom="margin">
+                  <wp14:pctHeight>0</wp14:pctHeight>
+                </wp14:sizeRelV>
               </wp:anchor>
             </w:drawing>
           </mc:Choice>
           <mc:Fallback>
             <w:pict>
-              <v:shape w14:anchorId="2945CBAE" id="Textbox 10" o:spid="_x0000_s1030" type="#_x0000_t202" style="position:absolute;margin-left:11.75pt;margin-top:11.65pt;width:565.25pt;height:7.75pt;z-index:-15726080;visibility:visible;mso-wrap-style:square;mso-wrap-distance-left:0;mso-wrap-distance-top:0;mso-wrap-distance-right:0;mso-wrap-distance-bottom:0;mso-position-horizontal:absolute;mso-position-horizontal-relative:page;mso-position-vertical:absolute;mso-position-vertical-relative:text;v-text-anchor:top" o:gfxdata="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" fillcolor="navy" strokeweight="1pt">
+              <v:shapetype w14:anchorId="2945CBAE" id="_x0000_t202" coordsize="21600,21600" o:spt="202" path="m,l,21600r21600,l21600,xe">
+                <v:stroke joinstyle="miter"/>
+                <v:path gradientshapeok="t" o:connecttype="rect"/>
+              </v:shapetype>
+              <v:shape id="Textbox 10" o:spid="_x0000_s1026" type="#_x0000_t202" style="position:absolute;left:0;text-align:left;margin-left:22.05pt;margin-top:1.85pt;width:548.7pt;height:7.75pt;z-index:-251652096;visibility:visible;mso-wrap-style:square;mso-width-percent:0;mso-height-percent:0;mso-wrap-distance-left:0;mso-wrap-distance-top:0;mso-wrap-distance-right:0;mso-wrap-distance-bottom:0;mso-position-horizontal:absolute;mso-position-horizontal-relative:page;mso-position-vertical:absolute;mso-position-vertical-relative:text;mso-width-percent:0;mso-height-percent:0;mso-width-relative:margin;mso-height-relative:margin;v-text-anchor:top" o:gfxdata="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" fillcolor="navy" strokeweight="1pt">
                 <v:path arrowok="t"/>
                 <v:textbox inset="0,0,0,0">
                   <w:txbxContent>
@@ -2472,1648 +2088,6 @@
           </mc:Fallback>
         </mc:AlternateContent>
       </w:r>
-    </w:p>
-    <w:p>
-      <w:pPr>
-        <w:pStyle w:val="Textoindependiente"/>
-        <w:tabs>
-          <w:tab w:val="left" w:pos="2681"/>
-        </w:tabs>
-        <w:spacing w:before="32" w:after="36" w:line="312" w:lineRule="auto"/>
-        <w:ind w:left="240" w:right="337"/>
-      </w:pPr>
-      <w:r>
-        <w:rPr>
-          <w:rFonts w:ascii="Arial" w:hAnsi="Arial"/>
-          <w:b/>
-          <w:w w:val="105"/>
-        </w:rPr>
-        <w:t>PRIMERO</w:t>
-      </w:r>
-      <w:r>
-        <w:rPr>
-          <w:w w:val="105"/>
-        </w:rPr>
-        <w:t>:</w:t>
-      </w:r>
-      <w:r>
-        <w:rPr>
-          <w:rFonts w:ascii="Times New Roman" w:hAnsi="Times New Roman"/>
-          <w:spacing w:val="40"/>
-          <w:w w:val="105"/>
-        </w:rPr>
-        <w:t xml:space="preserve"> </w:t>
-      </w:r>
-      <w:r>
-        <w:rPr>
-          <w:w w:val="105"/>
-        </w:rPr>
-        <w:t>Mi</w:t>
-      </w:r>
-      <w:r>
-        <w:rPr>
-          <w:rFonts w:ascii="Times New Roman" w:hAnsi="Times New Roman"/>
-          <w:spacing w:val="40"/>
-          <w:w w:val="105"/>
-        </w:rPr>
-        <w:t xml:space="preserve"> </w:t>
-      </w:r>
-      <w:r>
-        <w:rPr>
-          <w:w w:val="105"/>
-        </w:rPr>
-        <w:t>edad</w:t>
-      </w:r>
-      <w:r>
-        <w:rPr>
-          <w:rFonts w:ascii="Times New Roman" w:hAnsi="Times New Roman"/>
-          <w:spacing w:val="40"/>
-          <w:w w:val="105"/>
-        </w:rPr>
-        <w:t xml:space="preserve"> </w:t>
-      </w:r>
-      <w:r>
-        <w:rPr>
-          <w:w w:val="105"/>
-        </w:rPr>
-        <w:t>es</w:t>
-      </w:r>
-      <w:r>
-        <w:rPr>
-          <w:rFonts w:ascii="Times New Roman" w:hAnsi="Times New Roman"/>
-          <w:spacing w:val="40"/>
-          <w:w w:val="105"/>
-        </w:rPr>
-        <w:t xml:space="preserve"> </w:t>
-      </w:r>
-      <w:r>
-        <w:rPr>
-          <w:w w:val="105"/>
-        </w:rPr>
-        <w:t>mayor</w:t>
-      </w:r>
-      <w:r>
-        <w:rPr>
-          <w:rFonts w:ascii="Times New Roman" w:hAnsi="Times New Roman"/>
-          <w:spacing w:val="40"/>
-          <w:w w:val="105"/>
-        </w:rPr>
-        <w:t xml:space="preserve"> </w:t>
-      </w:r>
-      <w:r>
-        <w:rPr>
-          <w:w w:val="105"/>
-        </w:rPr>
-        <w:t>a</w:t>
-      </w:r>
-      <w:r>
-        <w:rPr>
-          <w:rFonts w:ascii="Times New Roman" w:hAnsi="Times New Roman"/>
-          <w:spacing w:val="40"/>
-          <w:w w:val="105"/>
-        </w:rPr>
-        <w:t xml:space="preserve"> </w:t>
-      </w:r>
-      <w:r>
-        <w:rPr>
-          <w:w w:val="105"/>
-        </w:rPr>
-        <w:t>45</w:t>
-      </w:r>
-      <w:r>
-        <w:rPr>
-          <w:rFonts w:ascii="Times New Roman" w:hAnsi="Times New Roman"/>
-          <w:spacing w:val="50"/>
-          <w:w w:val="105"/>
-        </w:rPr>
-        <w:t xml:space="preserve"> </w:t>
-      </w:r>
-      <w:r>
-        <w:rPr>
-          <w:w w:val="105"/>
-        </w:rPr>
-        <w:t>años,</w:t>
-      </w:r>
-      <w:r>
-        <w:rPr>
-          <w:rFonts w:ascii="Times New Roman" w:hAnsi="Times New Roman"/>
-          <w:spacing w:val="40"/>
-          <w:w w:val="105"/>
-        </w:rPr>
-        <w:t xml:space="preserve"> </w:t>
-      </w:r>
-      <w:r>
-        <w:rPr>
-          <w:w w:val="105"/>
-        </w:rPr>
-        <w:t>y</w:t>
-      </w:r>
-      <w:r>
-        <w:rPr>
-          <w:rFonts w:ascii="Times New Roman" w:hAnsi="Times New Roman"/>
-          <w:spacing w:val="40"/>
-          <w:w w:val="105"/>
-        </w:rPr>
-        <w:t xml:space="preserve"> </w:t>
-      </w:r>
-      <w:r>
-        <w:rPr>
-          <w:w w:val="105"/>
-        </w:rPr>
-        <w:t>menor</w:t>
-      </w:r>
-      <w:r>
-        <w:rPr>
-          <w:rFonts w:ascii="Times New Roman" w:hAnsi="Times New Roman"/>
-          <w:spacing w:val="40"/>
-          <w:w w:val="105"/>
-        </w:rPr>
-        <w:t xml:space="preserve"> </w:t>
-      </w:r>
-      <w:r>
-        <w:rPr>
-          <w:w w:val="105"/>
-        </w:rPr>
-        <w:t>a</w:t>
-      </w:r>
-      <w:r>
-        <w:rPr>
-          <w:rFonts w:ascii="Times New Roman" w:hAnsi="Times New Roman"/>
-          <w:spacing w:val="40"/>
-          <w:w w:val="105"/>
-        </w:rPr>
-        <w:t xml:space="preserve"> </w:t>
-      </w:r>
-      <w:r>
-        <w:rPr>
-          <w:w w:val="105"/>
-        </w:rPr>
-        <w:t>69</w:t>
-      </w:r>
-      <w:r>
-        <w:rPr>
-          <w:rFonts w:ascii="Times New Roman" w:hAnsi="Times New Roman"/>
-          <w:spacing w:val="40"/>
-          <w:w w:val="105"/>
-        </w:rPr>
-        <w:t xml:space="preserve"> </w:t>
-      </w:r>
-      <w:r>
-        <w:rPr>
-          <w:w w:val="105"/>
-        </w:rPr>
-        <w:t>años+</w:t>
-      </w:r>
-      <w:r>
-        <w:rPr>
-          <w:rFonts w:ascii="Times New Roman" w:hAnsi="Times New Roman"/>
-          <w:spacing w:val="40"/>
-          <w:w w:val="105"/>
-        </w:rPr>
-        <w:t xml:space="preserve"> </w:t>
-      </w:r>
-      <w:r>
-        <w:rPr>
-          <w:w w:val="105"/>
-        </w:rPr>
-        <w:t>364</w:t>
-      </w:r>
-      <w:r>
-        <w:rPr>
-          <w:rFonts w:ascii="Times New Roman" w:hAnsi="Times New Roman"/>
-          <w:spacing w:val="40"/>
-          <w:w w:val="105"/>
-        </w:rPr>
-        <w:t xml:space="preserve"> </w:t>
-      </w:r>
-      <w:r>
-        <w:rPr>
-          <w:w w:val="105"/>
-        </w:rPr>
-        <w:t>días.</w:t>
-      </w:r>
-      <w:r>
-        <w:rPr>
-          <w:rFonts w:ascii="Times New Roman" w:hAnsi="Times New Roman"/>
-          <w:spacing w:val="40"/>
-          <w:w w:val="105"/>
-        </w:rPr>
-        <w:t xml:space="preserve"> </w:t>
-      </w:r>
-      <w:r>
-        <w:rPr>
-          <w:rFonts w:ascii="Arial" w:hAnsi="Arial"/>
-          <w:b/>
-          <w:w w:val="105"/>
-        </w:rPr>
-        <w:t>SEGUNDO</w:t>
-      </w:r>
-      <w:r>
-        <w:rPr>
-          <w:w w:val="105"/>
-        </w:rPr>
-        <w:t>:</w:t>
-      </w:r>
-      <w:r>
-        <w:rPr>
-          <w:rFonts w:ascii="Times New Roman" w:hAnsi="Times New Roman"/>
-          <w:spacing w:val="40"/>
-          <w:w w:val="105"/>
-        </w:rPr>
-        <w:t xml:space="preserve"> </w:t>
-      </w:r>
-      <w:r>
-        <w:rPr>
-          <w:w w:val="105"/>
-        </w:rPr>
-        <w:t>No</w:t>
-      </w:r>
-      <w:r>
-        <w:rPr>
-          <w:rFonts w:ascii="Times New Roman" w:hAnsi="Times New Roman"/>
-          <w:spacing w:val="40"/>
-          <w:w w:val="105"/>
-        </w:rPr>
-        <w:t xml:space="preserve"> </w:t>
-      </w:r>
-      <w:r>
-        <w:rPr>
-          <w:w w:val="105"/>
-        </w:rPr>
-        <w:t>he</w:t>
-      </w:r>
-      <w:r>
-        <w:rPr>
-          <w:rFonts w:ascii="Times New Roman" w:hAnsi="Times New Roman"/>
-          <w:spacing w:val="40"/>
-          <w:w w:val="105"/>
-        </w:rPr>
-        <w:t xml:space="preserve"> </w:t>
-      </w:r>
-      <w:r>
-        <w:rPr>
-          <w:w w:val="105"/>
-        </w:rPr>
-        <w:t>sido</w:t>
-      </w:r>
-      <w:r>
-        <w:rPr>
-          <w:rFonts w:ascii="Times New Roman" w:hAnsi="Times New Roman"/>
-          <w:spacing w:val="40"/>
-          <w:w w:val="105"/>
-        </w:rPr>
-        <w:t xml:space="preserve"> </w:t>
-      </w:r>
-      <w:r>
-        <w:rPr>
-          <w:w w:val="105"/>
-        </w:rPr>
-        <w:t>declinado</w:t>
-      </w:r>
-      <w:r>
-        <w:rPr>
-          <w:rFonts w:ascii="Times New Roman" w:hAnsi="Times New Roman"/>
-          <w:spacing w:val="40"/>
-          <w:w w:val="105"/>
-        </w:rPr>
-        <w:t xml:space="preserve"> </w:t>
-      </w:r>
-      <w:r>
-        <w:rPr>
-          <w:w w:val="105"/>
-        </w:rPr>
-        <w:t>por</w:t>
-      </w:r>
-      <w:r>
-        <w:rPr>
-          <w:rFonts w:ascii="Times New Roman" w:hAnsi="Times New Roman"/>
-          <w:spacing w:val="40"/>
-          <w:w w:val="105"/>
-        </w:rPr>
-        <w:t xml:space="preserve"> </w:t>
-      </w:r>
-      <w:r>
-        <w:rPr>
-          <w:w w:val="105"/>
-        </w:rPr>
-        <w:t>ninguna</w:t>
-      </w:r>
-      <w:r>
-        <w:rPr>
-          <w:rFonts w:ascii="Times New Roman" w:hAnsi="Times New Roman"/>
-          <w:spacing w:val="40"/>
-          <w:w w:val="105"/>
-        </w:rPr>
-        <w:t xml:space="preserve"> </w:t>
-      </w:r>
-      <w:r>
-        <w:rPr>
-          <w:w w:val="105"/>
-        </w:rPr>
-        <w:t>compañía</w:t>
-      </w:r>
-      <w:r>
-        <w:rPr>
-          <w:rFonts w:ascii="Times New Roman" w:hAnsi="Times New Roman"/>
-          <w:spacing w:val="40"/>
-          <w:w w:val="105"/>
-        </w:rPr>
-        <w:t xml:space="preserve"> </w:t>
-      </w:r>
-      <w:r>
-        <w:rPr>
-          <w:w w:val="105"/>
-        </w:rPr>
-        <w:t>de</w:t>
-      </w:r>
-      <w:r>
-        <w:rPr>
-          <w:rFonts w:ascii="Times New Roman" w:hAnsi="Times New Roman"/>
-          <w:spacing w:val="40"/>
-          <w:w w:val="105"/>
-        </w:rPr>
-        <w:t xml:space="preserve"> </w:t>
-      </w:r>
-      <w:r>
-        <w:rPr>
-          <w:w w:val="105"/>
-        </w:rPr>
-        <w:t>seguros</w:t>
-      </w:r>
-      <w:r>
-        <w:rPr>
-          <w:rFonts w:ascii="Times New Roman" w:hAnsi="Times New Roman"/>
-          <w:spacing w:val="40"/>
-          <w:w w:val="105"/>
-        </w:rPr>
-        <w:t xml:space="preserve"> </w:t>
-      </w:r>
-      <w:r>
-        <w:rPr>
-          <w:w w:val="105"/>
-        </w:rPr>
-        <w:t>al</w:t>
-      </w:r>
-      <w:r>
-        <w:rPr>
-          <w:rFonts w:ascii="Times New Roman" w:hAnsi="Times New Roman"/>
-          <w:spacing w:val="40"/>
-          <w:w w:val="105"/>
-        </w:rPr>
-        <w:t xml:space="preserve"> </w:t>
-      </w:r>
-      <w:r>
-        <w:rPr>
-          <w:w w:val="105"/>
-        </w:rPr>
-        <w:t>presentar</w:t>
-      </w:r>
-      <w:r>
-        <w:rPr>
-          <w:rFonts w:ascii="Times New Roman" w:hAnsi="Times New Roman"/>
-          <w:spacing w:val="40"/>
-          <w:w w:val="105"/>
-        </w:rPr>
-        <w:t xml:space="preserve"> </w:t>
-      </w:r>
-      <w:r>
-        <w:rPr>
-          <w:w w:val="105"/>
-        </w:rPr>
-        <w:t>una</w:t>
-      </w:r>
-      <w:r>
-        <w:rPr>
-          <w:rFonts w:ascii="Times New Roman" w:hAnsi="Times New Roman"/>
-          <w:spacing w:val="40"/>
-          <w:w w:val="105"/>
-        </w:rPr>
-        <w:t xml:space="preserve"> </w:t>
-      </w:r>
-      <w:r>
-        <w:rPr>
-          <w:w w:val="105"/>
-        </w:rPr>
-        <w:t>solicitud</w:t>
-      </w:r>
-      <w:r>
-        <w:rPr>
-          <w:rFonts w:ascii="Times New Roman" w:hAnsi="Times New Roman"/>
-          <w:spacing w:val="40"/>
-          <w:w w:val="105"/>
-        </w:rPr>
-        <w:t xml:space="preserve"> </w:t>
-      </w:r>
-      <w:r>
-        <w:rPr>
-          <w:w w:val="105"/>
-        </w:rPr>
-        <w:t>de</w:t>
-      </w:r>
-      <w:r>
-        <w:rPr>
-          <w:rFonts w:ascii="Times New Roman" w:hAnsi="Times New Roman"/>
-          <w:spacing w:val="40"/>
-          <w:w w:val="105"/>
-        </w:rPr>
-        <w:t xml:space="preserve"> </w:t>
-      </w:r>
-      <w:r>
-        <w:rPr>
-          <w:w w:val="105"/>
-        </w:rPr>
-        <w:t>seguro</w:t>
-      </w:r>
-      <w:r>
-        <w:rPr>
-          <w:rFonts w:ascii="Times New Roman" w:hAnsi="Times New Roman"/>
-          <w:spacing w:val="40"/>
-          <w:w w:val="105"/>
-        </w:rPr>
-        <w:t xml:space="preserve"> </w:t>
-      </w:r>
-      <w:r>
-        <w:rPr>
-          <w:w w:val="105"/>
-        </w:rPr>
-        <w:t>de</w:t>
-      </w:r>
-      <w:r>
-        <w:rPr>
-          <w:rFonts w:ascii="Times New Roman" w:hAnsi="Times New Roman"/>
-          <w:spacing w:val="40"/>
-          <w:w w:val="105"/>
-        </w:rPr>
-        <w:t xml:space="preserve"> </w:t>
-      </w:r>
-      <w:r>
-        <w:rPr>
-          <w:w w:val="105"/>
-        </w:rPr>
-        <w:t>vida,</w:t>
-      </w:r>
-      <w:r>
-        <w:rPr>
-          <w:rFonts w:ascii="Times New Roman" w:hAnsi="Times New Roman"/>
-          <w:spacing w:val="40"/>
-          <w:w w:val="105"/>
-        </w:rPr>
-        <w:t xml:space="preserve"> </w:t>
-      </w:r>
-      <w:r>
-        <w:rPr>
-          <w:w w:val="105"/>
-        </w:rPr>
-        <w:t>salud</w:t>
-      </w:r>
-      <w:r>
-        <w:rPr>
-          <w:rFonts w:ascii="Times New Roman" w:hAnsi="Times New Roman"/>
-          <w:spacing w:val="40"/>
-          <w:w w:val="105"/>
-        </w:rPr>
-        <w:t xml:space="preserve"> </w:t>
-      </w:r>
-      <w:r>
-        <w:rPr>
-          <w:w w:val="105"/>
-        </w:rPr>
-        <w:t>o</w:t>
-      </w:r>
-      <w:r>
-        <w:rPr>
-          <w:rFonts w:ascii="Times New Roman" w:hAnsi="Times New Roman"/>
-          <w:spacing w:val="40"/>
-          <w:w w:val="105"/>
-        </w:rPr>
-        <w:t xml:space="preserve"> </w:t>
-      </w:r>
-      <w:r>
-        <w:rPr>
-          <w:w w:val="105"/>
-        </w:rPr>
-        <w:t>enfermedades</w:t>
-      </w:r>
-      <w:r>
-        <w:rPr>
-          <w:rFonts w:ascii="Times New Roman" w:hAnsi="Times New Roman"/>
-          <w:spacing w:val="40"/>
-          <w:w w:val="105"/>
-        </w:rPr>
-        <w:t xml:space="preserve"> </w:t>
-      </w:r>
-      <w:r>
-        <w:rPr>
-          <w:w w:val="105"/>
-        </w:rPr>
-        <w:t>graves.</w:t>
-      </w:r>
-      <w:r>
-        <w:rPr>
-          <w:rFonts w:ascii="Times New Roman" w:hAnsi="Times New Roman"/>
-        </w:rPr>
-        <w:tab/>
-      </w:r>
-      <w:r>
-        <w:rPr>
-          <w:rFonts w:ascii="Arial" w:hAnsi="Arial"/>
-          <w:b/>
-          <w:w w:val="105"/>
-        </w:rPr>
-        <w:t>TERCERO</w:t>
-      </w:r>
-      <w:r>
-        <w:rPr>
-          <w:w w:val="105"/>
-        </w:rPr>
-        <w:t>:</w:t>
-      </w:r>
-      <w:r>
-        <w:rPr>
-          <w:rFonts w:ascii="Times New Roman" w:hAnsi="Times New Roman"/>
-          <w:spacing w:val="60"/>
-          <w:w w:val="105"/>
-        </w:rPr>
-        <w:t xml:space="preserve"> </w:t>
-      </w:r>
-      <w:r>
-        <w:rPr>
-          <w:w w:val="105"/>
-        </w:rPr>
-        <w:t>Las</w:t>
-      </w:r>
-      <w:r>
-        <w:rPr>
-          <w:rFonts w:ascii="Times New Roman" w:hAnsi="Times New Roman"/>
-          <w:spacing w:val="60"/>
-          <w:w w:val="105"/>
-        </w:rPr>
-        <w:t xml:space="preserve"> </w:t>
-      </w:r>
-      <w:r>
-        <w:rPr>
-          <w:w w:val="105"/>
-        </w:rPr>
-        <w:t>actividades</w:t>
-      </w:r>
-      <w:r>
-        <w:rPr>
-          <w:rFonts w:ascii="Times New Roman" w:hAnsi="Times New Roman"/>
-          <w:spacing w:val="60"/>
-          <w:w w:val="105"/>
-        </w:rPr>
-        <w:t xml:space="preserve"> </w:t>
-      </w:r>
-      <w:r>
-        <w:rPr>
-          <w:w w:val="105"/>
-        </w:rPr>
-        <w:t>a</w:t>
-      </w:r>
-      <w:r>
-        <w:rPr>
-          <w:rFonts w:ascii="Times New Roman" w:hAnsi="Times New Roman"/>
-          <w:spacing w:val="60"/>
-          <w:w w:val="105"/>
-        </w:rPr>
-        <w:t xml:space="preserve"> </w:t>
-      </w:r>
-      <w:r>
-        <w:rPr>
-          <w:w w:val="105"/>
-        </w:rPr>
-        <w:t>las</w:t>
-      </w:r>
-      <w:r>
-        <w:rPr>
-          <w:rFonts w:ascii="Times New Roman" w:hAnsi="Times New Roman"/>
-          <w:spacing w:val="60"/>
-          <w:w w:val="105"/>
-        </w:rPr>
-        <w:t xml:space="preserve"> </w:t>
-      </w:r>
-      <w:r>
-        <w:rPr>
-          <w:w w:val="105"/>
-        </w:rPr>
-        <w:t>que</w:t>
-      </w:r>
-      <w:r>
-        <w:rPr>
-          <w:rFonts w:ascii="Times New Roman" w:hAnsi="Times New Roman"/>
-          <w:spacing w:val="60"/>
-          <w:w w:val="105"/>
-        </w:rPr>
-        <w:t xml:space="preserve"> </w:t>
-      </w:r>
-      <w:r>
-        <w:rPr>
-          <w:w w:val="105"/>
-        </w:rPr>
-        <w:t>me</w:t>
-      </w:r>
-      <w:r>
-        <w:rPr>
-          <w:rFonts w:ascii="Times New Roman" w:hAnsi="Times New Roman"/>
-          <w:spacing w:val="60"/>
-          <w:w w:val="105"/>
-        </w:rPr>
-        <w:t xml:space="preserve"> </w:t>
-      </w:r>
-      <w:r>
-        <w:rPr>
-          <w:w w:val="105"/>
-        </w:rPr>
-        <w:t>dedico</w:t>
-      </w:r>
-      <w:r>
-        <w:rPr>
-          <w:rFonts w:ascii="Times New Roman" w:hAnsi="Times New Roman"/>
-          <w:spacing w:val="60"/>
-          <w:w w:val="105"/>
-        </w:rPr>
-        <w:t xml:space="preserve"> </w:t>
-      </w:r>
-      <w:r>
-        <w:rPr>
-          <w:w w:val="105"/>
-        </w:rPr>
-        <w:t>son</w:t>
-      </w:r>
-      <w:r>
-        <w:rPr>
-          <w:rFonts w:ascii="Times New Roman" w:hAnsi="Times New Roman"/>
-          <w:spacing w:val="60"/>
-          <w:w w:val="105"/>
-        </w:rPr>
-        <w:t xml:space="preserve"> </w:t>
-      </w:r>
-      <w:r>
-        <w:rPr>
-          <w:w w:val="105"/>
-        </w:rPr>
-        <w:t>lícitas</w:t>
-      </w:r>
-      <w:r>
-        <w:rPr>
-          <w:rFonts w:ascii="Times New Roman" w:hAnsi="Times New Roman"/>
-          <w:spacing w:val="60"/>
-          <w:w w:val="105"/>
-        </w:rPr>
-        <w:t xml:space="preserve"> </w:t>
-      </w:r>
-      <w:r>
-        <w:rPr>
-          <w:w w:val="105"/>
-        </w:rPr>
-        <w:t>y</w:t>
-      </w:r>
-      <w:r>
-        <w:rPr>
-          <w:rFonts w:ascii="Times New Roman" w:hAnsi="Times New Roman"/>
-          <w:spacing w:val="60"/>
-          <w:w w:val="105"/>
-        </w:rPr>
-        <w:t xml:space="preserve"> </w:t>
-      </w:r>
-      <w:r>
-        <w:rPr>
-          <w:w w:val="105"/>
-        </w:rPr>
-        <w:t>las</w:t>
-      </w:r>
-      <w:r>
-        <w:rPr>
-          <w:rFonts w:ascii="Times New Roman" w:hAnsi="Times New Roman"/>
-          <w:spacing w:val="60"/>
-          <w:w w:val="105"/>
-        </w:rPr>
-        <w:t xml:space="preserve"> </w:t>
-      </w:r>
-      <w:r>
-        <w:rPr>
-          <w:w w:val="105"/>
-        </w:rPr>
-        <w:t>ejerzo</w:t>
-      </w:r>
-      <w:r>
-        <w:rPr>
-          <w:rFonts w:ascii="Times New Roman" w:hAnsi="Times New Roman"/>
-          <w:spacing w:val="60"/>
-          <w:w w:val="105"/>
-        </w:rPr>
-        <w:t xml:space="preserve"> </w:t>
-      </w:r>
-      <w:r>
-        <w:rPr>
-          <w:w w:val="105"/>
-        </w:rPr>
-        <w:t>dentro</w:t>
-      </w:r>
-      <w:r>
-        <w:rPr>
-          <w:rFonts w:ascii="Times New Roman" w:hAnsi="Times New Roman"/>
-          <w:spacing w:val="60"/>
-          <w:w w:val="105"/>
-        </w:rPr>
-        <w:t xml:space="preserve"> </w:t>
-      </w:r>
-      <w:r>
-        <w:rPr>
-          <w:w w:val="105"/>
-        </w:rPr>
-        <w:t>de</w:t>
-      </w:r>
-      <w:r>
-        <w:rPr>
-          <w:rFonts w:ascii="Times New Roman" w:hAnsi="Times New Roman"/>
-          <w:spacing w:val="60"/>
-          <w:w w:val="105"/>
-        </w:rPr>
-        <w:t xml:space="preserve"> </w:t>
-      </w:r>
-      <w:r>
-        <w:rPr>
-          <w:w w:val="105"/>
-        </w:rPr>
-        <w:t>los</w:t>
-      </w:r>
-      <w:r>
-        <w:rPr>
-          <w:rFonts w:ascii="Times New Roman" w:hAnsi="Times New Roman"/>
-          <w:spacing w:val="60"/>
-          <w:w w:val="105"/>
-        </w:rPr>
-        <w:t xml:space="preserve"> </w:t>
-      </w:r>
-      <w:r>
-        <w:rPr>
-          <w:w w:val="105"/>
-        </w:rPr>
-        <w:t>marcos</w:t>
-      </w:r>
-      <w:r>
-        <w:rPr>
-          <w:rFonts w:ascii="Times New Roman" w:hAnsi="Times New Roman"/>
-          <w:spacing w:val="60"/>
-          <w:w w:val="105"/>
-        </w:rPr>
-        <w:t xml:space="preserve"> </w:t>
-      </w:r>
-      <w:r>
-        <w:rPr>
-          <w:w w:val="105"/>
-        </w:rPr>
-        <w:t>legales.</w:t>
-      </w:r>
-      <w:r>
-        <w:rPr>
-          <w:rFonts w:ascii="Times New Roman" w:hAnsi="Times New Roman"/>
-          <w:spacing w:val="80"/>
-          <w:w w:val="105"/>
-        </w:rPr>
-        <w:t xml:space="preserve"> </w:t>
-      </w:r>
-      <w:r>
-        <w:rPr>
-          <w:rFonts w:ascii="Arial" w:hAnsi="Arial"/>
-          <w:b/>
-          <w:w w:val="105"/>
-        </w:rPr>
-        <w:t>CUARTO</w:t>
-      </w:r>
-      <w:r>
-        <w:rPr>
-          <w:w w:val="105"/>
-        </w:rPr>
-        <w:t>:</w:t>
-      </w:r>
-      <w:r>
-        <w:rPr>
-          <w:rFonts w:ascii="Times New Roman" w:hAnsi="Times New Roman"/>
-          <w:spacing w:val="60"/>
-          <w:w w:val="105"/>
-        </w:rPr>
-        <w:t xml:space="preserve"> </w:t>
-      </w:r>
-      <w:r>
-        <w:rPr>
-          <w:w w:val="105"/>
-        </w:rPr>
-        <w:t>Estoy</w:t>
-      </w:r>
-      <w:r>
-        <w:rPr>
-          <w:rFonts w:ascii="Times New Roman" w:hAnsi="Times New Roman"/>
-          <w:spacing w:val="60"/>
-          <w:w w:val="105"/>
-        </w:rPr>
-        <w:t xml:space="preserve"> </w:t>
-      </w:r>
-      <w:r>
-        <w:rPr>
-          <w:w w:val="105"/>
-        </w:rPr>
-        <w:t>desarrollando</w:t>
-      </w:r>
-      <w:r>
-        <w:rPr>
-          <w:rFonts w:ascii="Times New Roman" w:hAnsi="Times New Roman"/>
-          <w:spacing w:val="60"/>
-          <w:w w:val="105"/>
-        </w:rPr>
-        <w:t xml:space="preserve"> </w:t>
-      </w:r>
-      <w:r>
-        <w:rPr>
-          <w:w w:val="105"/>
-        </w:rPr>
-        <w:t>en</w:t>
-      </w:r>
-      <w:r>
-        <w:rPr>
-          <w:rFonts w:ascii="Times New Roman" w:hAnsi="Times New Roman"/>
-          <w:spacing w:val="40"/>
-          <w:w w:val="105"/>
-        </w:rPr>
-        <w:t xml:space="preserve"> </w:t>
-      </w:r>
-      <w:r>
-        <w:rPr>
-          <w:w w:val="105"/>
-        </w:rPr>
-        <w:t>forma</w:t>
-      </w:r>
-      <w:r>
-        <w:rPr>
-          <w:rFonts w:ascii="Times New Roman" w:hAnsi="Times New Roman"/>
-          <w:spacing w:val="62"/>
-          <w:w w:val="105"/>
-        </w:rPr>
-        <w:t xml:space="preserve"> </w:t>
-      </w:r>
-      <w:r>
-        <w:rPr>
-          <w:w w:val="105"/>
-        </w:rPr>
-        <w:t>normal</w:t>
-      </w:r>
-      <w:r>
-        <w:rPr>
-          <w:rFonts w:ascii="Times New Roman" w:hAnsi="Times New Roman"/>
-          <w:spacing w:val="62"/>
-          <w:w w:val="105"/>
-        </w:rPr>
-        <w:t xml:space="preserve"> </w:t>
-      </w:r>
-      <w:r>
-        <w:rPr>
-          <w:w w:val="105"/>
-        </w:rPr>
-        <w:t>mis</w:t>
-      </w:r>
-      <w:r>
-        <w:rPr>
-          <w:rFonts w:ascii="Times New Roman" w:hAnsi="Times New Roman"/>
-          <w:spacing w:val="62"/>
-          <w:w w:val="105"/>
-        </w:rPr>
-        <w:t xml:space="preserve"> </w:t>
-      </w:r>
-      <w:r>
-        <w:rPr>
-          <w:w w:val="105"/>
-        </w:rPr>
-        <w:t>actividades</w:t>
-      </w:r>
-      <w:r>
-        <w:rPr>
-          <w:rFonts w:ascii="Times New Roman" w:hAnsi="Times New Roman"/>
-          <w:spacing w:val="62"/>
-          <w:w w:val="105"/>
-        </w:rPr>
-        <w:t xml:space="preserve"> </w:t>
-      </w:r>
-      <w:r>
-        <w:rPr>
-          <w:w w:val="105"/>
-        </w:rPr>
-        <w:t>y</w:t>
-      </w:r>
-      <w:r>
-        <w:rPr>
-          <w:rFonts w:ascii="Times New Roman" w:hAnsi="Times New Roman"/>
-          <w:spacing w:val="62"/>
-          <w:w w:val="105"/>
-        </w:rPr>
-        <w:t xml:space="preserve"> </w:t>
-      </w:r>
-      <w:r>
-        <w:rPr>
-          <w:w w:val="105"/>
-        </w:rPr>
-        <w:t>no</w:t>
-      </w:r>
-      <w:r>
-        <w:rPr>
-          <w:rFonts w:ascii="Times New Roman" w:hAnsi="Times New Roman"/>
-          <w:spacing w:val="62"/>
-          <w:w w:val="105"/>
-        </w:rPr>
-        <w:t xml:space="preserve"> </w:t>
-      </w:r>
-      <w:r>
-        <w:rPr>
-          <w:w w:val="105"/>
-        </w:rPr>
-        <w:t>he</w:t>
-      </w:r>
-      <w:r>
-        <w:rPr>
-          <w:rFonts w:ascii="Times New Roman" w:hAnsi="Times New Roman"/>
-          <w:spacing w:val="62"/>
-          <w:w w:val="105"/>
-        </w:rPr>
-        <w:t xml:space="preserve"> </w:t>
-      </w:r>
-      <w:r>
-        <w:rPr>
-          <w:w w:val="105"/>
-        </w:rPr>
-        <w:t>recibido</w:t>
-      </w:r>
-      <w:r>
-        <w:rPr>
-          <w:rFonts w:ascii="Times New Roman" w:hAnsi="Times New Roman"/>
-          <w:spacing w:val="62"/>
-          <w:w w:val="105"/>
-        </w:rPr>
-        <w:t xml:space="preserve"> </w:t>
-      </w:r>
-      <w:r>
-        <w:rPr>
-          <w:w w:val="105"/>
-        </w:rPr>
-        <w:t>amenazas</w:t>
-      </w:r>
-      <w:r>
-        <w:rPr>
-          <w:rFonts w:ascii="Times New Roman" w:hAnsi="Times New Roman"/>
-          <w:spacing w:val="62"/>
-          <w:w w:val="105"/>
-        </w:rPr>
-        <w:t xml:space="preserve"> </w:t>
-      </w:r>
-      <w:r>
-        <w:rPr>
-          <w:w w:val="105"/>
-        </w:rPr>
-        <w:t>contra</w:t>
-      </w:r>
-      <w:r>
-        <w:rPr>
-          <w:rFonts w:ascii="Times New Roman" w:hAnsi="Times New Roman"/>
-          <w:spacing w:val="62"/>
-          <w:w w:val="105"/>
-        </w:rPr>
-        <w:t xml:space="preserve"> </w:t>
-      </w:r>
-      <w:r>
-        <w:rPr>
-          <w:w w:val="105"/>
-        </w:rPr>
-        <w:t>mi</w:t>
-      </w:r>
-      <w:r>
-        <w:rPr>
-          <w:rFonts w:ascii="Times New Roman" w:hAnsi="Times New Roman"/>
-          <w:spacing w:val="62"/>
-          <w:w w:val="105"/>
-        </w:rPr>
-        <w:t xml:space="preserve"> </w:t>
-      </w:r>
-      <w:r>
-        <w:rPr>
-          <w:w w:val="105"/>
-        </w:rPr>
-        <w:t>vida</w:t>
-      </w:r>
-      <w:r>
-        <w:rPr>
-          <w:rFonts w:ascii="Times New Roman" w:hAnsi="Times New Roman"/>
-          <w:spacing w:val="62"/>
-          <w:w w:val="105"/>
-        </w:rPr>
-        <w:t xml:space="preserve"> </w:t>
-      </w:r>
-      <w:r>
-        <w:rPr>
-          <w:w w:val="105"/>
-        </w:rPr>
-        <w:t>e</w:t>
-      </w:r>
-      <w:r>
-        <w:rPr>
-          <w:rFonts w:ascii="Times New Roman" w:hAnsi="Times New Roman"/>
-          <w:spacing w:val="62"/>
-          <w:w w:val="105"/>
-        </w:rPr>
-        <w:t xml:space="preserve"> </w:t>
-      </w:r>
-      <w:r>
-        <w:rPr>
-          <w:w w:val="105"/>
-        </w:rPr>
-        <w:t>integridad.</w:t>
-      </w:r>
-      <w:r>
-        <w:rPr>
-          <w:rFonts w:ascii="Times New Roman" w:hAnsi="Times New Roman"/>
-          <w:spacing w:val="80"/>
-          <w:w w:val="105"/>
-        </w:rPr>
-        <w:t xml:space="preserve"> </w:t>
-      </w:r>
-      <w:r>
-        <w:rPr>
-          <w:rFonts w:ascii="Arial" w:hAnsi="Arial"/>
-          <w:b/>
-          <w:w w:val="105"/>
-        </w:rPr>
-        <w:t>QUINTO</w:t>
-      </w:r>
-      <w:r>
-        <w:rPr>
-          <w:w w:val="105"/>
-        </w:rPr>
-        <w:t>:</w:t>
-      </w:r>
-      <w:r>
-        <w:rPr>
-          <w:rFonts w:ascii="Times New Roman" w:hAnsi="Times New Roman"/>
-          <w:spacing w:val="62"/>
-          <w:w w:val="105"/>
-        </w:rPr>
-        <w:t xml:space="preserve"> </w:t>
-      </w:r>
-      <w:r>
-        <w:rPr>
-          <w:w w:val="105"/>
-        </w:rPr>
-        <w:t>No</w:t>
-      </w:r>
-      <w:r>
-        <w:rPr>
-          <w:rFonts w:ascii="Times New Roman" w:hAnsi="Times New Roman"/>
-          <w:spacing w:val="62"/>
-          <w:w w:val="105"/>
-        </w:rPr>
-        <w:t xml:space="preserve"> </w:t>
-      </w:r>
-      <w:r>
-        <w:rPr>
-          <w:w w:val="105"/>
-        </w:rPr>
-        <w:t>practico</w:t>
-      </w:r>
-      <w:r>
-        <w:rPr>
-          <w:rFonts w:ascii="Times New Roman" w:hAnsi="Times New Roman"/>
-          <w:spacing w:val="62"/>
-          <w:w w:val="105"/>
-        </w:rPr>
-        <w:t xml:space="preserve"> </w:t>
-      </w:r>
-      <w:r>
-        <w:rPr>
-          <w:w w:val="105"/>
-        </w:rPr>
-        <w:t>deportes</w:t>
-      </w:r>
-      <w:r>
-        <w:rPr>
-          <w:rFonts w:ascii="Times New Roman" w:hAnsi="Times New Roman"/>
-          <w:spacing w:val="62"/>
-          <w:w w:val="105"/>
-        </w:rPr>
-        <w:t xml:space="preserve"> </w:t>
-      </w:r>
-      <w:r>
-        <w:rPr>
-          <w:w w:val="105"/>
-        </w:rPr>
-        <w:t>que</w:t>
-      </w:r>
-      <w:r>
-        <w:rPr>
-          <w:rFonts w:ascii="Times New Roman" w:hAnsi="Times New Roman"/>
-          <w:spacing w:val="62"/>
-          <w:w w:val="105"/>
-        </w:rPr>
-        <w:t xml:space="preserve"> </w:t>
-      </w:r>
-      <w:r>
-        <w:rPr>
-          <w:w w:val="105"/>
-        </w:rPr>
-        <w:t>afecten</w:t>
-      </w:r>
-      <w:r>
-        <w:rPr>
-          <w:rFonts w:ascii="Times New Roman" w:hAnsi="Times New Roman"/>
-          <w:spacing w:val="62"/>
-          <w:w w:val="105"/>
-        </w:rPr>
-        <w:t xml:space="preserve"> </w:t>
-      </w:r>
-      <w:r>
-        <w:rPr>
-          <w:w w:val="105"/>
-        </w:rPr>
-        <w:t>mi</w:t>
-      </w:r>
-      <w:r>
-        <w:rPr>
-          <w:rFonts w:ascii="Times New Roman" w:hAnsi="Times New Roman"/>
-          <w:spacing w:val="62"/>
-          <w:w w:val="105"/>
-        </w:rPr>
-        <w:t xml:space="preserve"> </w:t>
-      </w:r>
-      <w:r>
-        <w:rPr>
-          <w:w w:val="105"/>
-        </w:rPr>
-        <w:t>integridad,</w:t>
-      </w:r>
-      <w:r>
-        <w:rPr>
-          <w:rFonts w:ascii="Times New Roman" w:hAnsi="Times New Roman"/>
-          <w:spacing w:val="62"/>
-          <w:w w:val="105"/>
-        </w:rPr>
-        <w:t xml:space="preserve"> </w:t>
-      </w:r>
-      <w:r>
-        <w:rPr>
-          <w:w w:val="105"/>
-        </w:rPr>
-        <w:t>como</w:t>
-      </w:r>
-      <w:r>
-        <w:rPr>
-          <w:rFonts w:ascii="Times New Roman" w:hAnsi="Times New Roman"/>
-          <w:spacing w:val="62"/>
-          <w:w w:val="105"/>
-        </w:rPr>
-        <w:t xml:space="preserve"> </w:t>
-      </w:r>
-      <w:r>
-        <w:rPr>
-          <w:w w:val="105"/>
-        </w:rPr>
-        <w:t>los</w:t>
-      </w:r>
-      <w:r>
-        <w:rPr>
-          <w:rFonts w:ascii="Times New Roman" w:hAnsi="Times New Roman"/>
-          <w:spacing w:val="62"/>
-          <w:w w:val="105"/>
-        </w:rPr>
-        <w:t xml:space="preserve"> </w:t>
-      </w:r>
-      <w:r>
-        <w:rPr>
-          <w:w w:val="105"/>
-        </w:rPr>
-        <w:t>considerados</w:t>
-      </w:r>
-      <w:r>
-        <w:rPr>
-          <w:rFonts w:ascii="Times New Roman" w:hAnsi="Times New Roman"/>
-          <w:spacing w:val="62"/>
-          <w:w w:val="105"/>
-        </w:rPr>
-        <w:t xml:space="preserve"> </w:t>
-      </w:r>
-      <w:r>
-        <w:rPr>
-          <w:w w:val="105"/>
-        </w:rPr>
-        <w:t>de</w:t>
-      </w:r>
-      <w:r>
-        <w:rPr>
-          <w:rFonts w:ascii="Times New Roman" w:hAnsi="Times New Roman"/>
-          <w:spacing w:val="62"/>
-          <w:w w:val="105"/>
-        </w:rPr>
-        <w:t xml:space="preserve"> </w:t>
-      </w:r>
-      <w:r>
-        <w:rPr>
-          <w:w w:val="105"/>
-        </w:rPr>
-        <w:t>alto</w:t>
-      </w:r>
-      <w:r>
-        <w:rPr>
-          <w:rFonts w:ascii="Times New Roman" w:hAnsi="Times New Roman"/>
-          <w:spacing w:val="40"/>
-          <w:w w:val="105"/>
-        </w:rPr>
-        <w:t xml:space="preserve"> </w:t>
-      </w:r>
-      <w:r>
-        <w:rPr>
-          <w:w w:val="105"/>
-        </w:rPr>
-        <w:t>riesgo.</w:t>
-      </w:r>
-      <w:r>
-        <w:rPr>
-          <w:rFonts w:ascii="Times New Roman" w:hAnsi="Times New Roman"/>
-          <w:spacing w:val="62"/>
-          <w:w w:val="105"/>
-        </w:rPr>
-        <w:t xml:space="preserve"> </w:t>
-      </w:r>
-      <w:r>
-        <w:rPr>
-          <w:rFonts w:ascii="Arial" w:hAnsi="Arial"/>
-          <w:b/>
-          <w:w w:val="105"/>
-        </w:rPr>
-        <w:t>SEXTO</w:t>
-      </w:r>
-      <w:r>
-        <w:rPr>
-          <w:w w:val="105"/>
-        </w:rPr>
-        <w:t>:</w:t>
-      </w:r>
-      <w:r>
-        <w:rPr>
-          <w:rFonts w:ascii="Times New Roman" w:hAnsi="Times New Roman"/>
-          <w:spacing w:val="61"/>
-          <w:w w:val="105"/>
-        </w:rPr>
-        <w:t xml:space="preserve"> </w:t>
-      </w:r>
-      <w:r>
-        <w:rPr>
-          <w:w w:val="105"/>
-        </w:rPr>
-        <w:t>Conozco</w:t>
-      </w:r>
-      <w:r>
-        <w:rPr>
-          <w:rFonts w:ascii="Times New Roman" w:hAnsi="Times New Roman"/>
-          <w:spacing w:val="61"/>
-          <w:w w:val="105"/>
-        </w:rPr>
-        <w:t xml:space="preserve"> </w:t>
-      </w:r>
-      <w:r>
-        <w:rPr>
-          <w:w w:val="105"/>
-        </w:rPr>
-        <w:t>que</w:t>
-      </w:r>
-      <w:r>
-        <w:rPr>
-          <w:rFonts w:ascii="Times New Roman" w:hAnsi="Times New Roman"/>
-          <w:spacing w:val="61"/>
-          <w:w w:val="105"/>
-        </w:rPr>
-        <w:t xml:space="preserve"> </w:t>
-      </w:r>
-      <w:r>
-        <w:rPr>
-          <w:w w:val="105"/>
-        </w:rPr>
-        <w:t>esta</w:t>
-      </w:r>
-      <w:r>
-        <w:rPr>
-          <w:rFonts w:ascii="Times New Roman" w:hAnsi="Times New Roman"/>
-          <w:spacing w:val="61"/>
-          <w:w w:val="105"/>
-        </w:rPr>
-        <w:t xml:space="preserve"> </w:t>
-      </w:r>
-      <w:r>
-        <w:rPr>
-          <w:w w:val="105"/>
-        </w:rPr>
-        <w:t>póliza</w:t>
-      </w:r>
-      <w:r>
-        <w:rPr>
-          <w:rFonts w:ascii="Times New Roman" w:hAnsi="Times New Roman"/>
-          <w:spacing w:val="61"/>
-          <w:w w:val="105"/>
-        </w:rPr>
-        <w:t xml:space="preserve"> </w:t>
-      </w:r>
-      <w:r>
-        <w:rPr>
-          <w:w w:val="105"/>
-        </w:rPr>
-        <w:t>no</w:t>
-      </w:r>
-      <w:r>
-        <w:rPr>
-          <w:rFonts w:ascii="Times New Roman" w:hAnsi="Times New Roman"/>
-          <w:spacing w:val="61"/>
-          <w:w w:val="105"/>
-        </w:rPr>
-        <w:t xml:space="preserve"> </w:t>
-      </w:r>
-      <w:r>
-        <w:rPr>
-          <w:w w:val="105"/>
-        </w:rPr>
-        <w:t>cubre</w:t>
-      </w:r>
-      <w:r>
-        <w:rPr>
-          <w:rFonts w:ascii="Times New Roman" w:hAnsi="Times New Roman"/>
-          <w:spacing w:val="61"/>
-          <w:w w:val="105"/>
-        </w:rPr>
-        <w:t xml:space="preserve"> </w:t>
-      </w:r>
-      <w:r>
-        <w:rPr>
-          <w:w w:val="105"/>
-        </w:rPr>
-        <w:t>la</w:t>
-      </w:r>
-      <w:r>
-        <w:rPr>
-          <w:rFonts w:ascii="Times New Roman" w:hAnsi="Times New Roman"/>
-          <w:spacing w:val="62"/>
-          <w:w w:val="105"/>
-        </w:rPr>
-        <w:t xml:space="preserve"> </w:t>
-      </w:r>
-      <w:r>
-        <w:rPr>
-          <w:w w:val="105"/>
-        </w:rPr>
-        <w:t>muerte</w:t>
-      </w:r>
-      <w:r>
-        <w:rPr>
-          <w:rFonts w:ascii="Times New Roman" w:hAnsi="Times New Roman"/>
-          <w:spacing w:val="62"/>
-          <w:w w:val="105"/>
-        </w:rPr>
-        <w:t xml:space="preserve"> </w:t>
-      </w:r>
-      <w:r>
-        <w:rPr>
-          <w:w w:val="105"/>
-        </w:rPr>
-        <w:t>o</w:t>
-      </w:r>
-      <w:r>
-        <w:rPr>
-          <w:rFonts w:ascii="Times New Roman" w:hAnsi="Times New Roman"/>
-          <w:spacing w:val="62"/>
-          <w:w w:val="105"/>
-        </w:rPr>
-        <w:t xml:space="preserve"> </w:t>
-      </w:r>
-      <w:r>
-        <w:rPr>
-          <w:w w:val="105"/>
-        </w:rPr>
-        <w:t>incapacidad</w:t>
-      </w:r>
-      <w:r>
-        <w:rPr>
-          <w:rFonts w:ascii="Times New Roman" w:hAnsi="Times New Roman"/>
-          <w:spacing w:val="62"/>
-          <w:w w:val="105"/>
-        </w:rPr>
-        <w:t xml:space="preserve"> </w:t>
-      </w:r>
-      <w:r>
-        <w:rPr>
-          <w:w w:val="105"/>
-        </w:rPr>
-        <w:t>total</w:t>
-      </w:r>
-      <w:r>
-        <w:rPr>
-          <w:rFonts w:ascii="Times New Roman" w:hAnsi="Times New Roman"/>
-          <w:spacing w:val="62"/>
-          <w:w w:val="105"/>
-        </w:rPr>
-        <w:t xml:space="preserve"> </w:t>
-      </w:r>
-      <w:r>
-        <w:rPr>
-          <w:w w:val="105"/>
-        </w:rPr>
-        <w:t>y</w:t>
-      </w:r>
-      <w:r>
-        <w:rPr>
-          <w:rFonts w:ascii="Times New Roman" w:hAnsi="Times New Roman"/>
-          <w:spacing w:val="62"/>
-          <w:w w:val="105"/>
-        </w:rPr>
-        <w:t xml:space="preserve"> </w:t>
-      </w:r>
-      <w:r>
-        <w:rPr>
-          <w:w w:val="105"/>
-        </w:rPr>
-        <w:t>permanente</w:t>
-      </w:r>
-      <w:r>
-        <w:rPr>
-          <w:rFonts w:ascii="Times New Roman" w:hAnsi="Times New Roman"/>
-          <w:spacing w:val="62"/>
-          <w:w w:val="105"/>
-        </w:rPr>
-        <w:t xml:space="preserve"> </w:t>
-      </w:r>
-      <w:r>
-        <w:rPr>
-          <w:w w:val="105"/>
-        </w:rPr>
-        <w:t>derivada</w:t>
-      </w:r>
-      <w:r>
-        <w:rPr>
-          <w:rFonts w:ascii="Times New Roman" w:hAnsi="Times New Roman"/>
-          <w:spacing w:val="62"/>
-          <w:w w:val="105"/>
-        </w:rPr>
-        <w:t xml:space="preserve"> </w:t>
-      </w:r>
-      <w:r>
-        <w:rPr>
-          <w:w w:val="105"/>
-        </w:rPr>
-        <w:t>de</w:t>
-      </w:r>
-      <w:r>
-        <w:rPr>
-          <w:rFonts w:ascii="Times New Roman" w:hAnsi="Times New Roman"/>
-          <w:spacing w:val="62"/>
-          <w:w w:val="105"/>
-        </w:rPr>
-        <w:t xml:space="preserve"> </w:t>
-      </w:r>
-      <w:r>
-        <w:rPr>
-          <w:w w:val="105"/>
-        </w:rPr>
-        <w:t>cualquier</w:t>
-      </w:r>
-      <w:r>
-        <w:rPr>
-          <w:rFonts w:ascii="Times New Roman" w:hAnsi="Times New Roman"/>
-          <w:spacing w:val="62"/>
-          <w:w w:val="105"/>
-        </w:rPr>
-        <w:t xml:space="preserve"> </w:t>
-      </w:r>
-      <w:r>
-        <w:rPr>
-          <w:w w:val="105"/>
-        </w:rPr>
-        <w:t>enfermedad</w:t>
-      </w:r>
-      <w:r>
-        <w:rPr>
-          <w:rFonts w:ascii="Times New Roman" w:hAnsi="Times New Roman"/>
-          <w:spacing w:val="62"/>
-          <w:w w:val="105"/>
-        </w:rPr>
-        <w:t xml:space="preserve"> </w:t>
-      </w:r>
-      <w:r>
-        <w:rPr>
-          <w:w w:val="105"/>
-        </w:rPr>
-        <w:t>diagnosticada</w:t>
-      </w:r>
-      <w:r>
-        <w:rPr>
-          <w:rFonts w:ascii="Times New Roman" w:hAnsi="Times New Roman"/>
-          <w:spacing w:val="62"/>
-          <w:w w:val="105"/>
-        </w:rPr>
-        <w:t xml:space="preserve"> </w:t>
-      </w:r>
-      <w:r>
-        <w:rPr>
-          <w:w w:val="105"/>
-        </w:rPr>
-        <w:t>antes</w:t>
-      </w:r>
-      <w:r>
-        <w:rPr>
-          <w:rFonts w:ascii="Times New Roman" w:hAnsi="Times New Roman"/>
-          <w:spacing w:val="62"/>
-          <w:w w:val="105"/>
-        </w:rPr>
-        <w:t xml:space="preserve"> </w:t>
-      </w:r>
-      <w:r>
-        <w:rPr>
-          <w:w w:val="105"/>
-        </w:rPr>
-        <w:t>de</w:t>
-      </w:r>
-      <w:r>
-        <w:rPr>
-          <w:rFonts w:ascii="Times New Roman" w:hAnsi="Times New Roman"/>
-          <w:spacing w:val="62"/>
-          <w:w w:val="105"/>
-        </w:rPr>
-        <w:t xml:space="preserve"> </w:t>
-      </w:r>
-      <w:r>
-        <w:rPr>
-          <w:w w:val="105"/>
-        </w:rPr>
-        <w:t>la</w:t>
-      </w:r>
-      <w:r>
-        <w:rPr>
-          <w:rFonts w:ascii="Times New Roman" w:hAnsi="Times New Roman"/>
-          <w:spacing w:val="62"/>
-          <w:w w:val="105"/>
-        </w:rPr>
-        <w:t xml:space="preserve"> </w:t>
-      </w:r>
-      <w:r>
-        <w:rPr>
-          <w:w w:val="105"/>
-        </w:rPr>
-        <w:t>aceptación</w:t>
-      </w:r>
-      <w:r>
-        <w:rPr>
-          <w:rFonts w:ascii="Times New Roman" w:hAnsi="Times New Roman"/>
-          <w:spacing w:val="62"/>
-          <w:w w:val="105"/>
-        </w:rPr>
-        <w:t xml:space="preserve"> </w:t>
-      </w:r>
-      <w:r>
-        <w:rPr>
-          <w:w w:val="105"/>
-        </w:rPr>
-        <w:t>de</w:t>
-      </w:r>
-      <w:r>
-        <w:rPr>
-          <w:rFonts w:ascii="Times New Roman" w:hAnsi="Times New Roman"/>
-          <w:spacing w:val="62"/>
-          <w:w w:val="105"/>
-        </w:rPr>
-        <w:t xml:space="preserve"> </w:t>
-      </w:r>
-      <w:r>
-        <w:rPr>
-          <w:w w:val="105"/>
-        </w:rPr>
-        <w:t>este</w:t>
-      </w:r>
-      <w:r>
-        <w:rPr>
-          <w:rFonts w:ascii="Times New Roman" w:hAnsi="Times New Roman"/>
-          <w:spacing w:val="40"/>
-          <w:w w:val="105"/>
-        </w:rPr>
-        <w:t xml:space="preserve"> </w:t>
-      </w:r>
-      <w:r>
-        <w:rPr>
-          <w:spacing w:val="-2"/>
-          <w:w w:val="105"/>
-        </w:rPr>
-        <w:t>seguro.</w:t>
-      </w:r>
-    </w:p>
-    <w:p>
-      <w:pPr>
-        <w:pStyle w:val="Textoindependiente"/>
-        <w:spacing w:line="175" w:lineRule="exact"/>
-        <w:ind w:left="240"/>
-        <w:rPr>
-          <w:position w:val="-3"/>
-          <w:sz w:val="17"/>
-        </w:rPr>
-      </w:pPr>
       <w:r>
         <w:rPr>
           <w:noProof/>
@@ -4123,9 +2097,17 @@
         <mc:AlternateContent>
           <mc:Choice Requires="wps">
             <w:drawing>
-              <wp:inline distT="0" distB="0" distL="0" distR="0" wp14:anchorId="20DE997C" wp14:editId="16B2FD4C">
-                <wp:extent cx="7178675" cy="98425"/>
-                <wp:effectExtent l="9525" t="0" r="3175" b="6350"/>
+              <wp:anchor distT="0" distB="0" distL="114300" distR="114300" simplePos="0" relativeHeight="251660288" behindDoc="0" locked="0" layoutInCell="1" allowOverlap="1" wp14:anchorId="20DE997C" wp14:editId="0D5FCA88">
+                <wp:simplePos x="0" y="0"/>
+                <wp:positionH relativeFrom="column">
+                  <wp:posOffset>276225</wp:posOffset>
+                </wp:positionH>
+                <wp:positionV relativeFrom="paragraph">
+                  <wp:posOffset>792480</wp:posOffset>
+                </wp:positionV>
+                <wp:extent cx="6968490" cy="99060"/>
+                <wp:effectExtent l="0" t="0" r="22860" b="15240"/>
+                <wp:wrapTopAndBottom/>
                 <wp:docPr id="11" name="Textbox 11"/>
                 <wp:cNvGraphicFramePr>
                   <a:graphicFrameLocks xmlns:a="http://schemas.openxmlformats.org/drawingml/2006/main"/>
@@ -4139,7 +2121,7 @@
                       <wps:spPr>
                         <a:xfrm>
                           <a:off x="0" y="0"/>
-                          <a:ext cx="7178675" cy="98425"/>
+                          <a:ext cx="6968490" cy="99060"/>
                         </a:xfrm>
                         <a:prstGeom prst="rect">
                           <a:avLst/>
@@ -4277,12 +2259,15 @@
                     </wps:wsp>
                   </a:graphicData>
                 </a:graphic>
-              </wp:inline>
+                <wp14:sizeRelH relativeFrom="margin">
+                  <wp14:pctWidth>0</wp14:pctWidth>
+                </wp14:sizeRelH>
+              </wp:anchor>
             </w:drawing>
           </mc:Choice>
           <mc:Fallback>
             <w:pict>
-              <v:shape w14:anchorId="20DE997C" id="Textbox 11" o:spid="_x0000_s1031" type="#_x0000_t202" style="width:565.25pt;height:7.75pt;visibility:visible;mso-wrap-style:square;mso-left-percent:-10001;mso-top-percent:-10001;mso-position-horizontal:absolute;mso-position-horizontal-relative:char;mso-position-vertical:absolute;mso-position-vertical-relative:line;mso-left-percent:-10001;mso-top-percent:-10001;v-text-anchor:top" o:gfxdata="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" fillcolor="navy" strokeweight="1pt">
+              <v:shape w14:anchorId="20DE997C" id="Textbox 11" o:spid="_x0000_s1027" type="#_x0000_t202" style="position:absolute;left:0;text-align:left;margin-left:21.75pt;margin-top:62.4pt;width:548.7pt;height:7.8pt;z-index:251660288;visibility:visible;mso-wrap-style:square;mso-width-percent:0;mso-wrap-distance-left:9pt;mso-wrap-distance-top:0;mso-wrap-distance-right:9pt;mso-wrap-distance-bottom:0;mso-position-horizontal:absolute;mso-position-horizontal-relative:text;mso-position-vertical:absolute;mso-position-vertical-relative:text;mso-width-percent:0;mso-width-relative:margin;v-text-anchor:top" o:gfxdata="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" fillcolor="navy" strokeweight="1pt">
                 <v:path arrowok="t"/>
                 <v:textbox inset="0,0,0,0">
                   <w:txbxContent>
@@ -4401,18 +2386,1639 @@
                     </w:p>
                   </w:txbxContent>
                 </v:textbox>
-                <w10:anchorlock/>
+                <w10:wrap type="topAndBottom"/>
               </v:shape>
             </w:pict>
           </mc:Fallback>
         </mc:AlternateContent>
+      </w:r>
+      <w:r>
+        <w:rPr>
+          <w:rFonts w:ascii="Arial" w:hAnsi="Arial"/>
+          <w:b/>
+          <w:w w:val="105"/>
+        </w:rPr>
+        <w:t>PRIMERO</w:t>
+      </w:r>
+      <w:r>
+        <w:rPr>
+          <w:w w:val="105"/>
+        </w:rPr>
+        <w:t>:</w:t>
+      </w:r>
+      <w:r>
+        <w:rPr>
+          <w:rFonts w:ascii="Times New Roman" w:hAnsi="Times New Roman"/>
+          <w:spacing w:val="40"/>
+          <w:w w:val="105"/>
+        </w:rPr>
+        <w:t xml:space="preserve"> </w:t>
+      </w:r>
+      <w:r>
+        <w:rPr>
+          <w:w w:val="105"/>
+        </w:rPr>
+        <w:t>Mi</w:t>
+      </w:r>
+      <w:r>
+        <w:rPr>
+          <w:rFonts w:ascii="Times New Roman" w:hAnsi="Times New Roman"/>
+          <w:spacing w:val="40"/>
+          <w:w w:val="105"/>
+        </w:rPr>
+        <w:t xml:space="preserve"> </w:t>
+      </w:r>
+      <w:r>
+        <w:rPr>
+          <w:w w:val="105"/>
+        </w:rPr>
+        <w:t>edad</w:t>
+      </w:r>
+      <w:r>
+        <w:rPr>
+          <w:rFonts w:ascii="Times New Roman" w:hAnsi="Times New Roman"/>
+          <w:spacing w:val="40"/>
+          <w:w w:val="105"/>
+        </w:rPr>
+        <w:t xml:space="preserve"> </w:t>
+      </w:r>
+      <w:r>
+        <w:rPr>
+          <w:w w:val="105"/>
+        </w:rPr>
+        <w:t>es</w:t>
+      </w:r>
+      <w:r>
+        <w:rPr>
+          <w:rFonts w:ascii="Times New Roman" w:hAnsi="Times New Roman"/>
+          <w:spacing w:val="40"/>
+          <w:w w:val="105"/>
+        </w:rPr>
+        <w:t xml:space="preserve"> </w:t>
+      </w:r>
+      <w:r>
+        <w:rPr>
+          <w:w w:val="105"/>
+        </w:rPr>
+        <w:t>mayor</w:t>
+      </w:r>
+      <w:r>
+        <w:rPr>
+          <w:rFonts w:ascii="Times New Roman" w:hAnsi="Times New Roman"/>
+          <w:spacing w:val="40"/>
+          <w:w w:val="105"/>
+        </w:rPr>
+        <w:t xml:space="preserve"> </w:t>
+      </w:r>
+      <w:r>
+        <w:rPr>
+          <w:w w:val="105"/>
+        </w:rPr>
+        <w:t>a</w:t>
+      </w:r>
+      <w:r>
+        <w:rPr>
+          <w:rFonts w:ascii="Times New Roman" w:hAnsi="Times New Roman"/>
+          <w:spacing w:val="40"/>
+          <w:w w:val="105"/>
+        </w:rPr>
+        <w:t xml:space="preserve"> </w:t>
+      </w:r>
+      <w:r>
+        <w:rPr>
+          <w:w w:val="105"/>
+        </w:rPr>
+        <w:t>45</w:t>
+      </w:r>
+      <w:r>
+        <w:rPr>
+          <w:rFonts w:ascii="Times New Roman" w:hAnsi="Times New Roman"/>
+          <w:spacing w:val="50"/>
+          <w:w w:val="105"/>
+        </w:rPr>
+        <w:t xml:space="preserve"> </w:t>
+      </w:r>
+      <w:r>
+        <w:rPr>
+          <w:w w:val="105"/>
+        </w:rPr>
+        <w:t>años,</w:t>
+      </w:r>
+      <w:r>
+        <w:rPr>
+          <w:rFonts w:ascii="Times New Roman" w:hAnsi="Times New Roman"/>
+          <w:spacing w:val="40"/>
+          <w:w w:val="105"/>
+        </w:rPr>
+        <w:t xml:space="preserve"> </w:t>
+      </w:r>
+      <w:r>
+        <w:rPr>
+          <w:w w:val="105"/>
+        </w:rPr>
+        <w:t>y</w:t>
+      </w:r>
+      <w:r>
+        <w:rPr>
+          <w:rFonts w:ascii="Times New Roman" w:hAnsi="Times New Roman"/>
+          <w:spacing w:val="40"/>
+          <w:w w:val="105"/>
+        </w:rPr>
+        <w:t xml:space="preserve"> </w:t>
+      </w:r>
+      <w:r>
+        <w:rPr>
+          <w:w w:val="105"/>
+        </w:rPr>
+        <w:t>menor</w:t>
+      </w:r>
+      <w:r>
+        <w:rPr>
+          <w:rFonts w:ascii="Times New Roman" w:hAnsi="Times New Roman"/>
+          <w:spacing w:val="40"/>
+          <w:w w:val="105"/>
+        </w:rPr>
+        <w:t xml:space="preserve"> </w:t>
+      </w:r>
+      <w:r>
+        <w:rPr>
+          <w:w w:val="105"/>
+        </w:rPr>
+        <w:t>a</w:t>
+      </w:r>
+      <w:r>
+        <w:rPr>
+          <w:rFonts w:ascii="Times New Roman" w:hAnsi="Times New Roman"/>
+          <w:spacing w:val="40"/>
+          <w:w w:val="105"/>
+        </w:rPr>
+        <w:t xml:space="preserve"> </w:t>
+      </w:r>
+      <w:r>
+        <w:rPr>
+          <w:w w:val="105"/>
+        </w:rPr>
+        <w:t>69</w:t>
+      </w:r>
+      <w:r>
+        <w:rPr>
+          <w:rFonts w:ascii="Times New Roman" w:hAnsi="Times New Roman"/>
+          <w:spacing w:val="40"/>
+          <w:w w:val="105"/>
+        </w:rPr>
+        <w:t xml:space="preserve"> </w:t>
+      </w:r>
+      <w:r>
+        <w:rPr>
+          <w:w w:val="105"/>
+        </w:rPr>
+        <w:t>años+</w:t>
+      </w:r>
+      <w:r>
+        <w:rPr>
+          <w:rFonts w:ascii="Times New Roman" w:hAnsi="Times New Roman"/>
+          <w:spacing w:val="40"/>
+          <w:w w:val="105"/>
+        </w:rPr>
+        <w:t xml:space="preserve"> </w:t>
+      </w:r>
+      <w:r>
+        <w:rPr>
+          <w:w w:val="105"/>
+        </w:rPr>
+        <w:t>364</w:t>
+      </w:r>
+      <w:r>
+        <w:rPr>
+          <w:rFonts w:ascii="Times New Roman" w:hAnsi="Times New Roman"/>
+          <w:spacing w:val="40"/>
+          <w:w w:val="105"/>
+        </w:rPr>
+        <w:t xml:space="preserve"> </w:t>
+      </w:r>
+      <w:r>
+        <w:rPr>
+          <w:w w:val="105"/>
+        </w:rPr>
+        <w:t>días.</w:t>
+      </w:r>
+      <w:r>
+        <w:rPr>
+          <w:rFonts w:ascii="Times New Roman" w:hAnsi="Times New Roman"/>
+          <w:spacing w:val="40"/>
+          <w:w w:val="105"/>
+        </w:rPr>
+        <w:t xml:space="preserve"> </w:t>
+      </w:r>
+      <w:r>
+        <w:rPr>
+          <w:rFonts w:ascii="Arial" w:hAnsi="Arial"/>
+          <w:b/>
+          <w:w w:val="105"/>
+        </w:rPr>
+        <w:t>SEGUNDO</w:t>
+      </w:r>
+      <w:r>
+        <w:rPr>
+          <w:w w:val="105"/>
+        </w:rPr>
+        <w:t>:</w:t>
+      </w:r>
+      <w:r>
+        <w:rPr>
+          <w:rFonts w:ascii="Times New Roman" w:hAnsi="Times New Roman"/>
+          <w:spacing w:val="40"/>
+          <w:w w:val="105"/>
+        </w:rPr>
+        <w:t xml:space="preserve"> </w:t>
+      </w:r>
+      <w:r>
+        <w:rPr>
+          <w:w w:val="105"/>
+        </w:rPr>
+        <w:t>No</w:t>
+      </w:r>
+      <w:r>
+        <w:rPr>
+          <w:rFonts w:ascii="Times New Roman" w:hAnsi="Times New Roman"/>
+          <w:spacing w:val="40"/>
+          <w:w w:val="105"/>
+        </w:rPr>
+        <w:t xml:space="preserve"> </w:t>
+      </w:r>
+      <w:r>
+        <w:rPr>
+          <w:w w:val="105"/>
+        </w:rPr>
+        <w:t>he</w:t>
+      </w:r>
+      <w:r>
+        <w:rPr>
+          <w:rFonts w:ascii="Times New Roman" w:hAnsi="Times New Roman"/>
+          <w:spacing w:val="40"/>
+          <w:w w:val="105"/>
+        </w:rPr>
+        <w:t xml:space="preserve"> </w:t>
+      </w:r>
+      <w:r>
+        <w:rPr>
+          <w:w w:val="105"/>
+        </w:rPr>
+        <w:t>sido</w:t>
+      </w:r>
+      <w:r>
+        <w:rPr>
+          <w:rFonts w:ascii="Times New Roman" w:hAnsi="Times New Roman"/>
+          <w:spacing w:val="40"/>
+          <w:w w:val="105"/>
+        </w:rPr>
+        <w:t xml:space="preserve"> </w:t>
+      </w:r>
+      <w:r>
+        <w:rPr>
+          <w:w w:val="105"/>
+        </w:rPr>
+        <w:t>declinado</w:t>
+      </w:r>
+      <w:r>
+        <w:rPr>
+          <w:rFonts w:ascii="Times New Roman" w:hAnsi="Times New Roman"/>
+          <w:spacing w:val="40"/>
+          <w:w w:val="105"/>
+        </w:rPr>
+        <w:t xml:space="preserve"> </w:t>
+      </w:r>
+      <w:r>
+        <w:rPr>
+          <w:w w:val="105"/>
+        </w:rPr>
+        <w:t>por</w:t>
+      </w:r>
+      <w:r>
+        <w:rPr>
+          <w:rFonts w:ascii="Times New Roman" w:hAnsi="Times New Roman"/>
+          <w:spacing w:val="40"/>
+          <w:w w:val="105"/>
+        </w:rPr>
+        <w:t xml:space="preserve"> </w:t>
+      </w:r>
+      <w:r>
+        <w:rPr>
+          <w:w w:val="105"/>
+        </w:rPr>
+        <w:t>ninguna</w:t>
+      </w:r>
+      <w:r>
+        <w:rPr>
+          <w:rFonts w:ascii="Times New Roman" w:hAnsi="Times New Roman"/>
+          <w:spacing w:val="40"/>
+          <w:w w:val="105"/>
+        </w:rPr>
+        <w:t xml:space="preserve"> </w:t>
+      </w:r>
+      <w:r>
+        <w:rPr>
+          <w:w w:val="105"/>
+        </w:rPr>
+        <w:t>compañía</w:t>
+      </w:r>
+      <w:r>
+        <w:rPr>
+          <w:rFonts w:ascii="Times New Roman" w:hAnsi="Times New Roman"/>
+          <w:spacing w:val="40"/>
+          <w:w w:val="105"/>
+        </w:rPr>
+        <w:t xml:space="preserve"> </w:t>
+      </w:r>
+      <w:r>
+        <w:rPr>
+          <w:w w:val="105"/>
+        </w:rPr>
+        <w:t>de</w:t>
+      </w:r>
+      <w:r>
+        <w:rPr>
+          <w:rFonts w:ascii="Times New Roman" w:hAnsi="Times New Roman"/>
+          <w:spacing w:val="40"/>
+          <w:w w:val="105"/>
+        </w:rPr>
+        <w:t xml:space="preserve"> </w:t>
+      </w:r>
+      <w:r>
+        <w:rPr>
+          <w:w w:val="105"/>
+        </w:rPr>
+        <w:t>seguros</w:t>
+      </w:r>
+      <w:r>
+        <w:rPr>
+          <w:rFonts w:ascii="Times New Roman" w:hAnsi="Times New Roman"/>
+          <w:spacing w:val="40"/>
+          <w:w w:val="105"/>
+        </w:rPr>
+        <w:t xml:space="preserve"> </w:t>
+      </w:r>
+      <w:r>
+        <w:rPr>
+          <w:w w:val="105"/>
+        </w:rPr>
+        <w:t>al</w:t>
+      </w:r>
+      <w:r>
+        <w:rPr>
+          <w:rFonts w:ascii="Times New Roman" w:hAnsi="Times New Roman"/>
+          <w:spacing w:val="40"/>
+          <w:w w:val="105"/>
+        </w:rPr>
+        <w:t xml:space="preserve"> </w:t>
+      </w:r>
+      <w:r>
+        <w:rPr>
+          <w:w w:val="105"/>
+        </w:rPr>
+        <w:t>presentar</w:t>
+      </w:r>
+      <w:r>
+        <w:rPr>
+          <w:rFonts w:ascii="Times New Roman" w:hAnsi="Times New Roman"/>
+          <w:spacing w:val="40"/>
+          <w:w w:val="105"/>
+        </w:rPr>
+        <w:t xml:space="preserve"> </w:t>
+      </w:r>
+      <w:r>
+        <w:rPr>
+          <w:w w:val="105"/>
+        </w:rPr>
+        <w:t>una</w:t>
+      </w:r>
+      <w:r>
+        <w:rPr>
+          <w:rFonts w:ascii="Times New Roman" w:hAnsi="Times New Roman"/>
+          <w:spacing w:val="40"/>
+          <w:w w:val="105"/>
+        </w:rPr>
+        <w:t xml:space="preserve"> </w:t>
+      </w:r>
+      <w:r>
+        <w:rPr>
+          <w:w w:val="105"/>
+        </w:rPr>
+        <w:t>solicitud</w:t>
+      </w:r>
+      <w:r>
+        <w:rPr>
+          <w:rFonts w:ascii="Times New Roman" w:hAnsi="Times New Roman"/>
+          <w:spacing w:val="40"/>
+          <w:w w:val="105"/>
+        </w:rPr>
+        <w:t xml:space="preserve"> </w:t>
+      </w:r>
+      <w:r>
+        <w:rPr>
+          <w:w w:val="105"/>
+        </w:rPr>
+        <w:t>de</w:t>
+      </w:r>
+      <w:r>
+        <w:rPr>
+          <w:rFonts w:ascii="Times New Roman" w:hAnsi="Times New Roman"/>
+          <w:spacing w:val="40"/>
+          <w:w w:val="105"/>
+        </w:rPr>
+        <w:t xml:space="preserve"> </w:t>
+      </w:r>
+      <w:r>
+        <w:rPr>
+          <w:w w:val="105"/>
+        </w:rPr>
+        <w:t>seguro</w:t>
+      </w:r>
+      <w:r>
+        <w:rPr>
+          <w:rFonts w:ascii="Times New Roman" w:hAnsi="Times New Roman"/>
+          <w:spacing w:val="40"/>
+          <w:w w:val="105"/>
+        </w:rPr>
+        <w:t xml:space="preserve"> </w:t>
+      </w:r>
+      <w:r>
+        <w:rPr>
+          <w:w w:val="105"/>
+        </w:rPr>
+        <w:t>de</w:t>
+      </w:r>
+      <w:r>
+        <w:rPr>
+          <w:rFonts w:ascii="Times New Roman" w:hAnsi="Times New Roman"/>
+          <w:spacing w:val="40"/>
+          <w:w w:val="105"/>
+        </w:rPr>
+        <w:t xml:space="preserve"> </w:t>
+      </w:r>
+      <w:r>
+        <w:rPr>
+          <w:w w:val="105"/>
+        </w:rPr>
+        <w:t>vida,</w:t>
+      </w:r>
+      <w:r>
+        <w:rPr>
+          <w:rFonts w:ascii="Times New Roman" w:hAnsi="Times New Roman"/>
+          <w:spacing w:val="40"/>
+          <w:w w:val="105"/>
+        </w:rPr>
+        <w:t xml:space="preserve"> </w:t>
+      </w:r>
+      <w:r>
+        <w:rPr>
+          <w:w w:val="105"/>
+        </w:rPr>
+        <w:t>salud</w:t>
+      </w:r>
+      <w:r>
+        <w:rPr>
+          <w:rFonts w:ascii="Times New Roman" w:hAnsi="Times New Roman"/>
+          <w:spacing w:val="40"/>
+          <w:w w:val="105"/>
+        </w:rPr>
+        <w:t xml:space="preserve"> </w:t>
+      </w:r>
+      <w:r>
+        <w:rPr>
+          <w:w w:val="105"/>
+        </w:rPr>
+        <w:t>o</w:t>
+      </w:r>
+      <w:r>
+        <w:rPr>
+          <w:rFonts w:ascii="Times New Roman" w:hAnsi="Times New Roman"/>
+          <w:spacing w:val="40"/>
+          <w:w w:val="105"/>
+        </w:rPr>
+        <w:t xml:space="preserve"> </w:t>
+      </w:r>
+      <w:r>
+        <w:rPr>
+          <w:w w:val="105"/>
+        </w:rPr>
+        <w:t>enfermedades</w:t>
+      </w:r>
+      <w:r>
+        <w:rPr>
+          <w:rFonts w:ascii="Times New Roman" w:hAnsi="Times New Roman"/>
+          <w:spacing w:val="40"/>
+          <w:w w:val="105"/>
+        </w:rPr>
+        <w:t xml:space="preserve"> </w:t>
+      </w:r>
+      <w:r>
+        <w:rPr>
+          <w:w w:val="105"/>
+        </w:rPr>
+        <w:t>graves.</w:t>
+      </w:r>
+      <w:r>
+        <w:rPr>
+          <w:rFonts w:ascii="Times New Roman" w:hAnsi="Times New Roman"/>
+        </w:rPr>
+        <w:tab/>
+      </w:r>
+      <w:r>
+        <w:rPr>
+          <w:rFonts w:ascii="Arial" w:hAnsi="Arial"/>
+          <w:b/>
+          <w:w w:val="105"/>
+        </w:rPr>
+        <w:t>TERCERO</w:t>
+      </w:r>
+      <w:r>
+        <w:rPr>
+          <w:w w:val="105"/>
+        </w:rPr>
+        <w:t>:</w:t>
+      </w:r>
+      <w:r>
+        <w:rPr>
+          <w:rFonts w:ascii="Times New Roman" w:hAnsi="Times New Roman"/>
+          <w:spacing w:val="60"/>
+          <w:w w:val="105"/>
+        </w:rPr>
+        <w:t xml:space="preserve"> </w:t>
+      </w:r>
+      <w:r>
+        <w:rPr>
+          <w:w w:val="105"/>
+        </w:rPr>
+        <w:t>Las</w:t>
+      </w:r>
+      <w:r>
+        <w:rPr>
+          <w:rFonts w:ascii="Times New Roman" w:hAnsi="Times New Roman"/>
+          <w:spacing w:val="60"/>
+          <w:w w:val="105"/>
+        </w:rPr>
+        <w:t xml:space="preserve"> </w:t>
+      </w:r>
+      <w:r>
+        <w:rPr>
+          <w:w w:val="105"/>
+        </w:rPr>
+        <w:t>actividades</w:t>
+      </w:r>
+      <w:r>
+        <w:rPr>
+          <w:rFonts w:ascii="Times New Roman" w:hAnsi="Times New Roman"/>
+          <w:spacing w:val="60"/>
+          <w:w w:val="105"/>
+        </w:rPr>
+        <w:t xml:space="preserve"> </w:t>
+      </w:r>
+      <w:r>
+        <w:rPr>
+          <w:w w:val="105"/>
+        </w:rPr>
+        <w:t>a</w:t>
+      </w:r>
+      <w:r>
+        <w:rPr>
+          <w:rFonts w:ascii="Times New Roman" w:hAnsi="Times New Roman"/>
+          <w:spacing w:val="60"/>
+          <w:w w:val="105"/>
+        </w:rPr>
+        <w:t xml:space="preserve"> </w:t>
+      </w:r>
+      <w:r>
+        <w:rPr>
+          <w:w w:val="105"/>
+        </w:rPr>
+        <w:t>las</w:t>
+      </w:r>
+      <w:r>
+        <w:rPr>
+          <w:rFonts w:ascii="Times New Roman" w:hAnsi="Times New Roman"/>
+          <w:spacing w:val="60"/>
+          <w:w w:val="105"/>
+        </w:rPr>
+        <w:t xml:space="preserve"> </w:t>
+      </w:r>
+      <w:r>
+        <w:rPr>
+          <w:w w:val="105"/>
+        </w:rPr>
+        <w:t>que</w:t>
+      </w:r>
+      <w:r>
+        <w:rPr>
+          <w:rFonts w:ascii="Times New Roman" w:hAnsi="Times New Roman"/>
+          <w:spacing w:val="60"/>
+          <w:w w:val="105"/>
+        </w:rPr>
+        <w:t xml:space="preserve"> </w:t>
+      </w:r>
+      <w:r>
+        <w:rPr>
+          <w:w w:val="105"/>
+        </w:rPr>
+        <w:t>me</w:t>
+      </w:r>
+      <w:r>
+        <w:rPr>
+          <w:rFonts w:ascii="Times New Roman" w:hAnsi="Times New Roman"/>
+          <w:spacing w:val="60"/>
+          <w:w w:val="105"/>
+        </w:rPr>
+        <w:t xml:space="preserve"> </w:t>
+      </w:r>
+      <w:r>
+        <w:rPr>
+          <w:w w:val="105"/>
+        </w:rPr>
+        <w:t>dedico</w:t>
+      </w:r>
+      <w:r>
+        <w:rPr>
+          <w:rFonts w:ascii="Times New Roman" w:hAnsi="Times New Roman"/>
+          <w:spacing w:val="60"/>
+          <w:w w:val="105"/>
+        </w:rPr>
+        <w:t xml:space="preserve"> </w:t>
+      </w:r>
+      <w:r>
+        <w:rPr>
+          <w:w w:val="105"/>
+        </w:rPr>
+        <w:t>son</w:t>
+      </w:r>
+      <w:r>
+        <w:rPr>
+          <w:rFonts w:ascii="Times New Roman" w:hAnsi="Times New Roman"/>
+          <w:spacing w:val="60"/>
+          <w:w w:val="105"/>
+        </w:rPr>
+        <w:t xml:space="preserve"> </w:t>
+      </w:r>
+      <w:r>
+        <w:rPr>
+          <w:w w:val="105"/>
+        </w:rPr>
+        <w:t>lícitas</w:t>
+      </w:r>
+      <w:r>
+        <w:rPr>
+          <w:rFonts w:ascii="Times New Roman" w:hAnsi="Times New Roman"/>
+          <w:spacing w:val="60"/>
+          <w:w w:val="105"/>
+        </w:rPr>
+        <w:t xml:space="preserve"> </w:t>
+      </w:r>
+      <w:r>
+        <w:rPr>
+          <w:w w:val="105"/>
+        </w:rPr>
+        <w:t>y</w:t>
+      </w:r>
+      <w:r>
+        <w:rPr>
+          <w:rFonts w:ascii="Times New Roman" w:hAnsi="Times New Roman"/>
+          <w:spacing w:val="60"/>
+          <w:w w:val="105"/>
+        </w:rPr>
+        <w:t xml:space="preserve"> </w:t>
+      </w:r>
+      <w:r>
+        <w:rPr>
+          <w:w w:val="105"/>
+        </w:rPr>
+        <w:t>las</w:t>
+      </w:r>
+      <w:r>
+        <w:rPr>
+          <w:rFonts w:ascii="Times New Roman" w:hAnsi="Times New Roman"/>
+          <w:spacing w:val="60"/>
+          <w:w w:val="105"/>
+        </w:rPr>
+        <w:t xml:space="preserve"> </w:t>
+      </w:r>
+      <w:r>
+        <w:rPr>
+          <w:w w:val="105"/>
+        </w:rPr>
+        <w:t>ejerzo</w:t>
+      </w:r>
+      <w:r>
+        <w:rPr>
+          <w:rFonts w:ascii="Times New Roman" w:hAnsi="Times New Roman"/>
+          <w:spacing w:val="60"/>
+          <w:w w:val="105"/>
+        </w:rPr>
+        <w:t xml:space="preserve"> </w:t>
+      </w:r>
+      <w:r>
+        <w:rPr>
+          <w:w w:val="105"/>
+        </w:rPr>
+        <w:t>dentro</w:t>
+      </w:r>
+      <w:r>
+        <w:rPr>
+          <w:rFonts w:ascii="Times New Roman" w:hAnsi="Times New Roman"/>
+          <w:spacing w:val="60"/>
+          <w:w w:val="105"/>
+        </w:rPr>
+        <w:t xml:space="preserve"> </w:t>
+      </w:r>
+      <w:r>
+        <w:rPr>
+          <w:w w:val="105"/>
+        </w:rPr>
+        <w:t>de</w:t>
+      </w:r>
+      <w:r>
+        <w:rPr>
+          <w:rFonts w:ascii="Times New Roman" w:hAnsi="Times New Roman"/>
+          <w:spacing w:val="60"/>
+          <w:w w:val="105"/>
+        </w:rPr>
+        <w:t xml:space="preserve"> </w:t>
+      </w:r>
+      <w:r>
+        <w:rPr>
+          <w:w w:val="105"/>
+        </w:rPr>
+        <w:t>los</w:t>
+      </w:r>
+      <w:r>
+        <w:rPr>
+          <w:rFonts w:ascii="Times New Roman" w:hAnsi="Times New Roman"/>
+          <w:spacing w:val="60"/>
+          <w:w w:val="105"/>
+        </w:rPr>
+        <w:t xml:space="preserve"> </w:t>
+      </w:r>
+      <w:r>
+        <w:rPr>
+          <w:w w:val="105"/>
+        </w:rPr>
+        <w:t>marcos</w:t>
+      </w:r>
+      <w:r>
+        <w:rPr>
+          <w:rFonts w:ascii="Times New Roman" w:hAnsi="Times New Roman"/>
+          <w:spacing w:val="60"/>
+          <w:w w:val="105"/>
+        </w:rPr>
+        <w:t xml:space="preserve"> </w:t>
+      </w:r>
+      <w:r>
+        <w:rPr>
+          <w:w w:val="105"/>
+        </w:rPr>
+        <w:t>legales.</w:t>
+      </w:r>
+      <w:r>
+        <w:rPr>
+          <w:rFonts w:ascii="Times New Roman" w:hAnsi="Times New Roman"/>
+          <w:spacing w:val="80"/>
+          <w:w w:val="105"/>
+        </w:rPr>
+        <w:t xml:space="preserve"> </w:t>
+      </w:r>
+      <w:r>
+        <w:rPr>
+          <w:rFonts w:ascii="Arial" w:hAnsi="Arial"/>
+          <w:b/>
+          <w:w w:val="105"/>
+        </w:rPr>
+        <w:t>CUARTO</w:t>
+      </w:r>
+      <w:r>
+        <w:rPr>
+          <w:w w:val="105"/>
+        </w:rPr>
+        <w:t>:</w:t>
+      </w:r>
+      <w:r>
+        <w:rPr>
+          <w:rFonts w:ascii="Times New Roman" w:hAnsi="Times New Roman"/>
+          <w:spacing w:val="60"/>
+          <w:w w:val="105"/>
+        </w:rPr>
+        <w:t xml:space="preserve"> </w:t>
+      </w:r>
+      <w:r>
+        <w:rPr>
+          <w:w w:val="105"/>
+        </w:rPr>
+        <w:t>Estoy</w:t>
+      </w:r>
+      <w:r>
+        <w:rPr>
+          <w:rFonts w:ascii="Times New Roman" w:hAnsi="Times New Roman"/>
+          <w:spacing w:val="60"/>
+          <w:w w:val="105"/>
+        </w:rPr>
+        <w:t xml:space="preserve"> </w:t>
+      </w:r>
+      <w:r>
+        <w:rPr>
+          <w:w w:val="105"/>
+        </w:rPr>
+        <w:t>desarrollando</w:t>
+      </w:r>
+      <w:r>
+        <w:rPr>
+          <w:rFonts w:ascii="Times New Roman" w:hAnsi="Times New Roman"/>
+          <w:spacing w:val="60"/>
+          <w:w w:val="105"/>
+        </w:rPr>
+        <w:t xml:space="preserve"> </w:t>
+      </w:r>
+      <w:r>
+        <w:rPr>
+          <w:w w:val="105"/>
+        </w:rPr>
+        <w:t>en</w:t>
+      </w:r>
+      <w:r>
+        <w:rPr>
+          <w:rFonts w:ascii="Times New Roman" w:hAnsi="Times New Roman"/>
+          <w:spacing w:val="40"/>
+          <w:w w:val="105"/>
+        </w:rPr>
+        <w:t xml:space="preserve"> </w:t>
+      </w:r>
+      <w:r>
+        <w:rPr>
+          <w:w w:val="105"/>
+        </w:rPr>
+        <w:t>forma</w:t>
+      </w:r>
+      <w:r>
+        <w:rPr>
+          <w:rFonts w:ascii="Times New Roman" w:hAnsi="Times New Roman"/>
+          <w:spacing w:val="62"/>
+          <w:w w:val="105"/>
+        </w:rPr>
+        <w:t xml:space="preserve"> </w:t>
+      </w:r>
+      <w:r>
+        <w:rPr>
+          <w:w w:val="105"/>
+        </w:rPr>
+        <w:t>normal</w:t>
+      </w:r>
+      <w:r>
+        <w:rPr>
+          <w:rFonts w:ascii="Times New Roman" w:hAnsi="Times New Roman"/>
+          <w:spacing w:val="62"/>
+          <w:w w:val="105"/>
+        </w:rPr>
+        <w:t xml:space="preserve"> </w:t>
+      </w:r>
+      <w:r>
+        <w:rPr>
+          <w:w w:val="105"/>
+        </w:rPr>
+        <w:t>mis</w:t>
+      </w:r>
+      <w:r>
+        <w:rPr>
+          <w:rFonts w:ascii="Times New Roman" w:hAnsi="Times New Roman"/>
+          <w:spacing w:val="62"/>
+          <w:w w:val="105"/>
+        </w:rPr>
+        <w:t xml:space="preserve"> </w:t>
+      </w:r>
+      <w:r>
+        <w:rPr>
+          <w:w w:val="105"/>
+        </w:rPr>
+        <w:t>actividades</w:t>
+      </w:r>
+      <w:r>
+        <w:rPr>
+          <w:rFonts w:ascii="Times New Roman" w:hAnsi="Times New Roman"/>
+          <w:spacing w:val="62"/>
+          <w:w w:val="105"/>
+        </w:rPr>
+        <w:t xml:space="preserve"> </w:t>
+      </w:r>
+      <w:r>
+        <w:rPr>
+          <w:w w:val="105"/>
+        </w:rPr>
+        <w:t>y</w:t>
+      </w:r>
+      <w:r>
+        <w:rPr>
+          <w:rFonts w:ascii="Times New Roman" w:hAnsi="Times New Roman"/>
+          <w:spacing w:val="62"/>
+          <w:w w:val="105"/>
+        </w:rPr>
+        <w:t xml:space="preserve"> </w:t>
+      </w:r>
+      <w:r>
+        <w:rPr>
+          <w:w w:val="105"/>
+        </w:rPr>
+        <w:t>no</w:t>
+      </w:r>
+      <w:r>
+        <w:rPr>
+          <w:rFonts w:ascii="Times New Roman" w:hAnsi="Times New Roman"/>
+          <w:spacing w:val="62"/>
+          <w:w w:val="105"/>
+        </w:rPr>
+        <w:t xml:space="preserve"> </w:t>
+      </w:r>
+      <w:r>
+        <w:rPr>
+          <w:w w:val="105"/>
+        </w:rPr>
+        <w:t>he</w:t>
+      </w:r>
+      <w:r>
+        <w:rPr>
+          <w:rFonts w:ascii="Times New Roman" w:hAnsi="Times New Roman"/>
+          <w:spacing w:val="62"/>
+          <w:w w:val="105"/>
+        </w:rPr>
+        <w:t xml:space="preserve"> </w:t>
+      </w:r>
+      <w:r>
+        <w:rPr>
+          <w:w w:val="105"/>
+        </w:rPr>
+        <w:t>recibido</w:t>
+      </w:r>
+      <w:r>
+        <w:rPr>
+          <w:rFonts w:ascii="Times New Roman" w:hAnsi="Times New Roman"/>
+          <w:spacing w:val="62"/>
+          <w:w w:val="105"/>
+        </w:rPr>
+        <w:t xml:space="preserve"> </w:t>
+      </w:r>
+      <w:r>
+        <w:rPr>
+          <w:w w:val="105"/>
+        </w:rPr>
+        <w:t>amenazas</w:t>
+      </w:r>
+      <w:r>
+        <w:rPr>
+          <w:rFonts w:ascii="Times New Roman" w:hAnsi="Times New Roman"/>
+          <w:spacing w:val="62"/>
+          <w:w w:val="105"/>
+        </w:rPr>
+        <w:t xml:space="preserve"> </w:t>
+      </w:r>
+      <w:r>
+        <w:rPr>
+          <w:w w:val="105"/>
+        </w:rPr>
+        <w:t>contra</w:t>
+      </w:r>
+      <w:r>
+        <w:rPr>
+          <w:rFonts w:ascii="Times New Roman" w:hAnsi="Times New Roman"/>
+          <w:spacing w:val="62"/>
+          <w:w w:val="105"/>
+        </w:rPr>
+        <w:t xml:space="preserve"> </w:t>
+      </w:r>
+      <w:r>
+        <w:rPr>
+          <w:w w:val="105"/>
+        </w:rPr>
+        <w:t>mi</w:t>
+      </w:r>
+      <w:r>
+        <w:rPr>
+          <w:rFonts w:ascii="Times New Roman" w:hAnsi="Times New Roman"/>
+          <w:spacing w:val="62"/>
+          <w:w w:val="105"/>
+        </w:rPr>
+        <w:t xml:space="preserve"> </w:t>
+      </w:r>
+      <w:r>
+        <w:rPr>
+          <w:w w:val="105"/>
+        </w:rPr>
+        <w:t>vida</w:t>
+      </w:r>
+      <w:r>
+        <w:rPr>
+          <w:rFonts w:ascii="Times New Roman" w:hAnsi="Times New Roman"/>
+          <w:spacing w:val="62"/>
+          <w:w w:val="105"/>
+        </w:rPr>
+        <w:t xml:space="preserve"> </w:t>
+      </w:r>
+      <w:r>
+        <w:rPr>
+          <w:w w:val="105"/>
+        </w:rPr>
+        <w:t>e</w:t>
+      </w:r>
+      <w:r>
+        <w:rPr>
+          <w:rFonts w:ascii="Times New Roman" w:hAnsi="Times New Roman"/>
+          <w:spacing w:val="62"/>
+          <w:w w:val="105"/>
+        </w:rPr>
+        <w:t xml:space="preserve"> </w:t>
+      </w:r>
+      <w:r>
+        <w:rPr>
+          <w:w w:val="105"/>
+        </w:rPr>
+        <w:t>integridad.</w:t>
+      </w:r>
+      <w:r>
+        <w:rPr>
+          <w:rFonts w:ascii="Times New Roman" w:hAnsi="Times New Roman"/>
+          <w:spacing w:val="80"/>
+          <w:w w:val="105"/>
+        </w:rPr>
+        <w:t xml:space="preserve"> </w:t>
+      </w:r>
+      <w:r>
+        <w:rPr>
+          <w:rFonts w:ascii="Arial" w:hAnsi="Arial"/>
+          <w:b/>
+          <w:w w:val="105"/>
+        </w:rPr>
+        <w:t>QUINTO</w:t>
+      </w:r>
+      <w:r>
+        <w:rPr>
+          <w:w w:val="105"/>
+        </w:rPr>
+        <w:t>:</w:t>
+      </w:r>
+      <w:r>
+        <w:rPr>
+          <w:rFonts w:ascii="Times New Roman" w:hAnsi="Times New Roman"/>
+          <w:spacing w:val="62"/>
+          <w:w w:val="105"/>
+        </w:rPr>
+        <w:t xml:space="preserve"> </w:t>
+      </w:r>
+      <w:r>
+        <w:rPr>
+          <w:w w:val="105"/>
+        </w:rPr>
+        <w:t>No</w:t>
+      </w:r>
+      <w:r>
+        <w:rPr>
+          <w:rFonts w:ascii="Times New Roman" w:hAnsi="Times New Roman"/>
+          <w:spacing w:val="62"/>
+          <w:w w:val="105"/>
+        </w:rPr>
+        <w:t xml:space="preserve"> </w:t>
+      </w:r>
+      <w:r>
+        <w:rPr>
+          <w:w w:val="105"/>
+        </w:rPr>
+        <w:t>practico</w:t>
+      </w:r>
+      <w:r>
+        <w:rPr>
+          <w:rFonts w:ascii="Times New Roman" w:hAnsi="Times New Roman"/>
+          <w:spacing w:val="62"/>
+          <w:w w:val="105"/>
+        </w:rPr>
+        <w:t xml:space="preserve"> </w:t>
+      </w:r>
+      <w:r>
+        <w:rPr>
+          <w:w w:val="105"/>
+        </w:rPr>
+        <w:t>deportes</w:t>
+      </w:r>
+      <w:r>
+        <w:rPr>
+          <w:rFonts w:ascii="Times New Roman" w:hAnsi="Times New Roman"/>
+          <w:spacing w:val="62"/>
+          <w:w w:val="105"/>
+        </w:rPr>
+        <w:t xml:space="preserve"> </w:t>
+      </w:r>
+      <w:r>
+        <w:rPr>
+          <w:w w:val="105"/>
+        </w:rPr>
+        <w:t>que</w:t>
+      </w:r>
+      <w:r>
+        <w:rPr>
+          <w:rFonts w:ascii="Times New Roman" w:hAnsi="Times New Roman"/>
+          <w:spacing w:val="62"/>
+          <w:w w:val="105"/>
+        </w:rPr>
+        <w:t xml:space="preserve"> </w:t>
+      </w:r>
+      <w:r>
+        <w:rPr>
+          <w:w w:val="105"/>
+        </w:rPr>
+        <w:t>afecten</w:t>
+      </w:r>
+      <w:r>
+        <w:rPr>
+          <w:rFonts w:ascii="Times New Roman" w:hAnsi="Times New Roman"/>
+          <w:spacing w:val="62"/>
+          <w:w w:val="105"/>
+        </w:rPr>
+        <w:t xml:space="preserve"> </w:t>
+      </w:r>
+      <w:r>
+        <w:rPr>
+          <w:w w:val="105"/>
+        </w:rPr>
+        <w:t>mi</w:t>
+      </w:r>
+      <w:r>
+        <w:rPr>
+          <w:rFonts w:ascii="Times New Roman" w:hAnsi="Times New Roman"/>
+          <w:spacing w:val="62"/>
+          <w:w w:val="105"/>
+        </w:rPr>
+        <w:t xml:space="preserve"> </w:t>
+      </w:r>
+      <w:r>
+        <w:rPr>
+          <w:w w:val="105"/>
+        </w:rPr>
+        <w:t>integridad,</w:t>
+      </w:r>
+      <w:r>
+        <w:rPr>
+          <w:rFonts w:ascii="Times New Roman" w:hAnsi="Times New Roman"/>
+          <w:spacing w:val="62"/>
+          <w:w w:val="105"/>
+        </w:rPr>
+        <w:t xml:space="preserve"> </w:t>
+      </w:r>
+      <w:r>
+        <w:rPr>
+          <w:w w:val="105"/>
+        </w:rPr>
+        <w:t>como</w:t>
+      </w:r>
+      <w:r>
+        <w:rPr>
+          <w:rFonts w:ascii="Times New Roman" w:hAnsi="Times New Roman"/>
+          <w:spacing w:val="62"/>
+          <w:w w:val="105"/>
+        </w:rPr>
+        <w:t xml:space="preserve"> </w:t>
+      </w:r>
+      <w:r>
+        <w:rPr>
+          <w:w w:val="105"/>
+        </w:rPr>
+        <w:t>los</w:t>
+      </w:r>
+      <w:r>
+        <w:rPr>
+          <w:rFonts w:ascii="Times New Roman" w:hAnsi="Times New Roman"/>
+          <w:spacing w:val="62"/>
+          <w:w w:val="105"/>
+        </w:rPr>
+        <w:t xml:space="preserve"> </w:t>
+      </w:r>
+      <w:r>
+        <w:rPr>
+          <w:w w:val="105"/>
+        </w:rPr>
+        <w:t>considerados</w:t>
+      </w:r>
+      <w:r>
+        <w:rPr>
+          <w:rFonts w:ascii="Times New Roman" w:hAnsi="Times New Roman"/>
+          <w:spacing w:val="62"/>
+          <w:w w:val="105"/>
+        </w:rPr>
+        <w:t xml:space="preserve"> </w:t>
+      </w:r>
+      <w:r>
+        <w:rPr>
+          <w:w w:val="105"/>
+        </w:rPr>
+        <w:t>de</w:t>
+      </w:r>
+      <w:r>
+        <w:rPr>
+          <w:rFonts w:ascii="Times New Roman" w:hAnsi="Times New Roman"/>
+          <w:spacing w:val="62"/>
+          <w:w w:val="105"/>
+        </w:rPr>
+        <w:t xml:space="preserve"> </w:t>
+      </w:r>
+      <w:r>
+        <w:rPr>
+          <w:w w:val="105"/>
+        </w:rPr>
+        <w:t>alto</w:t>
+      </w:r>
+      <w:r>
+        <w:rPr>
+          <w:rFonts w:ascii="Times New Roman" w:hAnsi="Times New Roman"/>
+          <w:spacing w:val="40"/>
+          <w:w w:val="105"/>
+        </w:rPr>
+        <w:t xml:space="preserve"> </w:t>
+      </w:r>
+      <w:r>
+        <w:rPr>
+          <w:w w:val="105"/>
+        </w:rPr>
+        <w:t>riesgo.</w:t>
+      </w:r>
+      <w:r>
+        <w:rPr>
+          <w:rFonts w:ascii="Times New Roman" w:hAnsi="Times New Roman"/>
+          <w:spacing w:val="62"/>
+          <w:w w:val="105"/>
+        </w:rPr>
+        <w:t xml:space="preserve"> </w:t>
+      </w:r>
+      <w:r>
+        <w:rPr>
+          <w:rFonts w:ascii="Arial" w:hAnsi="Arial"/>
+          <w:b/>
+          <w:w w:val="105"/>
+        </w:rPr>
+        <w:t>SEXTO</w:t>
+      </w:r>
+      <w:r>
+        <w:rPr>
+          <w:w w:val="105"/>
+        </w:rPr>
+        <w:t>:</w:t>
+      </w:r>
+      <w:r>
+        <w:rPr>
+          <w:rFonts w:ascii="Times New Roman" w:hAnsi="Times New Roman"/>
+          <w:spacing w:val="61"/>
+          <w:w w:val="105"/>
+        </w:rPr>
+        <w:t xml:space="preserve"> </w:t>
+      </w:r>
+      <w:r>
+        <w:rPr>
+          <w:w w:val="105"/>
+        </w:rPr>
+        <w:t>Conozco</w:t>
+      </w:r>
+      <w:r>
+        <w:rPr>
+          <w:rFonts w:ascii="Times New Roman" w:hAnsi="Times New Roman"/>
+          <w:spacing w:val="61"/>
+          <w:w w:val="105"/>
+        </w:rPr>
+        <w:t xml:space="preserve"> </w:t>
+      </w:r>
+      <w:r>
+        <w:rPr>
+          <w:w w:val="105"/>
+        </w:rPr>
+        <w:t>que</w:t>
+      </w:r>
+      <w:r>
+        <w:rPr>
+          <w:rFonts w:ascii="Times New Roman" w:hAnsi="Times New Roman"/>
+          <w:spacing w:val="61"/>
+          <w:w w:val="105"/>
+        </w:rPr>
+        <w:t xml:space="preserve"> </w:t>
+      </w:r>
+      <w:r>
+        <w:rPr>
+          <w:w w:val="105"/>
+        </w:rPr>
+        <w:t>esta</w:t>
+      </w:r>
+      <w:r>
+        <w:rPr>
+          <w:rFonts w:ascii="Times New Roman" w:hAnsi="Times New Roman"/>
+          <w:spacing w:val="61"/>
+          <w:w w:val="105"/>
+        </w:rPr>
+        <w:t xml:space="preserve"> </w:t>
+      </w:r>
+      <w:r>
+        <w:rPr>
+          <w:w w:val="105"/>
+        </w:rPr>
+        <w:t>póliza</w:t>
+      </w:r>
+      <w:r>
+        <w:rPr>
+          <w:rFonts w:ascii="Times New Roman" w:hAnsi="Times New Roman"/>
+          <w:spacing w:val="61"/>
+          <w:w w:val="105"/>
+        </w:rPr>
+        <w:t xml:space="preserve"> </w:t>
+      </w:r>
+      <w:r>
+        <w:rPr>
+          <w:w w:val="105"/>
+        </w:rPr>
+        <w:t>no</w:t>
+      </w:r>
+      <w:r>
+        <w:rPr>
+          <w:rFonts w:ascii="Times New Roman" w:hAnsi="Times New Roman"/>
+          <w:spacing w:val="61"/>
+          <w:w w:val="105"/>
+        </w:rPr>
+        <w:t xml:space="preserve"> </w:t>
+      </w:r>
+      <w:r>
+        <w:rPr>
+          <w:w w:val="105"/>
+        </w:rPr>
+        <w:t>cubre</w:t>
+      </w:r>
+      <w:r>
+        <w:rPr>
+          <w:rFonts w:ascii="Times New Roman" w:hAnsi="Times New Roman"/>
+          <w:spacing w:val="61"/>
+          <w:w w:val="105"/>
+        </w:rPr>
+        <w:t xml:space="preserve"> </w:t>
+      </w:r>
+      <w:r>
+        <w:rPr>
+          <w:w w:val="105"/>
+        </w:rPr>
+        <w:t>la</w:t>
+      </w:r>
+      <w:r>
+        <w:rPr>
+          <w:rFonts w:ascii="Times New Roman" w:hAnsi="Times New Roman"/>
+          <w:spacing w:val="62"/>
+          <w:w w:val="105"/>
+        </w:rPr>
+        <w:t xml:space="preserve"> </w:t>
+      </w:r>
+      <w:r>
+        <w:rPr>
+          <w:w w:val="105"/>
+        </w:rPr>
+        <w:t>muerte</w:t>
+      </w:r>
+      <w:r>
+        <w:rPr>
+          <w:rFonts w:ascii="Times New Roman" w:hAnsi="Times New Roman"/>
+          <w:spacing w:val="62"/>
+          <w:w w:val="105"/>
+        </w:rPr>
+        <w:t xml:space="preserve"> </w:t>
+      </w:r>
+      <w:r>
+        <w:rPr>
+          <w:w w:val="105"/>
+        </w:rPr>
+        <w:t>o</w:t>
+      </w:r>
+      <w:r>
+        <w:rPr>
+          <w:rFonts w:ascii="Times New Roman" w:hAnsi="Times New Roman"/>
+          <w:spacing w:val="62"/>
+          <w:w w:val="105"/>
+        </w:rPr>
+        <w:t xml:space="preserve"> </w:t>
+      </w:r>
+      <w:r>
+        <w:rPr>
+          <w:w w:val="105"/>
+        </w:rPr>
+        <w:t>incapacidad</w:t>
+      </w:r>
+      <w:r>
+        <w:rPr>
+          <w:rFonts w:ascii="Times New Roman" w:hAnsi="Times New Roman"/>
+          <w:spacing w:val="62"/>
+          <w:w w:val="105"/>
+        </w:rPr>
+        <w:t xml:space="preserve"> </w:t>
+      </w:r>
+      <w:r>
+        <w:rPr>
+          <w:w w:val="105"/>
+        </w:rPr>
+        <w:t>total</w:t>
+      </w:r>
+      <w:r>
+        <w:rPr>
+          <w:rFonts w:ascii="Times New Roman" w:hAnsi="Times New Roman"/>
+          <w:spacing w:val="62"/>
+          <w:w w:val="105"/>
+        </w:rPr>
+        <w:t xml:space="preserve"> </w:t>
+      </w:r>
+      <w:r>
+        <w:rPr>
+          <w:w w:val="105"/>
+        </w:rPr>
+        <w:t>y</w:t>
+      </w:r>
+      <w:r>
+        <w:rPr>
+          <w:rFonts w:ascii="Times New Roman" w:hAnsi="Times New Roman"/>
+          <w:spacing w:val="62"/>
+          <w:w w:val="105"/>
+        </w:rPr>
+        <w:t xml:space="preserve"> </w:t>
+      </w:r>
+      <w:r>
+        <w:rPr>
+          <w:w w:val="105"/>
+        </w:rPr>
+        <w:t>permanente</w:t>
+      </w:r>
+      <w:r>
+        <w:rPr>
+          <w:rFonts w:ascii="Times New Roman" w:hAnsi="Times New Roman"/>
+          <w:spacing w:val="62"/>
+          <w:w w:val="105"/>
+        </w:rPr>
+        <w:t xml:space="preserve"> </w:t>
+      </w:r>
+      <w:r>
+        <w:rPr>
+          <w:w w:val="105"/>
+        </w:rPr>
+        <w:t>derivada</w:t>
+      </w:r>
+      <w:r>
+        <w:rPr>
+          <w:rFonts w:ascii="Times New Roman" w:hAnsi="Times New Roman"/>
+          <w:spacing w:val="62"/>
+          <w:w w:val="105"/>
+        </w:rPr>
+        <w:t xml:space="preserve"> </w:t>
+      </w:r>
+      <w:r>
+        <w:rPr>
+          <w:w w:val="105"/>
+        </w:rPr>
+        <w:t>de</w:t>
+      </w:r>
+      <w:r>
+        <w:rPr>
+          <w:rFonts w:ascii="Times New Roman" w:hAnsi="Times New Roman"/>
+          <w:spacing w:val="62"/>
+          <w:w w:val="105"/>
+        </w:rPr>
+        <w:t xml:space="preserve"> </w:t>
+      </w:r>
+      <w:r>
+        <w:rPr>
+          <w:w w:val="105"/>
+        </w:rPr>
+        <w:t>cualquier</w:t>
+      </w:r>
+      <w:r>
+        <w:rPr>
+          <w:rFonts w:ascii="Times New Roman" w:hAnsi="Times New Roman"/>
+          <w:spacing w:val="62"/>
+          <w:w w:val="105"/>
+        </w:rPr>
+        <w:t xml:space="preserve"> </w:t>
+      </w:r>
+      <w:r>
+        <w:rPr>
+          <w:w w:val="105"/>
+        </w:rPr>
+        <w:t>enfermedad</w:t>
+      </w:r>
+      <w:r>
+        <w:rPr>
+          <w:rFonts w:ascii="Times New Roman" w:hAnsi="Times New Roman"/>
+          <w:spacing w:val="62"/>
+          <w:w w:val="105"/>
+        </w:rPr>
+        <w:t xml:space="preserve"> </w:t>
+      </w:r>
+      <w:r>
+        <w:rPr>
+          <w:w w:val="105"/>
+        </w:rPr>
+        <w:t>diagnosticada</w:t>
+      </w:r>
+      <w:r>
+        <w:rPr>
+          <w:rFonts w:ascii="Times New Roman" w:hAnsi="Times New Roman"/>
+          <w:spacing w:val="62"/>
+          <w:w w:val="105"/>
+        </w:rPr>
+        <w:t xml:space="preserve"> </w:t>
+      </w:r>
+      <w:r>
+        <w:rPr>
+          <w:w w:val="105"/>
+        </w:rPr>
+        <w:t>antes</w:t>
+      </w:r>
+      <w:r>
+        <w:rPr>
+          <w:rFonts w:ascii="Times New Roman" w:hAnsi="Times New Roman"/>
+          <w:spacing w:val="62"/>
+          <w:w w:val="105"/>
+        </w:rPr>
+        <w:t xml:space="preserve"> </w:t>
+      </w:r>
+      <w:r>
+        <w:rPr>
+          <w:w w:val="105"/>
+        </w:rPr>
+        <w:t>de</w:t>
+      </w:r>
+      <w:r>
+        <w:rPr>
+          <w:rFonts w:ascii="Times New Roman" w:hAnsi="Times New Roman"/>
+          <w:spacing w:val="62"/>
+          <w:w w:val="105"/>
+        </w:rPr>
+        <w:t xml:space="preserve"> </w:t>
+      </w:r>
+      <w:r>
+        <w:rPr>
+          <w:w w:val="105"/>
+        </w:rPr>
+        <w:t>la</w:t>
+      </w:r>
+      <w:r>
+        <w:rPr>
+          <w:rFonts w:ascii="Times New Roman" w:hAnsi="Times New Roman"/>
+          <w:spacing w:val="62"/>
+          <w:w w:val="105"/>
+        </w:rPr>
+        <w:t xml:space="preserve"> </w:t>
+      </w:r>
+      <w:r>
+        <w:rPr>
+          <w:w w:val="105"/>
+        </w:rPr>
+        <w:t>aceptación</w:t>
+      </w:r>
+      <w:r>
+        <w:rPr>
+          <w:rFonts w:ascii="Times New Roman" w:hAnsi="Times New Roman"/>
+          <w:spacing w:val="62"/>
+          <w:w w:val="105"/>
+        </w:rPr>
+        <w:t xml:space="preserve"> </w:t>
+      </w:r>
+      <w:r>
+        <w:rPr>
+          <w:w w:val="105"/>
+        </w:rPr>
+        <w:t>de</w:t>
+      </w:r>
+      <w:r>
+        <w:rPr>
+          <w:rFonts w:ascii="Times New Roman" w:hAnsi="Times New Roman"/>
+          <w:spacing w:val="62"/>
+          <w:w w:val="105"/>
+        </w:rPr>
+        <w:t xml:space="preserve"> </w:t>
+      </w:r>
+      <w:r>
+        <w:rPr>
+          <w:w w:val="105"/>
+        </w:rPr>
+        <w:t>este</w:t>
+      </w:r>
+      <w:r>
+        <w:rPr>
+          <w:rFonts w:ascii="Times New Roman" w:hAnsi="Times New Roman"/>
+          <w:spacing w:val="40"/>
+          <w:w w:val="105"/>
+        </w:rPr>
+        <w:t xml:space="preserve"> </w:t>
+      </w:r>
+      <w:r>
+        <w:rPr>
+          <w:spacing w:val="-2"/>
+          <w:w w:val="105"/>
+        </w:rPr>
+        <w:t>seguro.</w:t>
       </w:r>
     </w:p>
     <w:p>
       <w:pPr>
         <w:pStyle w:val="Textoindependiente"/>
         <w:spacing w:before="17" w:line="312" w:lineRule="auto"/>
-        <w:ind w:left="239" w:right="322"/>
+        <w:ind w:left="440" w:right="440"/>
         <w:jc w:val="both"/>
       </w:pPr>
       <w:r>
@@ -5468,16 +5074,16 @@
         <mc:AlternateContent>
           <mc:Choice Requires="wps">
             <w:drawing>
-              <wp:anchor distT="0" distB="0" distL="0" distR="0" simplePos="0" relativeHeight="487591424" behindDoc="1" locked="0" layoutInCell="1" allowOverlap="1" wp14:anchorId="6BABF884" wp14:editId="3F69CABA">
+              <wp:anchor distT="0" distB="0" distL="0" distR="0" simplePos="0" relativeHeight="487591424" behindDoc="1" locked="0" layoutInCell="1" allowOverlap="1" wp14:anchorId="6BABF884" wp14:editId="3367D8F6">
                 <wp:simplePos x="0" y="0"/>
                 <wp:positionH relativeFrom="page">
-                  <wp:posOffset>149225</wp:posOffset>
+                  <wp:posOffset>280035</wp:posOffset>
                 </wp:positionH>
                 <wp:positionV relativeFrom="paragraph">
-                  <wp:posOffset>76102</wp:posOffset>
+                  <wp:posOffset>72390</wp:posOffset>
                 </wp:positionV>
-                <wp:extent cx="7188200" cy="98425"/>
-                <wp:effectExtent l="0" t="0" r="0" b="0"/>
+                <wp:extent cx="6968490" cy="98425"/>
+                <wp:effectExtent l="0" t="0" r="22860" b="15875"/>
                 <wp:wrapTopAndBottom/>
                 <wp:docPr id="12" name="Textbox 12"/>
                 <wp:cNvGraphicFramePr>
@@ -5492,7 +5098,7 @@
                       <wps:spPr>
                         <a:xfrm>
                           <a:off x="0" y="0"/>
-                          <a:ext cx="7188200" cy="98425"/>
+                          <a:ext cx="6968490" cy="98425"/>
                         </a:xfrm>
                         <a:prstGeom prst="rect">
                           <a:avLst/>
@@ -5576,12 +5182,15 @@
                     </wps:wsp>
                   </a:graphicData>
                 </a:graphic>
+                <wp14:sizeRelH relativeFrom="margin">
+                  <wp14:pctWidth>0</wp14:pctWidth>
+                </wp14:sizeRelH>
               </wp:anchor>
             </w:drawing>
           </mc:Choice>
           <mc:Fallback>
             <w:pict>
-              <v:shape w14:anchorId="6BABF884" id="Textbox 12" o:spid="_x0000_s1032" type="#_x0000_t202" style="position:absolute;margin-left:11.75pt;margin-top:6pt;width:566pt;height:7.75pt;z-index:-15725056;visibility:visible;mso-wrap-style:square;mso-wrap-distance-left:0;mso-wrap-distance-top:0;mso-wrap-distance-right:0;mso-wrap-distance-bottom:0;mso-position-horizontal:absolute;mso-position-horizontal-relative:page;mso-position-vertical:absolute;mso-position-vertical-relative:text;v-text-anchor:top" o:gfxdata="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" fillcolor="navy" strokeweight="1pt">
+              <v:shape w14:anchorId="6BABF884" id="Textbox 12" o:spid="_x0000_s1028" type="#_x0000_t202" style="position:absolute;margin-left:22.05pt;margin-top:5.7pt;width:548.7pt;height:7.75pt;z-index:-15725056;visibility:visible;mso-wrap-style:square;mso-width-percent:0;mso-wrap-distance-left:0;mso-wrap-distance-top:0;mso-wrap-distance-right:0;mso-wrap-distance-bottom:0;mso-position-horizontal:absolute;mso-position-horizontal-relative:page;mso-position-vertical:absolute;mso-position-vertical-relative:text;mso-width-percent:0;mso-width-relative:margin;v-text-anchor:top" o:gfxdata="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" fillcolor="navy" strokeweight="1pt">
                 <v:path arrowok="t"/>
                 <v:textbox inset="0,0,0,0">
                   <w:txbxContent>
@@ -5656,7 +5265,7 @@
     <w:p>
       <w:pPr>
         <w:spacing w:before="37"/>
-        <w:ind w:left="215"/>
+        <w:ind w:left="440"/>
         <w:rPr>
           <w:sz w:val="12"/>
         </w:rPr>
@@ -5935,7 +5544,7 @@
         <w:tabs>
           <w:tab w:val="left" w:pos="353"/>
         </w:tabs>
-        <w:ind w:left="353" w:hanging="138"/>
+        <w:ind w:left="440" w:firstLine="0"/>
         <w:rPr>
           <w:sz w:val="12"/>
         </w:rPr>
@@ -6135,7 +5744,7 @@
         <w:tabs>
           <w:tab w:val="left" w:pos="353"/>
         </w:tabs>
-        <w:ind w:left="353" w:hanging="138"/>
+        <w:ind w:left="440" w:firstLine="0"/>
         <w:rPr>
           <w:sz w:val="12"/>
         </w:rPr>
@@ -6383,7 +5992,8 @@
         <w:tabs>
           <w:tab w:val="left" w:pos="353"/>
         </w:tabs>
-        <w:ind w:left="353" w:hanging="138"/>
+        <w:ind w:left="440" w:right="440" w:firstLine="0"/>
+        <w:jc w:val="both"/>
         <w:rPr>
           <w:sz w:val="12"/>
         </w:rPr>
@@ -6761,7 +6371,8 @@
         <w:tabs>
           <w:tab w:val="left" w:pos="353"/>
         </w:tabs>
-        <w:ind w:left="353" w:hanging="138"/>
+        <w:ind w:left="440" w:right="440" w:firstLine="0"/>
+        <w:jc w:val="both"/>
         <w:rPr>
           <w:sz w:val="12"/>
         </w:rPr>
@@ -6913,7 +6524,8 @@
         <w:tabs>
           <w:tab w:val="left" w:pos="354"/>
         </w:tabs>
-        <w:ind w:hanging="139"/>
+        <w:ind w:left="440" w:right="440" w:firstLine="0"/>
+        <w:jc w:val="both"/>
         <w:rPr>
           <w:sz w:val="12"/>
         </w:rPr>
@@ -6958,735 +6570,13 @@
         </w:rPr>
         <w:t>Asegurado.</w:t>
       </w:r>
-    </w:p>
-    <w:p>
-      <w:pPr>
-        <w:pStyle w:val="Textoindependiente"/>
-        <w:spacing w:before="84"/>
-      </w:pPr>
     </w:p>
     <w:p>
       <w:pPr>
         <w:pStyle w:val="Textoindependiente"/>
         <w:spacing w:line="312" w:lineRule="auto"/>
-        <w:ind w:left="215"/>
-      </w:pPr>
-      <w:r>
-        <w:rPr>
-          <w:w w:val="105"/>
-        </w:rPr>
-        <w:t>En</w:t>
-      </w:r>
-      <w:r>
-        <w:rPr>
-          <w:rFonts w:ascii="Times New Roman" w:hAnsi="Times New Roman"/>
-          <w:spacing w:val="60"/>
-          <w:w w:val="105"/>
-        </w:rPr>
-        <w:t xml:space="preserve"> </w:t>
-      </w:r>
-      <w:r>
-        <w:rPr>
-          <w:w w:val="105"/>
-        </w:rPr>
-        <w:t>aquellos</w:t>
-      </w:r>
-      <w:r>
-        <w:rPr>
-          <w:rFonts w:ascii="Times New Roman" w:hAnsi="Times New Roman"/>
-          <w:spacing w:val="61"/>
-          <w:w w:val="105"/>
-        </w:rPr>
-        <w:t xml:space="preserve"> </w:t>
-      </w:r>
-      <w:r>
-        <w:rPr>
-          <w:w w:val="105"/>
-        </w:rPr>
-        <w:t>casos</w:t>
-      </w:r>
-      <w:r>
-        <w:rPr>
-          <w:rFonts w:ascii="Times New Roman" w:hAnsi="Times New Roman"/>
-          <w:spacing w:val="61"/>
-          <w:w w:val="105"/>
-        </w:rPr>
-        <w:t xml:space="preserve"> </w:t>
-      </w:r>
-      <w:r>
-        <w:rPr>
-          <w:w w:val="105"/>
-        </w:rPr>
-        <w:t>en</w:t>
-      </w:r>
-      <w:r>
-        <w:rPr>
-          <w:rFonts w:ascii="Times New Roman" w:hAnsi="Times New Roman"/>
-          <w:spacing w:val="61"/>
-          <w:w w:val="105"/>
-        </w:rPr>
-        <w:t xml:space="preserve"> </w:t>
-      </w:r>
-      <w:r>
-        <w:rPr>
-          <w:w w:val="105"/>
-        </w:rPr>
-        <w:t>los</w:t>
-      </w:r>
-      <w:r>
-        <w:rPr>
-          <w:rFonts w:ascii="Times New Roman" w:hAnsi="Times New Roman"/>
-          <w:spacing w:val="61"/>
-          <w:w w:val="105"/>
-        </w:rPr>
-        <w:t xml:space="preserve"> </w:t>
-      </w:r>
-      <w:r>
-        <w:rPr>
-          <w:w w:val="105"/>
-        </w:rPr>
-        <w:t>cuales</w:t>
-      </w:r>
-      <w:r>
-        <w:rPr>
-          <w:rFonts w:ascii="Times New Roman" w:hAnsi="Times New Roman"/>
-          <w:spacing w:val="61"/>
-          <w:w w:val="105"/>
-        </w:rPr>
-        <w:t xml:space="preserve"> </w:t>
-      </w:r>
-      <w:r>
-        <w:rPr>
-          <w:w w:val="105"/>
-        </w:rPr>
-        <w:t>el</w:t>
-      </w:r>
-      <w:r>
-        <w:rPr>
-          <w:rFonts w:ascii="Times New Roman" w:hAnsi="Times New Roman"/>
-          <w:spacing w:val="61"/>
-          <w:w w:val="105"/>
-        </w:rPr>
-        <w:t xml:space="preserve"> </w:t>
-      </w:r>
-      <w:r>
-        <w:rPr>
-          <w:w w:val="105"/>
-        </w:rPr>
-        <w:t>asegurado</w:t>
-      </w:r>
-      <w:r>
-        <w:rPr>
-          <w:rFonts w:ascii="Times New Roman" w:hAnsi="Times New Roman"/>
-          <w:spacing w:val="61"/>
-          <w:w w:val="105"/>
-        </w:rPr>
-        <w:t xml:space="preserve"> </w:t>
-      </w:r>
-      <w:r>
-        <w:rPr>
-          <w:w w:val="105"/>
-        </w:rPr>
-        <w:t>notifique</w:t>
-      </w:r>
-      <w:r>
-        <w:rPr>
-          <w:rFonts w:ascii="Times New Roman" w:hAnsi="Times New Roman"/>
-          <w:spacing w:val="61"/>
-          <w:w w:val="105"/>
-        </w:rPr>
-        <w:t xml:space="preserve"> </w:t>
-      </w:r>
-      <w:r>
-        <w:rPr>
-          <w:w w:val="105"/>
-        </w:rPr>
-        <w:t>de</w:t>
-      </w:r>
-      <w:r>
-        <w:rPr>
-          <w:rFonts w:ascii="Times New Roman" w:hAnsi="Times New Roman"/>
-          <w:spacing w:val="61"/>
-          <w:w w:val="105"/>
-        </w:rPr>
-        <w:t xml:space="preserve"> </w:t>
-      </w:r>
-      <w:r>
-        <w:rPr>
-          <w:w w:val="105"/>
-        </w:rPr>
-        <w:t>manera</w:t>
-      </w:r>
-      <w:r>
-        <w:rPr>
-          <w:rFonts w:ascii="Times New Roman" w:hAnsi="Times New Roman"/>
-          <w:spacing w:val="61"/>
-          <w:w w:val="105"/>
-        </w:rPr>
-        <w:t xml:space="preserve"> </w:t>
-      </w:r>
-      <w:r>
-        <w:rPr>
-          <w:w w:val="105"/>
-        </w:rPr>
-        <w:t>anticipada</w:t>
-      </w:r>
-      <w:r>
-        <w:rPr>
-          <w:rFonts w:ascii="Times New Roman" w:hAnsi="Times New Roman"/>
-          <w:spacing w:val="61"/>
-          <w:w w:val="105"/>
-        </w:rPr>
-        <w:t xml:space="preserve"> </w:t>
-      </w:r>
-      <w:r>
-        <w:rPr>
-          <w:w w:val="105"/>
-        </w:rPr>
-        <w:t>a</w:t>
-      </w:r>
-      <w:r>
-        <w:rPr>
-          <w:rFonts w:ascii="Times New Roman" w:hAnsi="Times New Roman"/>
-          <w:spacing w:val="61"/>
-          <w:w w:val="105"/>
-        </w:rPr>
-        <w:t xml:space="preserve"> </w:t>
-      </w:r>
-      <w:r>
-        <w:rPr>
-          <w:w w:val="105"/>
-        </w:rPr>
-        <w:t>través</w:t>
-      </w:r>
-      <w:r>
-        <w:rPr>
-          <w:rFonts w:ascii="Times New Roman" w:hAnsi="Times New Roman"/>
-          <w:spacing w:val="61"/>
-          <w:w w:val="105"/>
-        </w:rPr>
-        <w:t xml:space="preserve"> </w:t>
-      </w:r>
-      <w:r>
-        <w:rPr>
-          <w:w w:val="105"/>
-        </w:rPr>
-        <w:t>de</w:t>
-      </w:r>
-      <w:r>
-        <w:rPr>
-          <w:rFonts w:ascii="Times New Roman" w:hAnsi="Times New Roman"/>
-          <w:spacing w:val="61"/>
-          <w:w w:val="105"/>
-        </w:rPr>
-        <w:t xml:space="preserve"> </w:t>
-      </w:r>
-      <w:r>
-        <w:rPr>
-          <w:w w:val="105"/>
-        </w:rPr>
-        <w:t>documento</w:t>
-      </w:r>
-      <w:r>
-        <w:rPr>
-          <w:rFonts w:ascii="Times New Roman" w:hAnsi="Times New Roman"/>
-          <w:spacing w:val="61"/>
-          <w:w w:val="105"/>
-        </w:rPr>
-        <w:t xml:space="preserve"> </w:t>
-      </w:r>
-      <w:r>
-        <w:rPr>
-          <w:w w:val="105"/>
-        </w:rPr>
-        <w:t>escrito</w:t>
-      </w:r>
-      <w:r>
-        <w:rPr>
-          <w:rFonts w:ascii="Times New Roman" w:hAnsi="Times New Roman"/>
-          <w:spacing w:val="61"/>
-          <w:w w:val="105"/>
-        </w:rPr>
-        <w:t xml:space="preserve"> </w:t>
-      </w:r>
-      <w:r>
-        <w:rPr>
-          <w:w w:val="105"/>
-        </w:rPr>
-        <w:t>a</w:t>
-      </w:r>
-      <w:r>
-        <w:rPr>
-          <w:rFonts w:ascii="Times New Roman" w:hAnsi="Times New Roman"/>
-          <w:spacing w:val="61"/>
-          <w:w w:val="105"/>
-        </w:rPr>
-        <w:t xml:space="preserve"> </w:t>
-      </w:r>
-      <w:r>
-        <w:rPr>
-          <w:w w:val="105"/>
-        </w:rPr>
-        <w:t>la</w:t>
-      </w:r>
-      <w:r>
-        <w:rPr>
-          <w:rFonts w:ascii="Times New Roman" w:hAnsi="Times New Roman"/>
-          <w:spacing w:val="61"/>
-          <w:w w:val="105"/>
-        </w:rPr>
-        <w:t xml:space="preserve"> </w:t>
-      </w:r>
-      <w:r>
-        <w:rPr>
-          <w:w w:val="105"/>
-        </w:rPr>
-        <w:t>Compañía</w:t>
-      </w:r>
-      <w:r>
-        <w:rPr>
-          <w:rFonts w:ascii="Times New Roman" w:hAnsi="Times New Roman"/>
-          <w:spacing w:val="61"/>
-          <w:w w:val="105"/>
-        </w:rPr>
-        <w:t xml:space="preserve"> </w:t>
-      </w:r>
-      <w:r>
-        <w:rPr>
-          <w:w w:val="105"/>
-        </w:rPr>
-        <w:t>de</w:t>
-      </w:r>
-      <w:r>
-        <w:rPr>
-          <w:rFonts w:ascii="Times New Roman" w:hAnsi="Times New Roman"/>
-          <w:spacing w:val="61"/>
-          <w:w w:val="105"/>
-        </w:rPr>
-        <w:t xml:space="preserve"> </w:t>
-      </w:r>
-      <w:r>
-        <w:rPr>
-          <w:w w:val="105"/>
-        </w:rPr>
-        <w:t>Seguros,</w:t>
-      </w:r>
-      <w:r>
-        <w:rPr>
-          <w:rFonts w:ascii="Times New Roman" w:hAnsi="Times New Roman"/>
-          <w:spacing w:val="61"/>
-          <w:w w:val="105"/>
-        </w:rPr>
-        <w:t xml:space="preserve"> </w:t>
-      </w:r>
-      <w:r>
-        <w:rPr>
-          <w:w w:val="105"/>
-        </w:rPr>
-        <w:t>su</w:t>
-      </w:r>
-      <w:r>
-        <w:rPr>
-          <w:rFonts w:ascii="Times New Roman" w:hAnsi="Times New Roman"/>
-          <w:spacing w:val="61"/>
-          <w:w w:val="105"/>
-        </w:rPr>
-        <w:t xml:space="preserve"> </w:t>
-      </w:r>
-      <w:r>
-        <w:rPr>
-          <w:w w:val="105"/>
-        </w:rPr>
-        <w:t>decisión</w:t>
-      </w:r>
-      <w:r>
-        <w:rPr>
-          <w:rFonts w:ascii="Times New Roman" w:hAnsi="Times New Roman"/>
-          <w:spacing w:val="61"/>
-          <w:w w:val="105"/>
-        </w:rPr>
-        <w:t xml:space="preserve"> </w:t>
-      </w:r>
-      <w:r>
-        <w:rPr>
-          <w:w w:val="105"/>
-        </w:rPr>
-        <w:t>de</w:t>
-      </w:r>
-      <w:r>
-        <w:rPr>
-          <w:rFonts w:ascii="Times New Roman" w:hAnsi="Times New Roman"/>
-          <w:spacing w:val="61"/>
-          <w:w w:val="105"/>
-        </w:rPr>
-        <w:t xml:space="preserve"> </w:t>
-      </w:r>
-      <w:r>
-        <w:rPr>
-          <w:w w:val="105"/>
-        </w:rPr>
-        <w:t>no</w:t>
-      </w:r>
-      <w:r>
-        <w:rPr>
-          <w:rFonts w:ascii="Times New Roman" w:hAnsi="Times New Roman"/>
-          <w:spacing w:val="61"/>
-          <w:w w:val="105"/>
-        </w:rPr>
-        <w:t xml:space="preserve"> </w:t>
-      </w:r>
-      <w:r>
-        <w:rPr>
-          <w:w w:val="105"/>
-        </w:rPr>
-        <w:t>continuar</w:t>
-      </w:r>
-      <w:r>
-        <w:rPr>
-          <w:rFonts w:ascii="Times New Roman" w:hAnsi="Times New Roman"/>
-          <w:spacing w:val="61"/>
-          <w:w w:val="105"/>
-        </w:rPr>
-        <w:t xml:space="preserve"> </w:t>
-      </w:r>
-      <w:r>
-        <w:rPr>
-          <w:w w:val="105"/>
-        </w:rPr>
-        <w:t>bajo</w:t>
-      </w:r>
-      <w:r>
-        <w:rPr>
-          <w:rFonts w:ascii="Times New Roman" w:hAnsi="Times New Roman"/>
-          <w:spacing w:val="61"/>
-          <w:w w:val="105"/>
-        </w:rPr>
-        <w:t xml:space="preserve"> </w:t>
-      </w:r>
-      <w:r>
-        <w:rPr>
-          <w:w w:val="105"/>
-        </w:rPr>
-        <w:t>la</w:t>
-      </w:r>
-      <w:r>
-        <w:rPr>
-          <w:rFonts w:ascii="Times New Roman" w:hAnsi="Times New Roman"/>
-          <w:spacing w:val="40"/>
-          <w:w w:val="105"/>
-        </w:rPr>
-        <w:t xml:space="preserve"> </w:t>
-      </w:r>
-      <w:r>
-        <w:rPr>
-          <w:w w:val="105"/>
-        </w:rPr>
-        <w:t>cobertura</w:t>
-      </w:r>
-      <w:r>
-        <w:rPr>
-          <w:rFonts w:ascii="Times New Roman" w:hAnsi="Times New Roman"/>
-          <w:w w:val="105"/>
-        </w:rPr>
-        <w:t xml:space="preserve"> </w:t>
-      </w:r>
-      <w:r>
-        <w:rPr>
-          <w:w w:val="105"/>
-        </w:rPr>
-        <w:t>del</w:t>
-      </w:r>
-      <w:r>
-        <w:rPr>
-          <w:rFonts w:ascii="Times New Roman" w:hAnsi="Times New Roman"/>
-          <w:w w:val="105"/>
-        </w:rPr>
-        <w:t xml:space="preserve"> </w:t>
-      </w:r>
-      <w:r>
-        <w:rPr>
-          <w:w w:val="105"/>
-        </w:rPr>
-        <w:t>presente</w:t>
-      </w:r>
-      <w:r>
-        <w:rPr>
-          <w:rFonts w:ascii="Times New Roman" w:hAnsi="Times New Roman"/>
-          <w:w w:val="105"/>
-        </w:rPr>
-        <w:t xml:space="preserve"> </w:t>
-      </w:r>
-      <w:r>
-        <w:rPr>
-          <w:w w:val="105"/>
-        </w:rPr>
-        <w:t>seguro,</w:t>
-      </w:r>
-      <w:r>
-        <w:rPr>
-          <w:rFonts w:ascii="Times New Roman" w:hAnsi="Times New Roman"/>
-          <w:w w:val="105"/>
-        </w:rPr>
-        <w:t xml:space="preserve"> </w:t>
-      </w:r>
-      <w:r>
-        <w:rPr>
-          <w:w w:val="105"/>
-        </w:rPr>
-        <w:t>este</w:t>
-      </w:r>
-      <w:r>
-        <w:rPr>
-          <w:rFonts w:ascii="Times New Roman" w:hAnsi="Times New Roman"/>
-          <w:w w:val="105"/>
-        </w:rPr>
-        <w:t xml:space="preserve"> </w:t>
-      </w:r>
-      <w:r>
-        <w:rPr>
-          <w:w w:val="105"/>
-        </w:rPr>
-        <w:t>seguro</w:t>
-      </w:r>
-      <w:r>
-        <w:rPr>
-          <w:rFonts w:ascii="Times New Roman" w:hAnsi="Times New Roman"/>
-          <w:w w:val="105"/>
-        </w:rPr>
-        <w:t xml:space="preserve"> </w:t>
-      </w:r>
-      <w:r>
-        <w:rPr>
-          <w:w w:val="105"/>
-        </w:rPr>
-        <w:t>se</w:t>
-      </w:r>
-      <w:r>
-        <w:rPr>
-          <w:rFonts w:ascii="Times New Roman" w:hAnsi="Times New Roman"/>
-          <w:w w:val="105"/>
-        </w:rPr>
-        <w:t xml:space="preserve"> </w:t>
-      </w:r>
-      <w:r>
-        <w:rPr>
-          <w:w w:val="105"/>
-        </w:rPr>
-        <w:t>dará</w:t>
-      </w:r>
-      <w:r>
-        <w:rPr>
-          <w:rFonts w:ascii="Times New Roman" w:hAnsi="Times New Roman"/>
-          <w:w w:val="105"/>
-        </w:rPr>
-        <w:t xml:space="preserve"> </w:t>
-      </w:r>
-      <w:r>
-        <w:rPr>
-          <w:w w:val="105"/>
-        </w:rPr>
-        <w:t>por</w:t>
-      </w:r>
-      <w:r>
-        <w:rPr>
-          <w:rFonts w:ascii="Times New Roman" w:hAnsi="Times New Roman"/>
-          <w:w w:val="105"/>
-        </w:rPr>
-        <w:t xml:space="preserve"> </w:t>
-      </w:r>
-      <w:r>
-        <w:rPr>
-          <w:w w:val="105"/>
-        </w:rPr>
-        <w:t>terminado</w:t>
-      </w:r>
-      <w:r>
-        <w:rPr>
-          <w:rFonts w:ascii="Times New Roman" w:hAnsi="Times New Roman"/>
-          <w:w w:val="105"/>
-        </w:rPr>
-        <w:t xml:space="preserve"> </w:t>
-      </w:r>
-      <w:r>
-        <w:rPr>
-          <w:w w:val="105"/>
-        </w:rPr>
-        <w:t>el</w:t>
-      </w:r>
-      <w:r>
-        <w:rPr>
-          <w:rFonts w:ascii="Times New Roman" w:hAnsi="Times New Roman"/>
-          <w:w w:val="105"/>
-        </w:rPr>
-        <w:t xml:space="preserve"> </w:t>
-      </w:r>
-      <w:r>
-        <w:rPr>
-          <w:w w:val="105"/>
-        </w:rPr>
-        <w:t>día</w:t>
-      </w:r>
-      <w:r>
-        <w:rPr>
-          <w:rFonts w:ascii="Times New Roman" w:hAnsi="Times New Roman"/>
-          <w:w w:val="105"/>
-        </w:rPr>
-        <w:t xml:space="preserve"> </w:t>
-      </w:r>
-      <w:r>
-        <w:rPr>
-          <w:w w:val="105"/>
-        </w:rPr>
-        <w:t>en</w:t>
-      </w:r>
-      <w:r>
-        <w:rPr>
-          <w:rFonts w:ascii="Times New Roman" w:hAnsi="Times New Roman"/>
-          <w:w w:val="105"/>
-        </w:rPr>
-        <w:t xml:space="preserve"> </w:t>
-      </w:r>
-      <w:r>
-        <w:rPr>
-          <w:w w:val="105"/>
-        </w:rPr>
-        <w:t>que</w:t>
-      </w:r>
-      <w:r>
-        <w:rPr>
-          <w:rFonts w:ascii="Times New Roman" w:hAnsi="Times New Roman"/>
-          <w:w w:val="105"/>
-        </w:rPr>
-        <w:t xml:space="preserve"> </w:t>
-      </w:r>
-      <w:r>
-        <w:rPr>
-          <w:w w:val="105"/>
-        </w:rPr>
-        <w:t>dicho</w:t>
-      </w:r>
-      <w:r>
-        <w:rPr>
-          <w:rFonts w:ascii="Times New Roman" w:hAnsi="Times New Roman"/>
-          <w:w w:val="105"/>
-        </w:rPr>
-        <w:t xml:space="preserve"> </w:t>
-      </w:r>
-      <w:r>
-        <w:rPr>
-          <w:w w:val="105"/>
-        </w:rPr>
-        <w:t>documento</w:t>
-      </w:r>
-      <w:r>
-        <w:rPr>
-          <w:rFonts w:ascii="Times New Roman" w:hAnsi="Times New Roman"/>
-          <w:w w:val="105"/>
-        </w:rPr>
-        <w:t xml:space="preserve"> </w:t>
-      </w:r>
-      <w:r>
-        <w:rPr>
-          <w:w w:val="105"/>
-        </w:rPr>
-        <w:t>escrito</w:t>
-      </w:r>
-      <w:r>
-        <w:rPr>
-          <w:rFonts w:ascii="Times New Roman" w:hAnsi="Times New Roman"/>
-          <w:w w:val="105"/>
-        </w:rPr>
-        <w:t xml:space="preserve"> </w:t>
-      </w:r>
-      <w:r>
-        <w:rPr>
-          <w:w w:val="105"/>
-        </w:rPr>
-        <w:t>sea</w:t>
-      </w:r>
-      <w:r>
-        <w:rPr>
-          <w:rFonts w:ascii="Times New Roman" w:hAnsi="Times New Roman"/>
-          <w:w w:val="105"/>
-        </w:rPr>
-        <w:t xml:space="preserve"> </w:t>
-      </w:r>
-      <w:r>
-        <w:rPr>
-          <w:w w:val="105"/>
-        </w:rPr>
-        <w:t>conocido</w:t>
-      </w:r>
-      <w:r>
-        <w:rPr>
-          <w:rFonts w:ascii="Times New Roman" w:hAnsi="Times New Roman"/>
-          <w:w w:val="105"/>
-        </w:rPr>
-        <w:t xml:space="preserve"> </w:t>
-      </w:r>
-      <w:r>
-        <w:rPr>
-          <w:w w:val="105"/>
-        </w:rPr>
-        <w:t>por</w:t>
-      </w:r>
-      <w:r>
-        <w:rPr>
-          <w:rFonts w:ascii="Times New Roman" w:hAnsi="Times New Roman"/>
-          <w:w w:val="105"/>
-        </w:rPr>
-        <w:t xml:space="preserve"> </w:t>
-      </w:r>
-      <w:r>
-        <w:rPr>
-          <w:w w:val="105"/>
-        </w:rPr>
-        <w:t>la</w:t>
-      </w:r>
-      <w:r>
-        <w:rPr>
-          <w:rFonts w:ascii="Times New Roman" w:hAnsi="Times New Roman"/>
-          <w:w w:val="105"/>
-        </w:rPr>
-        <w:t xml:space="preserve"> </w:t>
-      </w:r>
-      <w:r>
-        <w:rPr>
-          <w:w w:val="105"/>
-        </w:rPr>
-        <w:t>compañía</w:t>
-      </w:r>
-      <w:r>
-        <w:rPr>
-          <w:rFonts w:ascii="Times New Roman" w:hAnsi="Times New Roman"/>
-          <w:w w:val="105"/>
-        </w:rPr>
-        <w:t xml:space="preserve"> </w:t>
-      </w:r>
-      <w:r>
-        <w:rPr>
-          <w:w w:val="105"/>
-        </w:rPr>
-        <w:t>de</w:t>
-      </w:r>
-      <w:r>
-        <w:rPr>
-          <w:rFonts w:ascii="Times New Roman" w:hAnsi="Times New Roman"/>
-          <w:w w:val="105"/>
-        </w:rPr>
-        <w:t xml:space="preserve"> </w:t>
-      </w:r>
-      <w:r>
-        <w:rPr>
-          <w:w w:val="105"/>
-        </w:rPr>
-        <w:t>seguros.</w:t>
-      </w:r>
-    </w:p>
-    <w:p>
-      <w:pPr>
-        <w:pStyle w:val="Textoindependiente"/>
-        <w:spacing w:before="11"/>
+        <w:ind w:left="440" w:right="440"/>
+        <w:jc w:val="both"/>
       </w:pPr>
       <w:r>
         <w:rPr>
@@ -7695,16 +6585,16 @@
         <mc:AlternateContent>
           <mc:Choice Requires="wps">
             <w:drawing>
-              <wp:anchor distT="0" distB="0" distL="0" distR="0" simplePos="0" relativeHeight="487591936" behindDoc="1" locked="0" layoutInCell="1" allowOverlap="1" wp14:anchorId="58931544" wp14:editId="1DA3A76C">
+              <wp:anchor distT="0" distB="0" distL="0" distR="0" simplePos="0" relativeHeight="251665408" behindDoc="1" locked="0" layoutInCell="1" allowOverlap="1" wp14:anchorId="58931544" wp14:editId="71CEC4CE">
                 <wp:simplePos x="0" y="0"/>
                 <wp:positionH relativeFrom="page">
-                  <wp:posOffset>133350</wp:posOffset>
+                  <wp:posOffset>280035</wp:posOffset>
                 </wp:positionH>
                 <wp:positionV relativeFrom="paragraph">
-                  <wp:posOffset>116403</wp:posOffset>
+                  <wp:posOffset>243205</wp:posOffset>
                 </wp:positionV>
-                <wp:extent cx="7165975" cy="98425"/>
-                <wp:effectExtent l="0" t="0" r="0" b="0"/>
+                <wp:extent cx="6968490" cy="98425"/>
+                <wp:effectExtent l="0" t="0" r="22860" b="15875"/>
                 <wp:wrapTopAndBottom/>
                 <wp:docPr id="13" name="Textbox 13"/>
                 <wp:cNvGraphicFramePr>
@@ -7719,7 +6609,7 @@
                       <wps:spPr>
                         <a:xfrm>
                           <a:off x="0" y="0"/>
-                          <a:ext cx="7165975" cy="98425"/>
+                          <a:ext cx="6968490" cy="98425"/>
                         </a:xfrm>
                         <a:prstGeom prst="rect">
                           <a:avLst/>
@@ -7767,12 +6657,15 @@
                     </wps:wsp>
                   </a:graphicData>
                 </a:graphic>
+                <wp14:sizeRelH relativeFrom="margin">
+                  <wp14:pctWidth>0</wp14:pctWidth>
+                </wp14:sizeRelH>
               </wp:anchor>
             </w:drawing>
           </mc:Choice>
           <mc:Fallback>
             <w:pict>
-              <v:shape w14:anchorId="58931544" id="Textbox 13" o:spid="_x0000_s1033" type="#_x0000_t202" style="position:absolute;margin-left:10.5pt;margin-top:9.15pt;width:564.25pt;height:7.75pt;z-index:-15724544;visibility:visible;mso-wrap-style:square;mso-wrap-distance-left:0;mso-wrap-distance-top:0;mso-wrap-distance-right:0;mso-wrap-distance-bottom:0;mso-position-horizontal:absolute;mso-position-horizontal-relative:page;mso-position-vertical:absolute;mso-position-vertical-relative:text;v-text-anchor:top" o:gfxdata="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" fillcolor="navy" strokeweight="1pt">
+              <v:shape w14:anchorId="58931544" id="Textbox 13" o:spid="_x0000_s1029" type="#_x0000_t202" style="position:absolute;left:0;text-align:left;margin-left:22.05pt;margin-top:19.15pt;width:548.7pt;height:7.75pt;z-index:-251651072;visibility:visible;mso-wrap-style:square;mso-width-percent:0;mso-wrap-distance-left:0;mso-wrap-distance-top:0;mso-wrap-distance-right:0;mso-wrap-distance-bottom:0;mso-position-horizontal:absolute;mso-position-horizontal-relative:page;mso-position-vertical:absolute;mso-position-vertical-relative:text;mso-width-percent:0;mso-width-relative:margin;v-text-anchor:top" o:gfxdata="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" fillcolor="navy" strokeweight="1pt">
                 <v:path arrowok="t"/>
                 <v:textbox inset="0,0,0,0">
                   <w:txbxContent>
@@ -7807,12 +6700,724 @@
           </mc:Fallback>
         </mc:AlternateContent>
       </w:r>
+      <w:r>
+        <w:rPr>
+          <w:w w:val="105"/>
+        </w:rPr>
+        <w:t>En</w:t>
+      </w:r>
+      <w:r>
+        <w:rPr>
+          <w:rFonts w:ascii="Times New Roman" w:hAnsi="Times New Roman"/>
+          <w:spacing w:val="60"/>
+          <w:w w:val="105"/>
+        </w:rPr>
+        <w:t xml:space="preserve"> </w:t>
+      </w:r>
+      <w:r>
+        <w:rPr>
+          <w:w w:val="105"/>
+        </w:rPr>
+        <w:t>aquellos</w:t>
+      </w:r>
+      <w:r>
+        <w:rPr>
+          <w:rFonts w:ascii="Times New Roman" w:hAnsi="Times New Roman"/>
+          <w:spacing w:val="61"/>
+          <w:w w:val="105"/>
+        </w:rPr>
+        <w:t xml:space="preserve"> </w:t>
+      </w:r>
+      <w:r>
+        <w:rPr>
+          <w:w w:val="105"/>
+        </w:rPr>
+        <w:t>casos</w:t>
+      </w:r>
+      <w:r>
+        <w:rPr>
+          <w:rFonts w:ascii="Times New Roman" w:hAnsi="Times New Roman"/>
+          <w:spacing w:val="61"/>
+          <w:w w:val="105"/>
+        </w:rPr>
+        <w:t xml:space="preserve"> </w:t>
+      </w:r>
+      <w:r>
+        <w:rPr>
+          <w:w w:val="105"/>
+        </w:rPr>
+        <w:t>en</w:t>
+      </w:r>
+      <w:r>
+        <w:rPr>
+          <w:rFonts w:ascii="Times New Roman" w:hAnsi="Times New Roman"/>
+          <w:spacing w:val="61"/>
+          <w:w w:val="105"/>
+        </w:rPr>
+        <w:t xml:space="preserve"> </w:t>
+      </w:r>
+      <w:r>
+        <w:rPr>
+          <w:w w:val="105"/>
+        </w:rPr>
+        <w:t>los</w:t>
+      </w:r>
+      <w:r>
+        <w:rPr>
+          <w:rFonts w:ascii="Times New Roman" w:hAnsi="Times New Roman"/>
+          <w:spacing w:val="61"/>
+          <w:w w:val="105"/>
+        </w:rPr>
+        <w:t xml:space="preserve"> </w:t>
+      </w:r>
+      <w:r>
+        <w:rPr>
+          <w:w w:val="105"/>
+        </w:rPr>
+        <w:t>cuales</w:t>
+      </w:r>
+      <w:r>
+        <w:rPr>
+          <w:rFonts w:ascii="Times New Roman" w:hAnsi="Times New Roman"/>
+          <w:spacing w:val="61"/>
+          <w:w w:val="105"/>
+        </w:rPr>
+        <w:t xml:space="preserve"> </w:t>
+      </w:r>
+      <w:r>
+        <w:rPr>
+          <w:w w:val="105"/>
+        </w:rPr>
+        <w:t>el</w:t>
+      </w:r>
+      <w:r>
+        <w:rPr>
+          <w:rFonts w:ascii="Times New Roman" w:hAnsi="Times New Roman"/>
+          <w:spacing w:val="61"/>
+          <w:w w:val="105"/>
+        </w:rPr>
+        <w:t xml:space="preserve"> </w:t>
+      </w:r>
+      <w:r>
+        <w:rPr>
+          <w:w w:val="105"/>
+        </w:rPr>
+        <w:t>asegurado</w:t>
+      </w:r>
+      <w:r>
+        <w:rPr>
+          <w:rFonts w:ascii="Times New Roman" w:hAnsi="Times New Roman"/>
+          <w:spacing w:val="61"/>
+          <w:w w:val="105"/>
+        </w:rPr>
+        <w:t xml:space="preserve"> </w:t>
+      </w:r>
+      <w:r>
+        <w:rPr>
+          <w:w w:val="105"/>
+        </w:rPr>
+        <w:t>notifique</w:t>
+      </w:r>
+      <w:r>
+        <w:rPr>
+          <w:rFonts w:ascii="Times New Roman" w:hAnsi="Times New Roman"/>
+          <w:spacing w:val="61"/>
+          <w:w w:val="105"/>
+        </w:rPr>
+        <w:t xml:space="preserve"> </w:t>
+      </w:r>
+      <w:r>
+        <w:rPr>
+          <w:w w:val="105"/>
+        </w:rPr>
+        <w:t>de</w:t>
+      </w:r>
+      <w:r>
+        <w:rPr>
+          <w:rFonts w:ascii="Times New Roman" w:hAnsi="Times New Roman"/>
+          <w:spacing w:val="61"/>
+          <w:w w:val="105"/>
+        </w:rPr>
+        <w:t xml:space="preserve"> </w:t>
+      </w:r>
+      <w:r>
+        <w:rPr>
+          <w:w w:val="105"/>
+        </w:rPr>
+        <w:t>manera</w:t>
+      </w:r>
+      <w:r>
+        <w:rPr>
+          <w:rFonts w:ascii="Times New Roman" w:hAnsi="Times New Roman"/>
+          <w:spacing w:val="61"/>
+          <w:w w:val="105"/>
+        </w:rPr>
+        <w:t xml:space="preserve"> </w:t>
+      </w:r>
+      <w:r>
+        <w:rPr>
+          <w:w w:val="105"/>
+        </w:rPr>
+        <w:t>anticipada</w:t>
+      </w:r>
+      <w:r>
+        <w:rPr>
+          <w:rFonts w:ascii="Times New Roman" w:hAnsi="Times New Roman"/>
+          <w:spacing w:val="61"/>
+          <w:w w:val="105"/>
+        </w:rPr>
+        <w:t xml:space="preserve"> </w:t>
+      </w:r>
+      <w:r>
+        <w:rPr>
+          <w:w w:val="105"/>
+        </w:rPr>
+        <w:t>a</w:t>
+      </w:r>
+      <w:r>
+        <w:rPr>
+          <w:rFonts w:ascii="Times New Roman" w:hAnsi="Times New Roman"/>
+          <w:spacing w:val="61"/>
+          <w:w w:val="105"/>
+        </w:rPr>
+        <w:t xml:space="preserve"> </w:t>
+      </w:r>
+      <w:r>
+        <w:rPr>
+          <w:w w:val="105"/>
+        </w:rPr>
+        <w:t>través</w:t>
+      </w:r>
+      <w:r>
+        <w:rPr>
+          <w:rFonts w:ascii="Times New Roman" w:hAnsi="Times New Roman"/>
+          <w:spacing w:val="61"/>
+          <w:w w:val="105"/>
+        </w:rPr>
+        <w:t xml:space="preserve"> </w:t>
+      </w:r>
+      <w:r>
+        <w:rPr>
+          <w:w w:val="105"/>
+        </w:rPr>
+        <w:t>de</w:t>
+      </w:r>
+      <w:r>
+        <w:rPr>
+          <w:rFonts w:ascii="Times New Roman" w:hAnsi="Times New Roman"/>
+          <w:spacing w:val="61"/>
+          <w:w w:val="105"/>
+        </w:rPr>
+        <w:t xml:space="preserve"> </w:t>
+      </w:r>
+      <w:r>
+        <w:rPr>
+          <w:w w:val="105"/>
+        </w:rPr>
+        <w:t>documento</w:t>
+      </w:r>
+      <w:r>
+        <w:rPr>
+          <w:rFonts w:ascii="Times New Roman" w:hAnsi="Times New Roman"/>
+          <w:spacing w:val="61"/>
+          <w:w w:val="105"/>
+        </w:rPr>
+        <w:t xml:space="preserve"> </w:t>
+      </w:r>
+      <w:r>
+        <w:rPr>
+          <w:w w:val="105"/>
+        </w:rPr>
+        <w:t>escrito</w:t>
+      </w:r>
+      <w:r>
+        <w:rPr>
+          <w:rFonts w:ascii="Times New Roman" w:hAnsi="Times New Roman"/>
+          <w:spacing w:val="61"/>
+          <w:w w:val="105"/>
+        </w:rPr>
+        <w:t xml:space="preserve"> </w:t>
+      </w:r>
+      <w:r>
+        <w:rPr>
+          <w:w w:val="105"/>
+        </w:rPr>
+        <w:t>a</w:t>
+      </w:r>
+      <w:r>
+        <w:rPr>
+          <w:rFonts w:ascii="Times New Roman" w:hAnsi="Times New Roman"/>
+          <w:spacing w:val="61"/>
+          <w:w w:val="105"/>
+        </w:rPr>
+        <w:t xml:space="preserve"> </w:t>
+      </w:r>
+      <w:r>
+        <w:rPr>
+          <w:w w:val="105"/>
+        </w:rPr>
+        <w:t>la</w:t>
+      </w:r>
+      <w:r>
+        <w:rPr>
+          <w:rFonts w:ascii="Times New Roman" w:hAnsi="Times New Roman"/>
+          <w:spacing w:val="61"/>
+          <w:w w:val="105"/>
+        </w:rPr>
+        <w:t xml:space="preserve"> </w:t>
+      </w:r>
+      <w:r>
+        <w:rPr>
+          <w:w w:val="105"/>
+        </w:rPr>
+        <w:t>Compañía</w:t>
+      </w:r>
+      <w:r>
+        <w:rPr>
+          <w:rFonts w:ascii="Times New Roman" w:hAnsi="Times New Roman"/>
+          <w:spacing w:val="61"/>
+          <w:w w:val="105"/>
+        </w:rPr>
+        <w:t xml:space="preserve"> </w:t>
+      </w:r>
+      <w:r>
+        <w:rPr>
+          <w:w w:val="105"/>
+        </w:rPr>
+        <w:t>de</w:t>
+      </w:r>
+      <w:r>
+        <w:rPr>
+          <w:rFonts w:ascii="Times New Roman" w:hAnsi="Times New Roman"/>
+          <w:spacing w:val="61"/>
+          <w:w w:val="105"/>
+        </w:rPr>
+        <w:t xml:space="preserve"> </w:t>
+      </w:r>
+      <w:r>
+        <w:rPr>
+          <w:w w:val="105"/>
+        </w:rPr>
+        <w:t>Seguros,</w:t>
+      </w:r>
+      <w:r>
+        <w:rPr>
+          <w:rFonts w:ascii="Times New Roman" w:hAnsi="Times New Roman"/>
+          <w:spacing w:val="61"/>
+          <w:w w:val="105"/>
+        </w:rPr>
+        <w:t xml:space="preserve"> </w:t>
+      </w:r>
+      <w:r>
+        <w:rPr>
+          <w:w w:val="105"/>
+        </w:rPr>
+        <w:t>su</w:t>
+      </w:r>
+      <w:r>
+        <w:rPr>
+          <w:rFonts w:ascii="Times New Roman" w:hAnsi="Times New Roman"/>
+          <w:spacing w:val="61"/>
+          <w:w w:val="105"/>
+        </w:rPr>
+        <w:t xml:space="preserve"> </w:t>
+      </w:r>
+      <w:r>
+        <w:rPr>
+          <w:w w:val="105"/>
+        </w:rPr>
+        <w:t>decisión</w:t>
+      </w:r>
+      <w:r>
+        <w:rPr>
+          <w:rFonts w:ascii="Times New Roman" w:hAnsi="Times New Roman"/>
+          <w:spacing w:val="61"/>
+          <w:w w:val="105"/>
+        </w:rPr>
+        <w:t xml:space="preserve"> </w:t>
+      </w:r>
+      <w:r>
+        <w:rPr>
+          <w:w w:val="105"/>
+        </w:rPr>
+        <w:t>de</w:t>
+      </w:r>
+      <w:r>
+        <w:rPr>
+          <w:rFonts w:ascii="Times New Roman" w:hAnsi="Times New Roman"/>
+          <w:spacing w:val="61"/>
+          <w:w w:val="105"/>
+        </w:rPr>
+        <w:t xml:space="preserve"> </w:t>
+      </w:r>
+      <w:r>
+        <w:rPr>
+          <w:w w:val="105"/>
+        </w:rPr>
+        <w:t>no</w:t>
+      </w:r>
+      <w:r>
+        <w:rPr>
+          <w:rFonts w:ascii="Times New Roman" w:hAnsi="Times New Roman"/>
+          <w:spacing w:val="61"/>
+          <w:w w:val="105"/>
+        </w:rPr>
+        <w:t xml:space="preserve"> </w:t>
+      </w:r>
+      <w:r>
+        <w:rPr>
+          <w:w w:val="105"/>
+        </w:rPr>
+        <w:t>continuar</w:t>
+      </w:r>
+      <w:r>
+        <w:rPr>
+          <w:rFonts w:ascii="Times New Roman" w:hAnsi="Times New Roman"/>
+          <w:spacing w:val="61"/>
+          <w:w w:val="105"/>
+        </w:rPr>
+        <w:t xml:space="preserve"> </w:t>
+      </w:r>
+      <w:r>
+        <w:rPr>
+          <w:w w:val="105"/>
+        </w:rPr>
+        <w:t>bajo</w:t>
+      </w:r>
+      <w:r>
+        <w:rPr>
+          <w:rFonts w:ascii="Times New Roman" w:hAnsi="Times New Roman"/>
+          <w:spacing w:val="61"/>
+          <w:w w:val="105"/>
+        </w:rPr>
+        <w:t xml:space="preserve"> </w:t>
+      </w:r>
+      <w:r>
+        <w:rPr>
+          <w:w w:val="105"/>
+        </w:rPr>
+        <w:t>la</w:t>
+      </w:r>
+      <w:r>
+        <w:rPr>
+          <w:rFonts w:ascii="Times New Roman" w:hAnsi="Times New Roman"/>
+          <w:spacing w:val="40"/>
+          <w:w w:val="105"/>
+        </w:rPr>
+        <w:t xml:space="preserve"> </w:t>
+      </w:r>
+      <w:r>
+        <w:rPr>
+          <w:w w:val="105"/>
+        </w:rPr>
+        <w:t>cobertura</w:t>
+      </w:r>
+      <w:r>
+        <w:rPr>
+          <w:rFonts w:ascii="Times New Roman" w:hAnsi="Times New Roman"/>
+          <w:w w:val="105"/>
+        </w:rPr>
+        <w:t xml:space="preserve"> </w:t>
+      </w:r>
+      <w:r>
+        <w:rPr>
+          <w:w w:val="105"/>
+        </w:rPr>
+        <w:t>del</w:t>
+      </w:r>
+      <w:r>
+        <w:rPr>
+          <w:rFonts w:ascii="Times New Roman" w:hAnsi="Times New Roman"/>
+          <w:w w:val="105"/>
+        </w:rPr>
+        <w:t xml:space="preserve"> </w:t>
+      </w:r>
+      <w:r>
+        <w:rPr>
+          <w:w w:val="105"/>
+        </w:rPr>
+        <w:t>presente</w:t>
+      </w:r>
+      <w:r>
+        <w:rPr>
+          <w:rFonts w:ascii="Times New Roman" w:hAnsi="Times New Roman"/>
+          <w:w w:val="105"/>
+        </w:rPr>
+        <w:t xml:space="preserve"> </w:t>
+      </w:r>
+      <w:r>
+        <w:rPr>
+          <w:w w:val="105"/>
+        </w:rPr>
+        <w:t>seguro,</w:t>
+      </w:r>
+      <w:r>
+        <w:rPr>
+          <w:rFonts w:ascii="Times New Roman" w:hAnsi="Times New Roman"/>
+          <w:w w:val="105"/>
+        </w:rPr>
+        <w:t xml:space="preserve"> </w:t>
+      </w:r>
+      <w:r>
+        <w:rPr>
+          <w:w w:val="105"/>
+        </w:rPr>
+        <w:t>este</w:t>
+      </w:r>
+      <w:r>
+        <w:rPr>
+          <w:rFonts w:ascii="Times New Roman" w:hAnsi="Times New Roman"/>
+          <w:w w:val="105"/>
+        </w:rPr>
+        <w:t xml:space="preserve"> </w:t>
+      </w:r>
+      <w:r>
+        <w:rPr>
+          <w:w w:val="105"/>
+        </w:rPr>
+        <w:t>seguro</w:t>
+      </w:r>
+      <w:r>
+        <w:rPr>
+          <w:rFonts w:ascii="Times New Roman" w:hAnsi="Times New Roman"/>
+          <w:w w:val="105"/>
+        </w:rPr>
+        <w:t xml:space="preserve"> </w:t>
+      </w:r>
+      <w:r>
+        <w:rPr>
+          <w:w w:val="105"/>
+        </w:rPr>
+        <w:t>se</w:t>
+      </w:r>
+      <w:r>
+        <w:rPr>
+          <w:rFonts w:ascii="Times New Roman" w:hAnsi="Times New Roman"/>
+          <w:w w:val="105"/>
+        </w:rPr>
+        <w:t xml:space="preserve"> </w:t>
+      </w:r>
+      <w:r>
+        <w:rPr>
+          <w:w w:val="105"/>
+        </w:rPr>
+        <w:t>dará</w:t>
+      </w:r>
+      <w:r>
+        <w:rPr>
+          <w:rFonts w:ascii="Times New Roman" w:hAnsi="Times New Roman"/>
+          <w:w w:val="105"/>
+        </w:rPr>
+        <w:t xml:space="preserve"> </w:t>
+      </w:r>
+      <w:r>
+        <w:rPr>
+          <w:w w:val="105"/>
+        </w:rPr>
+        <w:t>por</w:t>
+      </w:r>
+      <w:r>
+        <w:rPr>
+          <w:rFonts w:ascii="Times New Roman" w:hAnsi="Times New Roman"/>
+          <w:w w:val="105"/>
+        </w:rPr>
+        <w:t xml:space="preserve"> </w:t>
+      </w:r>
+      <w:r>
+        <w:rPr>
+          <w:w w:val="105"/>
+        </w:rPr>
+        <w:t>terminado</w:t>
+      </w:r>
+      <w:r>
+        <w:rPr>
+          <w:rFonts w:ascii="Times New Roman" w:hAnsi="Times New Roman"/>
+          <w:w w:val="105"/>
+        </w:rPr>
+        <w:t xml:space="preserve"> </w:t>
+      </w:r>
+      <w:r>
+        <w:rPr>
+          <w:w w:val="105"/>
+        </w:rPr>
+        <w:t>el</w:t>
+      </w:r>
+      <w:r>
+        <w:rPr>
+          <w:rFonts w:ascii="Times New Roman" w:hAnsi="Times New Roman"/>
+          <w:w w:val="105"/>
+        </w:rPr>
+        <w:t xml:space="preserve"> </w:t>
+      </w:r>
+      <w:r>
+        <w:rPr>
+          <w:w w:val="105"/>
+        </w:rPr>
+        <w:t>día</w:t>
+      </w:r>
+      <w:r>
+        <w:rPr>
+          <w:rFonts w:ascii="Times New Roman" w:hAnsi="Times New Roman"/>
+          <w:w w:val="105"/>
+        </w:rPr>
+        <w:t xml:space="preserve"> </w:t>
+      </w:r>
+      <w:r>
+        <w:rPr>
+          <w:w w:val="105"/>
+        </w:rPr>
+        <w:t>en</w:t>
+      </w:r>
+      <w:r>
+        <w:rPr>
+          <w:rFonts w:ascii="Times New Roman" w:hAnsi="Times New Roman"/>
+          <w:w w:val="105"/>
+        </w:rPr>
+        <w:t xml:space="preserve"> </w:t>
+      </w:r>
+      <w:r>
+        <w:rPr>
+          <w:w w:val="105"/>
+        </w:rPr>
+        <w:t>que</w:t>
+      </w:r>
+      <w:r>
+        <w:rPr>
+          <w:rFonts w:ascii="Times New Roman" w:hAnsi="Times New Roman"/>
+          <w:w w:val="105"/>
+        </w:rPr>
+        <w:t xml:space="preserve"> </w:t>
+      </w:r>
+      <w:r>
+        <w:rPr>
+          <w:w w:val="105"/>
+        </w:rPr>
+        <w:t>dicho</w:t>
+      </w:r>
+      <w:r>
+        <w:rPr>
+          <w:rFonts w:ascii="Times New Roman" w:hAnsi="Times New Roman"/>
+          <w:w w:val="105"/>
+        </w:rPr>
+        <w:t xml:space="preserve"> </w:t>
+      </w:r>
+      <w:r>
+        <w:rPr>
+          <w:w w:val="105"/>
+        </w:rPr>
+        <w:t>documento</w:t>
+      </w:r>
+      <w:r>
+        <w:rPr>
+          <w:rFonts w:ascii="Times New Roman" w:hAnsi="Times New Roman"/>
+          <w:w w:val="105"/>
+        </w:rPr>
+        <w:t xml:space="preserve"> </w:t>
+      </w:r>
+      <w:r>
+        <w:rPr>
+          <w:w w:val="105"/>
+        </w:rPr>
+        <w:t>escrito</w:t>
+      </w:r>
+      <w:r>
+        <w:rPr>
+          <w:rFonts w:ascii="Times New Roman" w:hAnsi="Times New Roman"/>
+          <w:w w:val="105"/>
+        </w:rPr>
+        <w:t xml:space="preserve"> </w:t>
+      </w:r>
+      <w:r>
+        <w:rPr>
+          <w:w w:val="105"/>
+        </w:rPr>
+        <w:t>sea</w:t>
+      </w:r>
+      <w:r>
+        <w:rPr>
+          <w:rFonts w:ascii="Times New Roman" w:hAnsi="Times New Roman"/>
+          <w:w w:val="105"/>
+        </w:rPr>
+        <w:t xml:space="preserve"> </w:t>
+      </w:r>
+      <w:r>
+        <w:rPr>
+          <w:w w:val="105"/>
+        </w:rPr>
+        <w:t>conocido</w:t>
+      </w:r>
+      <w:r>
+        <w:rPr>
+          <w:rFonts w:ascii="Times New Roman" w:hAnsi="Times New Roman"/>
+          <w:w w:val="105"/>
+        </w:rPr>
+        <w:t xml:space="preserve"> </w:t>
+      </w:r>
+      <w:r>
+        <w:rPr>
+          <w:w w:val="105"/>
+        </w:rPr>
+        <w:t>por</w:t>
+      </w:r>
+      <w:r>
+        <w:rPr>
+          <w:rFonts w:ascii="Times New Roman" w:hAnsi="Times New Roman"/>
+          <w:w w:val="105"/>
+        </w:rPr>
+        <w:t xml:space="preserve"> </w:t>
+      </w:r>
+      <w:r>
+        <w:rPr>
+          <w:w w:val="105"/>
+        </w:rPr>
+        <w:t>la</w:t>
+      </w:r>
+      <w:r>
+        <w:rPr>
+          <w:rFonts w:ascii="Times New Roman" w:hAnsi="Times New Roman"/>
+          <w:w w:val="105"/>
+        </w:rPr>
+        <w:t xml:space="preserve"> </w:t>
+      </w:r>
+      <w:r>
+        <w:rPr>
+          <w:w w:val="105"/>
+        </w:rPr>
+        <w:t>compañía</w:t>
+      </w:r>
+      <w:r>
+        <w:rPr>
+          <w:rFonts w:ascii="Times New Roman" w:hAnsi="Times New Roman"/>
+          <w:w w:val="105"/>
+        </w:rPr>
+        <w:t xml:space="preserve"> </w:t>
+      </w:r>
+      <w:r>
+        <w:rPr>
+          <w:w w:val="105"/>
+        </w:rPr>
+        <w:t>de</w:t>
+      </w:r>
+      <w:r>
+        <w:rPr>
+          <w:rFonts w:ascii="Times New Roman" w:hAnsi="Times New Roman"/>
+          <w:w w:val="105"/>
+        </w:rPr>
+        <w:t xml:space="preserve"> </w:t>
+      </w:r>
+      <w:r>
+        <w:rPr>
+          <w:w w:val="105"/>
+        </w:rPr>
+        <w:t>seguros.</w:t>
+      </w:r>
     </w:p>
     <w:p>
       <w:pPr>
         <w:pStyle w:val="Textoindependiente"/>
         <w:spacing w:before="17"/>
-        <w:ind w:left="210"/>
+        <w:ind w:left="440" w:right="440"/>
+        <w:jc w:val="both"/>
       </w:pPr>
       <w:r>
         <w:rPr>
@@ -7903,7 +7508,8 @@
           <w:tab w:val="left" w:pos="408"/>
         </w:tabs>
         <w:spacing w:line="312" w:lineRule="auto"/>
-        <w:ind w:right="373" w:firstLine="0"/>
+        <w:ind w:left="440" w:right="440" w:firstLine="0"/>
+        <w:jc w:val="both"/>
         <w:rPr>
           <w:sz w:val="12"/>
         </w:rPr>
@@ -8645,7 +8251,8 @@
           <w:tab w:val="left" w:pos="407"/>
         </w:tabs>
         <w:spacing w:before="1" w:line="312" w:lineRule="auto"/>
-        <w:ind w:right="353" w:firstLine="0"/>
+        <w:ind w:left="440" w:right="440" w:firstLine="0"/>
+        <w:jc w:val="both"/>
         <w:rPr>
           <w:sz w:val="12"/>
         </w:rPr>
@@ -10363,7 +9970,8 @@
       <w:pPr>
         <w:pStyle w:val="Textoindependiente"/>
         <w:spacing w:before="3" w:line="312" w:lineRule="auto"/>
-        <w:ind w:left="210" w:right="337"/>
+        <w:ind w:left="440" w:right="440"/>
+        <w:jc w:val="both"/>
       </w:pPr>
       <w:r>
         <w:rPr>
@@ -10787,7 +10395,7 @@
         </w:rPr>
         <w:t xml:space="preserve"> </w:t>
       </w:r>
-      <w:hyperlink r:id="rId6">
+      <w:hyperlink r:id="rId9">
         <w:r>
           <w:rPr>
             <w:w w:val="105"/>
@@ -10904,7 +10512,8 @@
       <w:pPr>
         <w:pStyle w:val="Textoindependiente"/>
         <w:spacing w:before="2" w:line="312" w:lineRule="auto"/>
-        <w:ind w:left="210" w:right="337"/>
+        <w:ind w:left="440" w:right="440"/>
+        <w:jc w:val="both"/>
       </w:pPr>
       <w:r>
         <w:rPr>
@@ -11456,7 +11065,8 @@
       <w:pPr>
         <w:pStyle w:val="Textoindependiente"/>
         <w:spacing w:before="1"/>
-        <w:ind w:left="210"/>
+        <w:ind w:left="440" w:right="440"/>
+        <w:jc w:val="both"/>
       </w:pPr>
       <w:r>
         <w:rPr>
@@ -11604,7 +11214,7 @@
       <w:tblPr>
         <w:tblStyle w:val="TableNormal"/>
         <w:tblW w:w="0" w:type="auto"/>
-        <w:tblInd w:w="170" w:type="dxa"/>
+        <w:tblInd w:w="450" w:type="dxa"/>
         <w:tblBorders>
           <w:top w:val="single" w:sz="8" w:space="0" w:color="000000"/>
           <w:left w:val="single" w:sz="8" w:space="0" w:color="000000"/>
@@ -11617,29 +11227,137 @@
         <w:tblLook w:val="01E0" w:firstRow="1" w:lastRow="1" w:firstColumn="1" w:lastColumn="1" w:noHBand="0" w:noVBand="0"/>
       </w:tblPr>
       <w:tblGrid>
-        <w:gridCol w:w="2250"/>
-        <w:gridCol w:w="2400"/>
+        <w:gridCol w:w="4356"/>
         <w:gridCol w:w="2055"/>
-        <w:gridCol w:w="2385"/>
-        <w:gridCol w:w="2245"/>
+        <w:gridCol w:w="2281"/>
+        <w:gridCol w:w="2310"/>
       </w:tblGrid>
       <w:tr>
         <w:trPr>
-          <w:trHeight w:val="142"/>
+          <w:trHeight w:val="101"/>
         </w:trPr>
         <w:tc>
           <w:tcPr>
-            <w:tcW w:w="11335" w:type="dxa"/>
-            <w:gridSpan w:val="5"/>
+            <w:tcW w:w="11002" w:type="dxa"/>
+            <w:gridSpan w:val="4"/>
             <w:tcBorders>
-              <w:bottom w:val="single" w:sz="18" w:space="0" w:color="000000"/>
+              <w:bottom w:val="double" w:sz="8" w:space="0" w:color="000000"/>
             </w:tcBorders>
             <w:shd w:val="clear" w:color="auto" w:fill="000080"/>
+            <w:vAlign w:val="center"/>
           </w:tcPr>
           <w:p>
             <w:pPr>
               <w:pStyle w:val="TableParagraph"/>
-              <w:spacing w:before="2" w:line="120" w:lineRule="exact"/>
+              <w:tabs>
+                <w:tab w:val="left" w:pos="2074"/>
+              </w:tabs>
+              <w:spacing w:before="12" w:line="110" w:lineRule="exact"/>
+              <w:ind w:left="125"/>
+              <w:rPr>
+                <w:rFonts w:ascii="Arial"/>
+                <w:b/>
+                <w:position w:val="2"/>
+                <w:sz w:val="12"/>
+              </w:rPr>
+            </w:pPr>
+            <w:r>
+              <w:rPr>
+                <w:rFonts w:ascii="Arial"/>
+                <w:b/>
+                <w:color w:val="FFFFFF"/>
+                <w:sz w:val="12"/>
+              </w:rPr>
+              <w:t>CORREDOR</w:t>
+            </w:r>
+            <w:r>
+              <w:rPr>
+                <w:rFonts w:ascii="Arial"/>
+                <w:b/>
+                <w:color w:val="FFFFFF"/>
+                <w:sz w:val="12"/>
+              </w:rPr>
+              <w:t xml:space="preserve"> </w:t>
+            </w:r>
+            <w:r>
+              <w:rPr>
+                <w:rFonts w:ascii="Arial"/>
+                <w:b/>
+                <w:color w:val="FFFFFF"/>
+                <w:sz w:val="12"/>
+              </w:rPr>
+              <w:t>DE</w:t>
+            </w:r>
+            <w:r>
+              <w:rPr>
+                <w:rFonts w:ascii="Arial"/>
+                <w:b/>
+                <w:color w:val="FFFFFF"/>
+                <w:sz w:val="12"/>
+              </w:rPr>
+              <w:t xml:space="preserve"> SEGURO:</w:t>
+            </w:r>
+            <w:r>
+              <w:rPr>
+                <w:rFonts w:ascii="Times New Roman"/>
+                <w:color w:val="FFFFFF"/>
+                <w:sz w:val="12"/>
+              </w:rPr>
+              <w:tab/>
+            </w:r>
+            <w:r>
+              <w:rPr>
+                <w:rFonts w:ascii="Arial"/>
+                <w:b/>
+                <w:color w:val="FFFFFF"/>
+                <w:sz w:val="12"/>
+              </w:rPr>
+              <w:t>{</w:t>
+            </w:r>
+            <w:proofErr w:type="spellStart"/>
+            <w:proofErr w:type="gramStart"/>
+            <w:r>
+              <w:rPr>
+                <w:rFonts w:ascii="Arial"/>
+                <w:b/>
+                <w:color w:val="FFFFFF"/>
+                <w:sz w:val="12"/>
+              </w:rPr>
+              <w:t>custom.Corredor</w:t>
+            </w:r>
+            <w:proofErr w:type="spellEnd"/>
+            <w:proofErr w:type="gramEnd"/>
+            <w:r>
+              <w:rPr>
+                <w:rFonts w:ascii="Arial"/>
+                <w:b/>
+                <w:color w:val="FFFFFF"/>
+                <w:sz w:val="12"/>
+              </w:rPr>
+              <w:t>}</w:t>
+            </w:r>
+          </w:p>
+        </w:tc>
+      </w:tr>
+      <w:tr>
+        <w:trPr>
+          <w:trHeight w:val="101"/>
+        </w:trPr>
+        <w:tc>
+          <w:tcPr>
+            <w:tcW w:w="11002" w:type="dxa"/>
+            <w:gridSpan w:val="4"/>
+            <w:tcBorders>
+              <w:top w:val="double" w:sz="8" w:space="0" w:color="000000"/>
+              <w:bottom w:val="double" w:sz="8" w:space="0" w:color="000000"/>
+            </w:tcBorders>
+            <w:shd w:val="clear" w:color="auto" w:fill="000080"/>
+            <w:vAlign w:val="center"/>
+          </w:tcPr>
+          <w:p>
+            <w:pPr>
+              <w:pStyle w:val="TableParagraph"/>
+              <w:spacing w:before="20" w:line="103" w:lineRule="exact"/>
               <w:ind w:left="330"/>
               <w:jc w:val="center"/>
               <w:rPr>
@@ -11753,55 +11471,32 @@
       </w:tr>
       <w:tr>
         <w:trPr>
-          <w:trHeight w:val="177"/>
+          <w:trHeight w:val="159"/>
         </w:trPr>
         <w:tc>
           <w:tcPr>
-            <w:tcW w:w="2250" w:type="dxa"/>
+            <w:tcW w:w="4356" w:type="dxa"/>
             <w:tcBorders>
-              <w:top w:val="single" w:sz="18" w:space="0" w:color="000000"/>
+              <w:top w:val="double" w:sz="8" w:space="0" w:color="000000"/>
+              <w:bottom w:val="single" w:sz="8" w:space="0" w:color="000000"/>
             </w:tcBorders>
+            <w:vAlign w:val="center"/>
           </w:tcPr>
           <w:p>
             <w:pPr>
               <w:pStyle w:val="TableParagraph"/>
-              <w:spacing w:before="16" w:line="141" w:lineRule="exact"/>
-              <w:ind w:left="634"/>
-              <w:rPr>
-                <w:sz w:val="14"/>
+              <w:jc w:val="center"/>
+              <w:rPr>
+                <w:sz w:val="12"/>
+                <w:szCs w:val="12"/>
               </w:rPr>
             </w:pPr>
             <w:r>
               <w:rPr>
-                <w:spacing w:val="-2"/>
-                <w:sz w:val="14"/>
-              </w:rPr>
-              <w:t>NOMBRES</w:t>
-            </w:r>
-          </w:p>
-        </w:tc>
-        <w:tc>
-          <w:tcPr>
-            <w:tcW w:w="2400" w:type="dxa"/>
-            <w:tcBorders>
-              <w:top w:val="single" w:sz="18" w:space="0" w:color="000000"/>
-            </w:tcBorders>
-          </w:tcPr>
-          <w:p>
-            <w:pPr>
-              <w:pStyle w:val="TableParagraph"/>
-              <w:spacing w:before="16" w:line="141" w:lineRule="exact"/>
-              <w:ind w:left="803"/>
-              <w:rPr>
-                <w:sz w:val="14"/>
-              </w:rPr>
-            </w:pPr>
-            <w:r>
-              <w:rPr>
-                <w:spacing w:val="-2"/>
-                <w:sz w:val="14"/>
-              </w:rPr>
-              <w:t>APELLIDOS</w:t>
+                <w:sz w:val="12"/>
+                <w:szCs w:val="12"/>
+              </w:rPr>
+              <w:t>NOMBRE COMPLETO</w:t>
             </w:r>
           </w:p>
         </w:tc>
@@ -11809,190 +11504,550 @@
           <w:tcPr>
             <w:tcW w:w="2055" w:type="dxa"/>
             <w:tcBorders>
-              <w:top w:val="single" w:sz="18" w:space="0" w:color="000000"/>
+              <w:top w:val="double" w:sz="8" w:space="0" w:color="000000"/>
+              <w:bottom w:val="single" w:sz="8" w:space="0" w:color="000000"/>
+            </w:tcBorders>
+            <w:vAlign w:val="center"/>
+          </w:tcPr>
+          <w:p>
+            <w:pPr>
+              <w:pStyle w:val="TableParagraph"/>
+              <w:jc w:val="center"/>
+              <w:rPr>
+                <w:sz w:val="12"/>
+                <w:szCs w:val="12"/>
+              </w:rPr>
+            </w:pPr>
+            <w:r>
+              <w:rPr>
+                <w:sz w:val="12"/>
+                <w:szCs w:val="12"/>
+              </w:rPr>
+              <w:t>PARENTESCO</w:t>
+            </w:r>
+          </w:p>
+        </w:tc>
+        <w:tc>
+          <w:tcPr>
+            <w:tcW w:w="2281" w:type="dxa"/>
+            <w:tcBorders>
+              <w:top w:val="double" w:sz="8" w:space="0" w:color="000000"/>
+              <w:bottom w:val="single" w:sz="8" w:space="0" w:color="000000"/>
+            </w:tcBorders>
+            <w:vAlign w:val="center"/>
+          </w:tcPr>
+          <w:p>
+            <w:pPr>
+              <w:pStyle w:val="TableParagraph"/>
+              <w:jc w:val="center"/>
+              <w:rPr>
+                <w:sz w:val="12"/>
+                <w:szCs w:val="12"/>
+              </w:rPr>
+            </w:pPr>
+            <w:r>
+              <w:rPr>
+                <w:sz w:val="12"/>
+                <w:szCs w:val="12"/>
+              </w:rPr>
+              <w:t>No.:</w:t>
+            </w:r>
+            <w:r>
+              <w:rPr>
+                <w:sz w:val="12"/>
+                <w:szCs w:val="12"/>
+              </w:rPr>
+              <w:t xml:space="preserve"> IDENTIDAD</w:t>
+            </w:r>
+          </w:p>
+        </w:tc>
+        <w:tc>
+          <w:tcPr>
+            <w:tcW w:w="2310" w:type="dxa"/>
+            <w:tcBorders>
+              <w:top w:val="double" w:sz="8" w:space="0" w:color="000000"/>
+              <w:bottom w:val="single" w:sz="8" w:space="0" w:color="000000"/>
+            </w:tcBorders>
+            <w:vAlign w:val="center"/>
+          </w:tcPr>
+          <w:p>
+            <w:pPr>
+              <w:pStyle w:val="TableParagraph"/>
+              <w:jc w:val="center"/>
+              <w:rPr>
+                <w:sz w:val="12"/>
+                <w:szCs w:val="12"/>
+              </w:rPr>
+            </w:pPr>
+            <w:r>
+              <w:rPr>
+                <w:sz w:val="12"/>
+                <w:szCs w:val="12"/>
+              </w:rPr>
+              <w:t>%</w:t>
+            </w:r>
+            <w:r>
+              <w:rPr>
+                <w:sz w:val="12"/>
+                <w:szCs w:val="12"/>
+              </w:rPr>
+              <w:t xml:space="preserve"> </w:t>
+            </w:r>
+            <w:r>
+              <w:rPr>
+                <w:sz w:val="12"/>
+                <w:szCs w:val="12"/>
+              </w:rPr>
+              <w:t>DE</w:t>
+            </w:r>
+            <w:r>
+              <w:rPr>
+                <w:sz w:val="12"/>
+                <w:szCs w:val="12"/>
+              </w:rPr>
+              <w:t xml:space="preserve"> PARTICIPACIÓN</w:t>
+            </w:r>
+          </w:p>
+        </w:tc>
+      </w:tr>
+      <w:tr>
+        <w:trPr>
+          <w:trHeight w:val="189"/>
+        </w:trPr>
+        <w:tc>
+          <w:tcPr>
+            <w:tcW w:w="4356" w:type="dxa"/>
+            <w:tcBorders>
+              <w:bottom w:val="single" w:sz="8" w:space="0" w:color="000000"/>
             </w:tcBorders>
           </w:tcPr>
           <w:p>
             <w:pPr>
               <w:pStyle w:val="TableParagraph"/>
-              <w:spacing w:before="16" w:line="141" w:lineRule="exact"/>
-              <w:ind w:left="543"/>
-              <w:rPr>
-                <w:sz w:val="14"/>
+              <w:rPr>
+                <w:sz w:val="12"/>
+                <w:szCs w:val="12"/>
               </w:rPr>
             </w:pPr>
             <w:r>
               <w:rPr>
-                <w:spacing w:val="-2"/>
-                <w:sz w:val="14"/>
-              </w:rPr>
-              <w:t>PARENTESCO</w:t>
+                <w:sz w:val="12"/>
+                <w:szCs w:val="12"/>
+              </w:rPr>
+              <w:t>{#</w:t>
+            </w:r>
+            <w:proofErr w:type="gramStart"/>
+            <w:r>
+              <w:rPr>
+                <w:sz w:val="12"/>
+                <w:szCs w:val="12"/>
+              </w:rPr>
+              <w:t>custom}{</w:t>
+            </w:r>
+            <w:proofErr w:type="gramEnd"/>
+            <w:r>
+              <w:rPr>
+                <w:sz w:val="12"/>
+                <w:szCs w:val="12"/>
+              </w:rPr>
+              <w:t>#Beneficiarios}{nombreCompleto}</w:t>
             </w:r>
           </w:p>
         </w:tc>
         <w:tc>
           <w:tcPr>
-            <w:tcW w:w="2385" w:type="dxa"/>
+            <w:tcW w:w="2055" w:type="dxa"/>
             <w:tcBorders>
-              <w:top w:val="single" w:sz="18" w:space="0" w:color="000000"/>
+              <w:bottom w:val="single" w:sz="8" w:space="0" w:color="000000"/>
             </w:tcBorders>
           </w:tcPr>
           <w:p>
             <w:pPr>
               <w:pStyle w:val="TableParagraph"/>
-              <w:spacing w:before="16" w:line="141" w:lineRule="exact"/>
-              <w:ind w:left="440"/>
-              <w:rPr>
-                <w:sz w:val="14"/>
+              <w:jc w:val="center"/>
+              <w:rPr>
+                <w:sz w:val="12"/>
+                <w:szCs w:val="12"/>
               </w:rPr>
             </w:pPr>
             <w:r>
               <w:rPr>
-                <w:sz w:val="14"/>
-              </w:rPr>
-              <w:t>No.:</w:t>
-            </w:r>
-            <w:r>
-              <w:rPr>
-                <w:rFonts w:ascii="Times New Roman"/>
-                <w:spacing w:val="9"/>
-                <w:sz w:val="14"/>
-              </w:rPr>
-              <w:t xml:space="preserve"> </w:t>
-            </w:r>
-            <w:r>
-              <w:rPr>
-                <w:spacing w:val="-2"/>
-                <w:sz w:val="14"/>
-              </w:rPr>
-              <w:t>IDENTIDAD</w:t>
+                <w:sz w:val="12"/>
+                <w:szCs w:val="12"/>
+              </w:rPr>
+              <w:t>{parentesco}</w:t>
             </w:r>
           </w:p>
         </w:tc>
         <w:tc>
           <w:tcPr>
-            <w:tcW w:w="2245" w:type="dxa"/>
+            <w:tcW w:w="2281" w:type="dxa"/>
             <w:tcBorders>
-              <w:top w:val="single" w:sz="18" w:space="0" w:color="000000"/>
+              <w:bottom w:val="single" w:sz="8" w:space="0" w:color="000000"/>
             </w:tcBorders>
           </w:tcPr>
           <w:p>
             <w:pPr>
               <w:pStyle w:val="TableParagraph"/>
-              <w:spacing w:before="16" w:line="141" w:lineRule="exact"/>
-              <w:ind w:left="361"/>
-              <w:rPr>
-                <w:sz w:val="14"/>
+              <w:jc w:val="center"/>
+              <w:rPr>
+                <w:sz w:val="12"/>
+                <w:szCs w:val="12"/>
               </w:rPr>
             </w:pPr>
             <w:r>
               <w:rPr>
-                <w:sz w:val="14"/>
-              </w:rPr>
-              <w:t>%</w:t>
-            </w:r>
-            <w:r>
-              <w:rPr>
-                <w:rFonts w:ascii="Times New Roman" w:hAnsi="Times New Roman"/>
-                <w:spacing w:val="7"/>
-                <w:sz w:val="14"/>
-              </w:rPr>
-              <w:t xml:space="preserve"> </w:t>
-            </w:r>
-            <w:r>
-              <w:rPr>
-                <w:sz w:val="14"/>
-              </w:rPr>
-              <w:t>DE</w:t>
-            </w:r>
-            <w:r>
-              <w:rPr>
-                <w:rFonts w:ascii="Times New Roman" w:hAnsi="Times New Roman"/>
-                <w:spacing w:val="7"/>
-                <w:sz w:val="14"/>
-              </w:rPr>
-              <w:t xml:space="preserve"> </w:t>
-            </w:r>
-            <w:r>
-              <w:rPr>
-                <w:spacing w:val="-2"/>
-                <w:sz w:val="14"/>
-              </w:rPr>
-              <w:t>PARTICIPACIÓN</w:t>
+                <w:sz w:val="12"/>
+                <w:szCs w:val="12"/>
+              </w:rPr>
+              <w:t>{</w:t>
+            </w:r>
+            <w:proofErr w:type="spellStart"/>
+            <w:r>
+              <w:rPr>
+                <w:sz w:val="12"/>
+                <w:szCs w:val="12"/>
+              </w:rPr>
+              <w:t>identificacion</w:t>
+            </w:r>
+            <w:proofErr w:type="spellEnd"/>
+            <w:r>
+              <w:rPr>
+                <w:sz w:val="12"/>
+                <w:szCs w:val="12"/>
+              </w:rPr>
+              <w:t>}</w:t>
+            </w:r>
+          </w:p>
+        </w:tc>
+        <w:tc>
+          <w:tcPr>
+            <w:tcW w:w="2310" w:type="dxa"/>
+            <w:tcBorders>
+              <w:bottom w:val="single" w:sz="8" w:space="0" w:color="000000"/>
+            </w:tcBorders>
+          </w:tcPr>
+          <w:p>
+            <w:pPr>
+              <w:pStyle w:val="TableParagraph"/>
+              <w:jc w:val="center"/>
+              <w:rPr>
+                <w:sz w:val="12"/>
+                <w:szCs w:val="12"/>
+              </w:rPr>
+            </w:pPr>
+            <w:r>
+              <w:rPr>
+                <w:sz w:val="12"/>
+                <w:szCs w:val="12"/>
+              </w:rPr>
+              <w:t>{porcentaje</w:t>
+            </w:r>
+            <w:proofErr w:type="gramStart"/>
+            <w:r>
+              <w:rPr>
+                <w:sz w:val="12"/>
+                <w:szCs w:val="12"/>
+              </w:rPr>
+              <w:t>}{</w:t>
+            </w:r>
+            <w:proofErr w:type="gramEnd"/>
+            <w:r>
+              <w:rPr>
+                <w:sz w:val="12"/>
+                <w:szCs w:val="12"/>
+              </w:rPr>
+              <w:t>/}{/}</w:t>
             </w:r>
           </w:p>
         </w:tc>
       </w:tr>
       <w:tr>
         <w:trPr>
-          <w:trHeight w:val="265"/>
+          <w:trHeight w:val="189"/>
         </w:trPr>
         <w:tc>
           <w:tcPr>
-            <w:tcW w:w="2250" w:type="dxa"/>
+            <w:tcW w:w="6411" w:type="dxa"/>
+            <w:gridSpan w:val="2"/>
+            <w:tcBorders>
+              <w:top w:val="single" w:sz="8" w:space="0" w:color="000000"/>
+              <w:left w:val="nil"/>
+              <w:bottom w:val="nil"/>
+              <w:right w:val="nil"/>
+            </w:tcBorders>
           </w:tcPr>
           <w:p>
             <w:pPr>
               <w:pStyle w:val="TableParagraph"/>
               <w:rPr>
-                <w:rFonts w:ascii="Times New Roman"/>
                 <w:sz w:val="12"/>
+                <w:szCs w:val="12"/>
+              </w:rPr>
+            </w:pPr>
+            <w:r>
+              <w:rPr>
+                <w:sz w:val="12"/>
+                <w:szCs w:val="12"/>
+              </w:rPr>
+              <w:t xml:space="preserve">(*) La suma de los porcentajes de participación de todos los beneficiarios deberá corresponder al 100%. </w:t>
+            </w:r>
+          </w:p>
+          <w:p>
+            <w:pPr>
+              <w:pStyle w:val="TableParagraph"/>
+              <w:rPr>
+                <w:sz w:val="12"/>
+                <w:szCs w:val="12"/>
+              </w:rPr>
+            </w:pPr>
+            <w:r>
+              <w:rPr>
+                <w:sz w:val="12"/>
+                <w:szCs w:val="12"/>
+              </w:rPr>
+              <w:t>(**) Esta información aplica sólo si usted ha aceptado el Seguro de Préstamo Jubilado Protegido.</w:t>
+            </w:r>
+          </w:p>
+          <w:p>
+            <w:pPr>
+              <w:pStyle w:val="TableParagraph"/>
+              <w:jc w:val="center"/>
+              <w:rPr>
+                <w:sz w:val="12"/>
+                <w:szCs w:val="12"/>
+              </w:rPr>
+            </w:pPr>
+          </w:p>
+          <w:p>
+            <w:pPr>
+              <w:pStyle w:val="TableParagraph"/>
+              <w:jc w:val="center"/>
+              <w:rPr>
+                <w:sz w:val="12"/>
+                <w:szCs w:val="12"/>
+              </w:rPr>
+            </w:pPr>
+          </w:p>
+          <w:p>
+            <w:pPr>
+              <w:pStyle w:val="TableParagraph"/>
+              <w:jc w:val="center"/>
+              <w:rPr>
+                <w:sz w:val="12"/>
+                <w:szCs w:val="12"/>
+              </w:rPr>
+            </w:pPr>
+          </w:p>
+          <w:p>
+            <w:pPr>
+              <w:pStyle w:val="TableParagraph"/>
+              <w:jc w:val="center"/>
+              <w:rPr>
+                <w:sz w:val="12"/>
+                <w:szCs w:val="12"/>
+              </w:rPr>
+            </w:pPr>
+          </w:p>
+          <w:p>
+            <w:pPr>
+              <w:pStyle w:val="TableParagraph"/>
+              <w:jc w:val="center"/>
+              <w:rPr>
+                <w:sz w:val="12"/>
+                <w:szCs w:val="12"/>
+              </w:rPr>
+            </w:pPr>
+          </w:p>
+          <w:p>
+            <w:pPr>
+              <w:pStyle w:val="TableParagraph"/>
+              <w:jc w:val="center"/>
+              <w:rPr>
+                <w:sz w:val="12"/>
+                <w:szCs w:val="12"/>
+              </w:rPr>
+            </w:pPr>
+          </w:p>
+          <w:p>
+            <w:pPr>
+              <w:pStyle w:val="TableParagraph"/>
+              <w:jc w:val="center"/>
+              <w:rPr>
+                <w:sz w:val="12"/>
+                <w:szCs w:val="12"/>
+              </w:rPr>
+            </w:pPr>
+          </w:p>
+          <w:p>
+            <w:pPr>
+              <w:pStyle w:val="TableParagraph"/>
+              <w:jc w:val="center"/>
+              <w:rPr>
+                <w:sz w:val="12"/>
+                <w:szCs w:val="12"/>
               </w:rPr>
             </w:pPr>
           </w:p>
         </w:tc>
         <w:tc>
           <w:tcPr>
-            <w:tcW w:w="2400" w:type="dxa"/>
+            <w:tcW w:w="2281" w:type="dxa"/>
+            <w:tcBorders>
+              <w:top w:val="single" w:sz="8" w:space="0" w:color="000000"/>
+              <w:left w:val="nil"/>
+              <w:bottom w:val="nil"/>
+              <w:right w:val="nil"/>
+            </w:tcBorders>
           </w:tcPr>
           <w:p>
             <w:pPr>
               <w:pStyle w:val="TableParagraph"/>
-              <w:rPr>
-                <w:rFonts w:ascii="Times New Roman"/>
+              <w:jc w:val="center"/>
+              <w:rPr>
                 <w:sz w:val="12"/>
+                <w:szCs w:val="12"/>
+              </w:rPr>
+            </w:pPr>
+          </w:p>
+          <w:p>
+            <w:pPr>
+              <w:pStyle w:val="TableParagraph"/>
+              <w:jc w:val="center"/>
+              <w:rPr>
+                <w:sz w:val="12"/>
+                <w:szCs w:val="12"/>
+              </w:rPr>
+            </w:pPr>
+          </w:p>
+          <w:p>
+            <w:pPr>
+              <w:pStyle w:val="TableParagraph"/>
+              <w:jc w:val="center"/>
+              <w:rPr>
+                <w:sz w:val="12"/>
+                <w:szCs w:val="12"/>
+              </w:rPr>
+            </w:pPr>
+            <w:r>
+              <w:rPr>
+                <w:noProof/>
+                <w:sz w:val="12"/>
+                <w:szCs w:val="12"/>
+              </w:rPr>
+              <w:drawing>
+                <wp:anchor distT="0" distB="0" distL="114300" distR="114300" simplePos="0" relativeHeight="487593472" behindDoc="1" locked="0" layoutInCell="1" allowOverlap="1" wp14:anchorId="2FCC7C50" wp14:editId="52C9D9C2">
+                  <wp:simplePos x="0" y="0"/>
+                  <wp:positionH relativeFrom="column">
+                    <wp:posOffset>-619125</wp:posOffset>
+                  </wp:positionH>
+                  <wp:positionV relativeFrom="paragraph">
+                    <wp:posOffset>133350</wp:posOffset>
+                  </wp:positionV>
+                  <wp:extent cx="1473200" cy="576580"/>
+                  <wp:effectExtent l="0" t="0" r="0" b="0"/>
+                  <wp:wrapNone/>
+                  <wp:docPr id="123891649" name="Image 17"/>
+                  <wp:cNvGraphicFramePr/>
+                  <a:graphic xmlns:a="http://schemas.openxmlformats.org/drawingml/2006/main">
+                    <a:graphicData uri="http://schemas.openxmlformats.org/drawingml/2006/picture">
+                      <pic:pic xmlns:pic="http://schemas.openxmlformats.org/drawingml/2006/picture">
+                        <pic:nvPicPr>
+                          <pic:cNvPr id="17" name="Image 17"/>
+                          <pic:cNvPicPr/>
+                        </pic:nvPicPr>
+                        <pic:blipFill>
+                          <a:blip r:embed="rId10" cstate="print">
+                            <a:extLst>
+                              <a:ext uri="{28A0092B-C50C-407E-A947-70E740481C1C}">
+                                <a14:useLocalDpi xmlns:a14="http://schemas.microsoft.com/office/drawing/2010/main" val="0"/>
+                              </a:ext>
+                            </a:extLst>
+                          </a:blip>
+                          <a:stretch>
+                            <a:fillRect/>
+                          </a:stretch>
+                        </pic:blipFill>
+                        <pic:spPr>
+                          <a:xfrm>
+                            <a:off x="0" y="0"/>
+                            <a:ext cx="1473200" cy="576580"/>
+                          </a:xfrm>
+                          <a:prstGeom prst="rect">
+                            <a:avLst/>
+                          </a:prstGeom>
+                        </pic:spPr>
+                      </pic:pic>
+                    </a:graphicData>
+                  </a:graphic>
+                  <wp14:sizeRelH relativeFrom="page">
+                    <wp14:pctWidth>0</wp14:pctWidth>
+                  </wp14:sizeRelH>
+                  <wp14:sizeRelV relativeFrom="page">
+                    <wp14:pctHeight>0</wp14:pctHeight>
+                  </wp14:sizeRelV>
+                </wp:anchor>
+              </w:drawing>
+            </w:r>
+          </w:p>
+          <w:p>
+            <w:pPr>
+              <w:pStyle w:val="TableParagraph"/>
+              <w:jc w:val="center"/>
+              <w:rPr>
+                <w:sz w:val="12"/>
+                <w:szCs w:val="12"/>
+              </w:rPr>
+            </w:pPr>
+          </w:p>
+          <w:p>
+            <w:pPr>
+              <w:pStyle w:val="TableParagraph"/>
+              <w:jc w:val="center"/>
+              <w:rPr>
+                <w:sz w:val="12"/>
+                <w:szCs w:val="12"/>
+              </w:rPr>
+            </w:pPr>
+          </w:p>
+          <w:p>
+            <w:pPr>
+              <w:pStyle w:val="TableParagraph"/>
+              <w:jc w:val="center"/>
+              <w:rPr>
+                <w:sz w:val="12"/>
+                <w:szCs w:val="12"/>
+              </w:rPr>
+            </w:pPr>
+          </w:p>
+          <w:p>
+            <w:pPr>
+              <w:pStyle w:val="TableParagraph"/>
+              <w:jc w:val="center"/>
+              <w:rPr>
+                <w:sz w:val="12"/>
+                <w:szCs w:val="12"/>
               </w:rPr>
             </w:pPr>
           </w:p>
         </w:tc>
         <w:tc>
           <w:tcPr>
-            <w:tcW w:w="2055" w:type="dxa"/>
+            <w:tcW w:w="2310" w:type="dxa"/>
+            <w:tcBorders>
+              <w:top w:val="single" w:sz="8" w:space="0" w:color="000000"/>
+              <w:left w:val="nil"/>
+              <w:bottom w:val="nil"/>
+              <w:right w:val="nil"/>
+            </w:tcBorders>
           </w:tcPr>
           <w:p>
             <w:pPr>
               <w:pStyle w:val="TableParagraph"/>
-              <w:rPr>
-                <w:rFonts w:ascii="Times New Roman"/>
+              <w:jc w:val="center"/>
+              <w:rPr>
                 <w:sz w:val="12"/>
-              </w:rPr>
-            </w:pPr>
-          </w:p>
-        </w:tc>
-        <w:tc>
-          <w:tcPr>
-            <w:tcW w:w="2385" w:type="dxa"/>
-          </w:tcPr>
-          <w:p>
-            <w:pPr>
-              <w:pStyle w:val="TableParagraph"/>
-              <w:rPr>
-                <w:rFonts w:ascii="Times New Roman"/>
-                <w:sz w:val="12"/>
-              </w:rPr>
-            </w:pPr>
-          </w:p>
-        </w:tc>
-        <w:tc>
-          <w:tcPr>
-            <w:tcW w:w="2245" w:type="dxa"/>
-          </w:tcPr>
-          <w:p>
-            <w:pPr>
-              <w:pStyle w:val="TableParagraph"/>
-              <w:rPr>
-                <w:rFonts w:ascii="Times New Roman"/>
-                <w:sz w:val="12"/>
+                <w:szCs w:val="12"/>
               </w:rPr>
             </w:pPr>
           </w:p>
@@ -12000,1870 +12055,969 @@
       </w:tr>
       <w:tr>
         <w:trPr>
-          <w:trHeight w:val="260"/>
+          <w:trHeight w:val="1179"/>
         </w:trPr>
         <w:tc>
           <w:tcPr>
-            <w:tcW w:w="2250" w:type="dxa"/>
+            <w:tcW w:w="4356" w:type="dxa"/>
+            <w:tcBorders>
+              <w:top w:val="nil"/>
+              <w:left w:val="nil"/>
+              <w:bottom w:val="nil"/>
+              <w:right w:val="nil"/>
+            </w:tcBorders>
           </w:tcPr>
           <w:p>
             <w:pPr>
               <w:pStyle w:val="TableParagraph"/>
+              <w:jc w:val="center"/>
+              <w:rPr>
+                <w:sz w:val="12"/>
+                <w:szCs w:val="12"/>
+              </w:rPr>
+            </w:pPr>
+            <w:r>
+              <w:rPr>
+                <w:noProof/>
+                <w:sz w:val="20"/>
+              </w:rPr>
+              <mc:AlternateContent>
+                <mc:Choice Requires="wpg">
+                  <w:drawing>
+                    <wp:inline distT="0" distB="0" distL="0" distR="0" wp14:anchorId="24B3D95F" wp14:editId="22A6C896">
+                      <wp:extent cx="2549525" cy="12700"/>
+                      <wp:effectExtent l="9525" t="0" r="3175" b="6350"/>
+                      <wp:docPr id="524716191" name="Group 13"/>
+                      <wp:cNvGraphicFramePr>
+                        <a:graphicFrameLocks xmlns:a="http://schemas.openxmlformats.org/drawingml/2006/main"/>
+                      </wp:cNvGraphicFramePr>
+                      <a:graphic xmlns:a="http://schemas.openxmlformats.org/drawingml/2006/main">
+                        <a:graphicData uri="http://schemas.microsoft.com/office/word/2010/wordprocessingGroup">
+                          <wpg:wgp>
+                            <wpg:cNvGrpSpPr>
+                              <a:grpSpLocks/>
+                            </wpg:cNvGrpSpPr>
+                            <wpg:grpSpPr>
+                              <a:xfrm>
+                                <a:off x="0" y="0"/>
+                                <a:ext cx="2549525" cy="12700"/>
+                                <a:chOff x="0" y="0"/>
+                                <a:chExt cx="2549525" cy="12700"/>
+                              </a:xfrm>
+                            </wpg:grpSpPr>
+                            <wps:wsp>
+                              <wps:cNvPr id="122028746" name="Graphic 14"/>
+                              <wps:cNvSpPr/>
+                              <wps:spPr>
+                                <a:xfrm>
+                                  <a:off x="0" y="6350"/>
+                                  <a:ext cx="2549525" cy="1270"/>
+                                </a:xfrm>
+                                <a:custGeom>
+                                  <a:avLst/>
+                                  <a:gdLst/>
+                                  <a:ahLst/>
+                                  <a:cxnLst/>
+                                  <a:rect l="l" t="t" r="r" b="b"/>
+                                  <a:pathLst>
+                                    <a:path w="2549525">
+                                      <a:moveTo>
+                                        <a:pt x="0" y="0"/>
+                                      </a:moveTo>
+                                      <a:lnTo>
+                                        <a:pt x="2549525" y="0"/>
+                                      </a:lnTo>
+                                    </a:path>
+                                  </a:pathLst>
+                                </a:custGeom>
+                                <a:ln w="12700">
+                                  <a:solidFill>
+                                    <a:srgbClr val="000000"/>
+                                  </a:solidFill>
+                                  <a:prstDash val="solid"/>
+                                </a:ln>
+                              </wps:spPr>
+                              <wps:bodyPr wrap="square" lIns="0" tIns="0" rIns="0" bIns="0" rtlCol="0">
+                                <a:prstTxWarp prst="textNoShape">
+                                  <a:avLst/>
+                                </a:prstTxWarp>
+                                <a:noAutofit/>
+                              </wps:bodyPr>
+                            </wps:wsp>
+                          </wpg:wgp>
+                        </a:graphicData>
+                      </a:graphic>
+                    </wp:inline>
+                  </w:drawing>
+                </mc:Choice>
+                <mc:Fallback>
+                  <w:pict>
+                    <v:group w14:anchorId="6349C046" id="Group 13" o:spid="_x0000_s1026" style="width:200.75pt;height:1pt;mso-position-horizontal-relative:char;mso-position-vertical-relative:line" coordsize="25495,127" o:gfxdata="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">
+                      <v:shape id="Graphic 14" o:spid="_x0000_s1027" style="position:absolute;top:63;width:25495;height:13;visibility:visible;mso-wrap-style:square;v-text-anchor:top" coordsize="2549525,1270" o:gfxdata="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" path="m,l2549525,e" filled="f" strokeweight="1pt">
+                        <v:path arrowok="t"/>
+                      </v:shape>
+                      <w10:anchorlock/>
+                    </v:group>
+                  </w:pict>
+                </mc:Fallback>
+              </mc:AlternateContent>
+            </w:r>
+          </w:p>
+          <w:p>
+            <w:pPr>
+              <w:pStyle w:val="TableParagraph"/>
+              <w:rPr>
+                <w:rFonts w:ascii="Arial"/>
+                <w:b/>
+                <w:position w:val="2"/>
+                <w:sz w:val="14"/>
+              </w:rPr>
+            </w:pPr>
+            <w:r>
+              <w:rPr>
+                <w:rFonts w:ascii="Arial"/>
+                <w:b/>
+                <w:position w:val="2"/>
+                <w:sz w:val="14"/>
+              </w:rPr>
+              <w:t xml:space="preserve">      {</w:t>
+            </w:r>
+            <w:proofErr w:type="spellStart"/>
+            <w:proofErr w:type="gramStart"/>
+            <w:r>
+              <w:rPr>
+                <w:rFonts w:ascii="Arial"/>
+                <w:b/>
+                <w:position w:val="2"/>
+                <w:sz w:val="14"/>
+              </w:rPr>
+              <w:t>custom.Tenedor</w:t>
+            </w:r>
+            <w:proofErr w:type="spellEnd"/>
+            <w:proofErr w:type="gramEnd"/>
+            <w:r>
+              <w:rPr>
+                <w:rFonts w:ascii="Arial"/>
+                <w:b/>
+                <w:position w:val="2"/>
+                <w:sz w:val="14"/>
+              </w:rPr>
+              <w:t>}</w:t>
+            </w:r>
+          </w:p>
+          <w:p>
+            <w:pPr>
+              <w:pStyle w:val="TableParagraph"/>
+              <w:rPr>
+                <w:rFonts w:ascii="Arial" w:hAnsi="Arial"/>
+                <w:b/>
+                <w:sz w:val="14"/>
+              </w:rPr>
+            </w:pPr>
+            <w:r>
+              <w:rPr>
+                <w:rFonts w:ascii="Arial" w:hAnsi="Arial"/>
+                <w:b/>
+                <w:sz w:val="14"/>
+              </w:rPr>
+              <w:t xml:space="preserve">      No.</w:t>
+            </w:r>
+            <w:r>
+              <w:rPr>
+                <w:rFonts w:ascii="Times New Roman" w:hAnsi="Times New Roman"/>
+                <w:spacing w:val="-8"/>
+                <w:sz w:val="14"/>
+              </w:rPr>
+              <w:t xml:space="preserve"> </w:t>
+            </w:r>
+            <w:r>
+              <w:rPr>
+                <w:rFonts w:ascii="Arial" w:hAnsi="Arial"/>
+                <w:b/>
+                <w:sz w:val="14"/>
+              </w:rPr>
+              <w:t>Cédula:</w:t>
+            </w:r>
+            <w:r>
+              <w:rPr>
+                <w:rFonts w:ascii="Times New Roman" w:hAnsi="Times New Roman"/>
+                <w:spacing w:val="-7"/>
+                <w:sz w:val="14"/>
+              </w:rPr>
+              <w:t xml:space="preserve"> </w:t>
+            </w:r>
+            <w:r>
+              <w:rPr>
+                <w:rFonts w:ascii="Arial" w:hAnsi="Arial"/>
+                <w:b/>
+                <w:sz w:val="14"/>
+              </w:rPr>
+              <w:t>{</w:t>
+            </w:r>
+            <w:proofErr w:type="spellStart"/>
+            <w:proofErr w:type="gramStart"/>
+            <w:r>
+              <w:rPr>
+                <w:rFonts w:ascii="Arial" w:hAnsi="Arial"/>
+                <w:b/>
+                <w:sz w:val="14"/>
+              </w:rPr>
+              <w:t>custom.Identificacion</w:t>
+            </w:r>
+            <w:proofErr w:type="spellEnd"/>
+            <w:proofErr w:type="gramEnd"/>
+            <w:r>
+              <w:rPr>
+                <w:rFonts w:ascii="Arial" w:hAnsi="Arial"/>
+                <w:b/>
+                <w:sz w:val="14"/>
+              </w:rPr>
+              <w:t>}</w:t>
+            </w:r>
+          </w:p>
+          <w:p/>
+          <w:p/>
+        </w:tc>
+        <w:tc>
+          <w:tcPr>
+            <w:tcW w:w="4336" w:type="dxa"/>
+            <w:gridSpan w:val="2"/>
+            <w:tcBorders>
+              <w:top w:val="nil"/>
+              <w:left w:val="nil"/>
+              <w:bottom w:val="nil"/>
+              <w:right w:val="nil"/>
+            </w:tcBorders>
+          </w:tcPr>
+          <w:p>
+            <w:pPr>
+              <w:pStyle w:val="TableParagraph"/>
+              <w:jc w:val="center"/>
+              <w:rPr>
+                <w:sz w:val="12"/>
+                <w:szCs w:val="12"/>
+              </w:rPr>
+            </w:pPr>
+            <w:r>
+              <w:rPr>
+                <w:noProof/>
+                <w:sz w:val="20"/>
+              </w:rPr>
+              <mc:AlternateContent>
+                <mc:Choice Requires="wpg">
+                  <w:drawing>
+                    <wp:inline distT="0" distB="0" distL="0" distR="0" wp14:anchorId="7369E95F" wp14:editId="412ADB45">
+                      <wp:extent cx="1971675" cy="45719"/>
+                      <wp:effectExtent l="0" t="0" r="0" b="0"/>
+                      <wp:docPr id="88973456" name="Group 18"/>
+                      <wp:cNvGraphicFramePr>
+                        <a:graphicFrameLocks xmlns:a="http://schemas.openxmlformats.org/drawingml/2006/main"/>
+                      </wp:cNvGraphicFramePr>
+                      <a:graphic xmlns:a="http://schemas.openxmlformats.org/drawingml/2006/main">
+                        <a:graphicData uri="http://schemas.microsoft.com/office/word/2010/wordprocessingGroup">
+                          <wpg:wgp>
+                            <wpg:cNvGrpSpPr>
+                              <a:grpSpLocks/>
+                            </wpg:cNvGrpSpPr>
+                            <wpg:grpSpPr>
+                              <a:xfrm>
+                                <a:off x="0" y="0"/>
+                                <a:ext cx="1971675" cy="45719"/>
+                                <a:chOff x="0" y="0"/>
+                                <a:chExt cx="1384300" cy="12700"/>
+                              </a:xfrm>
+                            </wpg:grpSpPr>
+                            <wps:wsp>
+                              <wps:cNvPr id="508014640" name="Graphic 19"/>
+                              <wps:cNvSpPr/>
+                              <wps:spPr>
+                                <a:xfrm>
+                                  <a:off x="0" y="6350"/>
+                                  <a:ext cx="1384300" cy="1270"/>
+                                </a:xfrm>
+                                <a:custGeom>
+                                  <a:avLst/>
+                                  <a:gdLst/>
+                                  <a:ahLst/>
+                                  <a:cxnLst/>
+                                  <a:rect l="l" t="t" r="r" b="b"/>
+                                  <a:pathLst>
+                                    <a:path w="1384300">
+                                      <a:moveTo>
+                                        <a:pt x="0" y="0"/>
+                                      </a:moveTo>
+                                      <a:lnTo>
+                                        <a:pt x="1384300" y="0"/>
+                                      </a:lnTo>
+                                    </a:path>
+                                  </a:pathLst>
+                                </a:custGeom>
+                                <a:ln w="12700">
+                                  <a:solidFill>
+                                    <a:srgbClr val="000000"/>
+                                  </a:solidFill>
+                                  <a:prstDash val="solid"/>
+                                </a:ln>
+                              </wps:spPr>
+                              <wps:bodyPr wrap="square" lIns="0" tIns="0" rIns="0" bIns="0" rtlCol="0">
+                                <a:prstTxWarp prst="textNoShape">
+                                  <a:avLst/>
+                                </a:prstTxWarp>
+                                <a:noAutofit/>
+                              </wps:bodyPr>
+                            </wps:wsp>
+                          </wpg:wgp>
+                        </a:graphicData>
+                      </a:graphic>
+                    </wp:inline>
+                  </w:drawing>
+                </mc:Choice>
+                <mc:Fallback>
+                  <w:pict>
+                    <v:group w14:anchorId="69784677" id="Group 18" o:spid="_x0000_s1026" style="width:155.25pt;height:3.6pt;mso-position-horizontal-relative:char;mso-position-vertical-relative:line" coordsize="13843,127" o:gfxdata="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">
+                      <v:shape id="Graphic 19" o:spid="_x0000_s1027" style="position:absolute;top:63;width:13843;height:13;visibility:visible;mso-wrap-style:square;v-text-anchor:top" coordsize="1384300,1270" o:gfxdata="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" path="m,l1384300,e" filled="f" strokeweight="1pt">
+                        <v:path arrowok="t"/>
+                      </v:shape>
+                      <w10:anchorlock/>
+                    </v:group>
+                  </w:pict>
+                </mc:Fallback>
+              </mc:AlternateContent>
+            </w:r>
+          </w:p>
+          <w:p>
+            <w:pPr>
+              <w:pStyle w:val="TableParagraph"/>
+              <w:jc w:val="center"/>
+              <w:rPr>
+                <w:sz w:val="12"/>
+                <w:szCs w:val="12"/>
+              </w:rPr>
+            </w:pPr>
+            <w:r>
+              <w:rPr>
+                <w:rFonts w:ascii="Arial"/>
+                <w:b/>
+                <w:position w:val="4"/>
+                <w:sz w:val="14"/>
+              </w:rPr>
+              <w:t>Firma</w:t>
+            </w:r>
+            <w:r>
               <w:rPr>
                 <w:rFonts w:ascii="Times New Roman"/>
-                <w:sz w:val="12"/>
-              </w:rPr>
-            </w:pPr>
+                <w:position w:val="4"/>
+                <w:sz w:val="14"/>
+              </w:rPr>
+              <w:t xml:space="preserve"> </w:t>
+            </w:r>
+            <w:r>
+              <w:rPr>
+                <w:rFonts w:ascii="Arial"/>
+                <w:b/>
+                <w:position w:val="4"/>
+                <w:sz w:val="14"/>
+              </w:rPr>
+              <w:t>Autorizada</w:t>
+            </w:r>
+            <w:r>
+              <w:rPr>
+                <w:rFonts w:ascii="Times New Roman"/>
+                <w:position w:val="4"/>
+                <w:sz w:val="14"/>
+              </w:rPr>
+              <w:t xml:space="preserve"> </w:t>
+            </w:r>
+            <w:r>
+              <w:rPr>
+                <w:rFonts w:ascii="Arial"/>
+                <w:b/>
+                <w:position w:val="4"/>
+                <w:sz w:val="14"/>
+              </w:rPr>
+              <w:t>Aseguradora</w:t>
+            </w:r>
           </w:p>
         </w:tc>
         <w:tc>
           <w:tcPr>
-            <w:tcW w:w="2400" w:type="dxa"/>
+            <w:tcW w:w="2310" w:type="dxa"/>
+            <w:tcBorders>
+              <w:top w:val="nil"/>
+              <w:left w:val="nil"/>
+              <w:bottom w:val="nil"/>
+              <w:right w:val="nil"/>
+            </w:tcBorders>
           </w:tcPr>
           <w:p>
             <w:pPr>
               <w:pStyle w:val="TableParagraph"/>
-              <w:rPr>
-                <w:rFonts w:ascii="Times New Roman"/>
+              <w:jc w:val="center"/>
+              <w:rPr>
                 <w:sz w:val="12"/>
+                <w:szCs w:val="12"/>
               </w:rPr>
             </w:pPr>
+            <w:r>
+              <w:rPr>
+                <w:noProof/>
+                <w:sz w:val="20"/>
+              </w:rPr>
+              <mc:AlternateContent>
+                <mc:Choice Requires="wpg">
+                  <w:drawing>
+                    <wp:inline distT="0" distB="0" distL="0" distR="0" wp14:anchorId="242AC65A" wp14:editId="18082DD5">
+                      <wp:extent cx="1384300" cy="12700"/>
+                      <wp:effectExtent l="9525" t="0" r="6350" b="6350"/>
+                      <wp:docPr id="1768628510" name="Group 18"/>
+                      <wp:cNvGraphicFramePr>
+                        <a:graphicFrameLocks xmlns:a="http://schemas.openxmlformats.org/drawingml/2006/main"/>
+                      </wp:cNvGraphicFramePr>
+                      <a:graphic xmlns:a="http://schemas.openxmlformats.org/drawingml/2006/main">
+                        <a:graphicData uri="http://schemas.microsoft.com/office/word/2010/wordprocessingGroup">
+                          <wpg:wgp>
+                            <wpg:cNvGrpSpPr>
+                              <a:grpSpLocks/>
+                            </wpg:cNvGrpSpPr>
+                            <wpg:grpSpPr>
+                              <a:xfrm>
+                                <a:off x="0" y="0"/>
+                                <a:ext cx="1384300" cy="12700"/>
+                                <a:chOff x="0" y="0"/>
+                                <a:chExt cx="1384300" cy="12700"/>
+                              </a:xfrm>
+                            </wpg:grpSpPr>
+                            <wps:wsp>
+                              <wps:cNvPr id="1204137853" name="Graphic 19"/>
+                              <wps:cNvSpPr/>
+                              <wps:spPr>
+                                <a:xfrm>
+                                  <a:off x="0" y="6350"/>
+                                  <a:ext cx="1384300" cy="1270"/>
+                                </a:xfrm>
+                                <a:custGeom>
+                                  <a:avLst/>
+                                  <a:gdLst/>
+                                  <a:ahLst/>
+                                  <a:cxnLst/>
+                                  <a:rect l="l" t="t" r="r" b="b"/>
+                                  <a:pathLst>
+                                    <a:path w="1384300">
+                                      <a:moveTo>
+                                        <a:pt x="0" y="0"/>
+                                      </a:moveTo>
+                                      <a:lnTo>
+                                        <a:pt x="1384300" y="0"/>
+                                      </a:lnTo>
+                                    </a:path>
+                                  </a:pathLst>
+                                </a:custGeom>
+                                <a:ln w="12700">
+                                  <a:solidFill>
+                                    <a:srgbClr val="000000"/>
+                                  </a:solidFill>
+                                  <a:prstDash val="solid"/>
+                                </a:ln>
+                              </wps:spPr>
+                              <wps:bodyPr wrap="square" lIns="0" tIns="0" rIns="0" bIns="0" rtlCol="0">
+                                <a:prstTxWarp prst="textNoShape">
+                                  <a:avLst/>
+                                </a:prstTxWarp>
+                                <a:noAutofit/>
+                              </wps:bodyPr>
+                            </wps:wsp>
+                          </wpg:wgp>
+                        </a:graphicData>
+                      </a:graphic>
+                    </wp:inline>
+                  </w:drawing>
+                </mc:Choice>
+                <mc:Fallback>
+                  <w:pict>
+                    <v:group w14:anchorId="11CF693F" id="Group 18" o:spid="_x0000_s1026" style="width:109pt;height:1pt;mso-position-horizontal-relative:char;mso-position-vertical-relative:line" coordsize="13843,127" o:gfxdata="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">
+                      <v:shape id="Graphic 19" o:spid="_x0000_s1027" style="position:absolute;top:63;width:13843;height:13;visibility:visible;mso-wrap-style:square;v-text-anchor:top" coordsize="1384300,1270" o:gfxdata="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" path="m,l1384300,e" filled="f" strokeweight="1pt">
+                        <v:path arrowok="t"/>
+                      </v:shape>
+                      <w10:anchorlock/>
+                    </v:group>
+                  </w:pict>
+                </mc:Fallback>
+              </mc:AlternateContent>
+            </w:r>
           </w:p>
-        </w:tc>
-        <w:tc>
-          <w:tcPr>
-            <w:tcW w:w="2055" w:type="dxa"/>
-          </w:tcPr>
           <w:p>
             <w:pPr>
               <w:pStyle w:val="TableParagraph"/>
+              <w:jc w:val="center"/>
+              <w:rPr>
+                <w:sz w:val="12"/>
+                <w:szCs w:val="12"/>
+              </w:rPr>
+            </w:pPr>
+            <w:r>
+              <w:rPr>
+                <w:rFonts w:ascii="Arial"/>
+                <w:b/>
+                <w:sz w:val="14"/>
+              </w:rPr>
+              <w:t>Fecha</w:t>
+            </w:r>
+            <w:r>
               <w:rPr>
                 <w:rFonts w:ascii="Times New Roman"/>
-                <w:sz w:val="12"/>
-              </w:rPr>
-            </w:pPr>
+                <w:spacing w:val="-9"/>
+                <w:sz w:val="14"/>
+              </w:rPr>
+              <w:t xml:space="preserve"> </w:t>
+            </w:r>
+            <w:r>
+              <w:rPr>
+                <w:rFonts w:ascii="Arial"/>
+                <w:b/>
+                <w:sz w:val="14"/>
+              </w:rPr>
+              <w:t>de</w:t>
+            </w:r>
+            <w:r>
+              <w:rPr>
+                <w:rFonts w:ascii="Times New Roman"/>
+                <w:spacing w:val="-9"/>
+                <w:sz w:val="14"/>
+              </w:rPr>
+              <w:t xml:space="preserve"> </w:t>
+            </w:r>
+            <w:r>
+              <w:rPr>
+                <w:rFonts w:ascii="Arial"/>
+                <w:b/>
+                <w:sz w:val="14"/>
+              </w:rPr>
+              <w:t>Recibido</w:t>
+            </w:r>
+            <w:r>
+              <w:rPr>
+                <w:rFonts w:ascii="Times New Roman"/>
+                <w:spacing w:val="40"/>
+                <w:sz w:val="14"/>
+              </w:rPr>
+              <w:t xml:space="preserve"> </w:t>
+            </w:r>
+            <w:r>
+              <w:rPr>
+                <w:rFonts w:ascii="Arial"/>
+                <w:b/>
+                <w:sz w:val="14"/>
+              </w:rPr>
+              <w:t>Global</w:t>
+            </w:r>
+            <w:r>
+              <w:rPr>
+                <w:rFonts w:ascii="Times New Roman"/>
+                <w:sz w:val="14"/>
+              </w:rPr>
+              <w:t xml:space="preserve"> </w:t>
+            </w:r>
+            <w:r>
+              <w:rPr>
+                <w:rFonts w:ascii="Arial"/>
+                <w:b/>
+                <w:sz w:val="14"/>
+              </w:rPr>
+              <w:t>S.A.</w:t>
+            </w:r>
           </w:p>
-        </w:tc>
-        <w:tc>
-          <w:tcPr>
-            <w:tcW w:w="2385" w:type="dxa"/>
-          </w:tcPr>
           <w:p>
             <w:pPr>
               <w:pStyle w:val="TableParagraph"/>
-              <w:rPr>
-                <w:rFonts w:ascii="Times New Roman"/>
-                <w:sz w:val="12"/>
+              <w:tabs>
+                <w:tab w:val="left" w:pos="5561"/>
+                <w:tab w:val="left" w:pos="9605"/>
+                <w:tab w:val="left" w:pos="9799"/>
+              </w:tabs>
+              <w:spacing w:line="254" w:lineRule="auto"/>
+              <w:ind w:left="6201" w:right="478" w:hanging="6076"/>
+              <w:jc w:val="center"/>
+              <w:rPr>
+                <w:sz w:val="16"/>
+                <w:szCs w:val="16"/>
               </w:rPr>
             </w:pPr>
-          </w:p>
-        </w:tc>
-        <w:tc>
-          <w:tcPr>
-            <w:tcW w:w="2245" w:type="dxa"/>
-          </w:tcPr>
-          <w:p>
-            <w:pPr>
-              <w:pStyle w:val="TableParagraph"/>
-              <w:rPr>
-                <w:rFonts w:ascii="Times New Roman"/>
-                <w:sz w:val="12"/>
-              </w:rPr>
-            </w:pPr>
-          </w:p>
-        </w:tc>
-      </w:tr>
-      <w:tr>
-        <w:trPr>
-          <w:trHeight w:val="260"/>
-        </w:trPr>
-        <w:tc>
-          <w:tcPr>
-            <w:tcW w:w="2250" w:type="dxa"/>
-          </w:tcPr>
-          <w:p>
-            <w:pPr>
-              <w:pStyle w:val="TableParagraph"/>
-              <w:rPr>
-                <w:rFonts w:ascii="Times New Roman"/>
-                <w:sz w:val="12"/>
-              </w:rPr>
-            </w:pPr>
-          </w:p>
-        </w:tc>
-        <w:tc>
-          <w:tcPr>
-            <w:tcW w:w="2400" w:type="dxa"/>
-          </w:tcPr>
-          <w:p>
-            <w:pPr>
-              <w:pStyle w:val="TableParagraph"/>
-              <w:rPr>
-                <w:rFonts w:ascii="Times New Roman"/>
-                <w:sz w:val="12"/>
-              </w:rPr>
-            </w:pPr>
-          </w:p>
-        </w:tc>
-        <w:tc>
-          <w:tcPr>
-            <w:tcW w:w="2055" w:type="dxa"/>
-          </w:tcPr>
-          <w:p>
-            <w:pPr>
-              <w:pStyle w:val="TableParagraph"/>
-              <w:rPr>
-                <w:rFonts w:ascii="Times New Roman"/>
-                <w:sz w:val="12"/>
-              </w:rPr>
-            </w:pPr>
-          </w:p>
-        </w:tc>
-        <w:tc>
-          <w:tcPr>
-            <w:tcW w:w="2385" w:type="dxa"/>
-          </w:tcPr>
-          <w:p>
-            <w:pPr>
-              <w:pStyle w:val="TableParagraph"/>
-              <w:rPr>
-                <w:rFonts w:ascii="Times New Roman"/>
-                <w:sz w:val="12"/>
-              </w:rPr>
-            </w:pPr>
-          </w:p>
-        </w:tc>
-        <w:tc>
-          <w:tcPr>
-            <w:tcW w:w="2245" w:type="dxa"/>
-          </w:tcPr>
-          <w:p>
-            <w:pPr>
-              <w:pStyle w:val="TableParagraph"/>
-              <w:rPr>
-                <w:rFonts w:ascii="Times New Roman"/>
-                <w:sz w:val="12"/>
-              </w:rPr>
-            </w:pPr>
+            <w:r>
+              <w:rPr>
+                <w:spacing w:val="-2"/>
+                <w:position w:val="-8"/>
+                <w:sz w:val="16"/>
+                <w:szCs w:val="16"/>
+              </w:rPr>
+              <w:t>{</w:t>
+            </w:r>
+            <w:proofErr w:type="spellStart"/>
+            <w:proofErr w:type="gramStart"/>
+            <w:r>
+              <w:rPr>
+                <w:spacing w:val="-2"/>
+                <w:position w:val="-8"/>
+                <w:sz w:val="16"/>
+                <w:szCs w:val="16"/>
+              </w:rPr>
+              <w:t>custom.FechaActual</w:t>
+            </w:r>
+            <w:proofErr w:type="spellEnd"/>
+            <w:proofErr w:type="gramEnd"/>
+            <w:r>
+              <w:rPr>
+                <w:spacing w:val="-2"/>
+                <w:position w:val="-8"/>
+                <w:sz w:val="16"/>
+                <w:szCs w:val="16"/>
+              </w:rPr>
+              <w:t>}</w:t>
+            </w:r>
           </w:p>
         </w:tc>
       </w:tr>
     </w:tbl>
     <w:p>
       <w:pPr>
-        <w:spacing w:before="53" w:line="285" w:lineRule="auto"/>
-        <w:ind w:left="135" w:right="6666"/>
-        <w:rPr>
-          <w:sz w:val="11"/>
-        </w:rPr>
-      </w:pPr>
-      <w:r>
-        <w:rPr>
-          <w:noProof/>
-          <w:sz w:val="11"/>
-        </w:rPr>
-        <mc:AlternateContent>
-          <mc:Choice Requires="wpg">
-            <w:drawing>
-              <wp:anchor distT="0" distB="0" distL="0" distR="0" simplePos="0" relativeHeight="487459328" behindDoc="1" locked="0" layoutInCell="1" allowOverlap="1" wp14:anchorId="2A5AAC48" wp14:editId="73901C05">
-                <wp:simplePos x="0" y="0"/>
-                <wp:positionH relativeFrom="page">
-                  <wp:posOffset>3041650</wp:posOffset>
-                </wp:positionH>
-                <wp:positionV relativeFrom="paragraph">
-                  <wp:posOffset>127189</wp:posOffset>
-                </wp:positionV>
-                <wp:extent cx="2447925" cy="426084"/>
-                <wp:effectExtent l="0" t="0" r="0" b="0"/>
-                <wp:wrapNone/>
-                <wp:docPr id="14" name="Group 14"/>
-                <wp:cNvGraphicFramePr>
-                  <a:graphicFrameLocks xmlns:a="http://schemas.openxmlformats.org/drawingml/2006/main"/>
-                </wp:cNvGraphicFramePr>
-                <a:graphic xmlns:a="http://schemas.openxmlformats.org/drawingml/2006/main">
-                  <a:graphicData uri="http://schemas.microsoft.com/office/word/2010/wordprocessingGroup">
-                    <wpg:wgp>
-                      <wpg:cNvGrpSpPr>
-                        <a:grpSpLocks/>
-                      </wpg:cNvGrpSpPr>
-                      <wpg:grpSpPr>
-                        <a:xfrm>
-                          <a:off x="0" y="0"/>
-                          <a:ext cx="2447925" cy="426084"/>
-                          <a:chOff x="0" y="0"/>
-                          <a:chExt cx="2447925" cy="426084"/>
-                        </a:xfrm>
-                      </wpg:grpSpPr>
-                      <wps:wsp>
-                        <wps:cNvPr id="15" name="Graphic 15"/>
-                        <wps:cNvSpPr/>
-                        <wps:spPr>
-                          <a:xfrm>
-                            <a:off x="0" y="419734"/>
-                            <a:ext cx="2447925" cy="1270"/>
-                          </a:xfrm>
-                          <a:custGeom>
-                            <a:avLst/>
-                            <a:gdLst/>
-                            <a:ahLst/>
-                            <a:cxnLst/>
-                            <a:rect l="l" t="t" r="r" b="b"/>
-                            <a:pathLst>
-                              <a:path w="2447925">
-                                <a:moveTo>
-                                  <a:pt x="0" y="0"/>
-                                </a:moveTo>
-                                <a:lnTo>
-                                  <a:pt x="2447925" y="0"/>
-                                </a:lnTo>
-                              </a:path>
-                            </a:pathLst>
-                          </a:custGeom>
-                          <a:ln w="12700">
-                            <a:solidFill>
-                              <a:srgbClr val="000000"/>
-                            </a:solidFill>
-                            <a:prstDash val="solid"/>
-                          </a:ln>
-                        </wps:spPr>
-                        <wps:bodyPr wrap="square" lIns="0" tIns="0" rIns="0" bIns="0" rtlCol="0">
-                          <a:prstTxWarp prst="textNoShape">
-                            <a:avLst/>
-                          </a:prstTxWarp>
-                          <a:noAutofit/>
-                        </wps:bodyPr>
-                      </wps:wsp>
-                      <pic:pic xmlns:pic="http://schemas.openxmlformats.org/drawingml/2006/picture">
-                        <pic:nvPicPr>
-                          <pic:cNvPr id="16" name="Image 16"/>
-                          <pic:cNvPicPr/>
-                        </pic:nvPicPr>
-                        <pic:blipFill>
-                          <a:blip r:embed="rId7" cstate="print"/>
-                          <a:stretch>
-                            <a:fillRect/>
-                          </a:stretch>
-                        </pic:blipFill>
-                        <pic:spPr>
-                          <a:xfrm>
-                            <a:off x="358775" y="0"/>
-                            <a:ext cx="1905000" cy="379730"/>
-                          </a:xfrm>
-                          <a:prstGeom prst="rect">
-                            <a:avLst/>
-                          </a:prstGeom>
-                        </pic:spPr>
-                      </pic:pic>
-                    </wpg:wgp>
-                  </a:graphicData>
-                </a:graphic>
-              </wp:anchor>
-            </w:drawing>
-          </mc:Choice>
-          <mc:Fallback>
-            <w:pict>
-              <v:group w14:anchorId="7918B176" id="Group 14" o:spid="_x0000_s1026" style="position:absolute;margin-left:239.5pt;margin-top:10pt;width:192.75pt;height:33.55pt;z-index:-15857152;mso-wrap-distance-left:0;mso-wrap-distance-right:0;mso-position-horizontal-relative:page" coordsize="24479,4260" o:gfxdata="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">
-                <v:shape id="Graphic 15" o:spid="_x0000_s1027" style="position:absolute;top:4197;width:24479;height:13;visibility:visible;mso-wrap-style:square;v-text-anchor:top" coordsize="2447925,1270" o:gfxdata="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" path="m,l2447925,e" filled="f" strokeweight="1pt">
-                  <v:path arrowok="t"/>
-                </v:shape>
-                <v:shapetype id="_x0000_t75" coordsize="21600,21600" o:spt="75" o:preferrelative="t" path="m@4@5l@4@11@9@11@9@5xe" filled="f" stroked="f">
-                  <v:stroke joinstyle="miter"/>
-                  <v:formulas>
-                    <v:f eqn="if lineDrawn pixelLineWidth 0"/>
-                    <v:f eqn="sum @0 1 0"/>
-                    <v:f eqn="sum 0 0 @1"/>
-                    <v:f eqn="prod @2 1 2"/>
-                    <v:f eqn="prod @3 21600 pixelWidth"/>
-                    <v:f eqn="prod @3 21600 pixelHeight"/>
-                    <v:f eqn="sum @0 0 1"/>
-                    <v:f eqn="prod @6 1 2"/>
-                    <v:f eqn="prod @7 21600 pixelWidth"/>
-                    <v:f eqn="sum @8 21600 0"/>
-                    <v:f eqn="prod @7 21600 pixelHeight"/>
-                    <v:f eqn="sum @10 21600 0"/>
-                  </v:formulas>
-                  <v:path o:extrusionok="f" gradientshapeok="t" o:connecttype="rect"/>
-                  <o:lock v:ext="edit" aspectratio="t"/>
-                </v:shapetype>
-                <v:shape id="Image 16" o:spid="_x0000_s1028" type="#_x0000_t75" style="position:absolute;left:3587;width:19050;height:3797;visibility:visible;mso-wrap-style:square" o:gfxdata="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">
-                  <v:imagedata r:id="rId8" o:title=""/>
-                </v:shape>
-                <w10:wrap anchorx="page"/>
-              </v:group>
-            </w:pict>
-          </mc:Fallback>
-        </mc:AlternateContent>
-      </w:r>
-      <w:r>
-        <w:rPr>
-          <w:sz w:val="11"/>
-        </w:rPr>
-        <w:t>(*)</w:t>
-      </w:r>
-      <w:r>
-        <w:rPr>
-          <w:rFonts w:ascii="Times New Roman" w:hAnsi="Times New Roman"/>
-          <w:spacing w:val="-6"/>
-          <w:sz w:val="11"/>
-        </w:rPr>
-        <w:t xml:space="preserve"> </w:t>
-      </w:r>
-      <w:r>
-        <w:rPr>
-          <w:sz w:val="11"/>
-        </w:rPr>
-        <w:t>La</w:t>
-      </w:r>
-      <w:r>
-        <w:rPr>
-          <w:rFonts w:ascii="Times New Roman" w:hAnsi="Times New Roman"/>
-          <w:spacing w:val="-6"/>
-          <w:sz w:val="11"/>
-        </w:rPr>
-        <w:t xml:space="preserve"> </w:t>
-      </w:r>
-      <w:r>
-        <w:rPr>
-          <w:sz w:val="11"/>
-        </w:rPr>
-        <w:t>suma</w:t>
-      </w:r>
-      <w:r>
-        <w:rPr>
-          <w:rFonts w:ascii="Times New Roman" w:hAnsi="Times New Roman"/>
-          <w:spacing w:val="-6"/>
-          <w:sz w:val="11"/>
-        </w:rPr>
-        <w:t xml:space="preserve"> </w:t>
-      </w:r>
-      <w:r>
-        <w:rPr>
-          <w:sz w:val="11"/>
-        </w:rPr>
-        <w:t>de</w:t>
-      </w:r>
-      <w:r>
-        <w:rPr>
-          <w:rFonts w:ascii="Times New Roman" w:hAnsi="Times New Roman"/>
-          <w:spacing w:val="-6"/>
-          <w:sz w:val="11"/>
-        </w:rPr>
-        <w:t xml:space="preserve"> </w:t>
-      </w:r>
-      <w:r>
-        <w:rPr>
-          <w:sz w:val="11"/>
-        </w:rPr>
-        <w:t>los</w:t>
-      </w:r>
-      <w:r>
-        <w:rPr>
-          <w:rFonts w:ascii="Times New Roman" w:hAnsi="Times New Roman"/>
-          <w:spacing w:val="-6"/>
-          <w:sz w:val="11"/>
-        </w:rPr>
-        <w:t xml:space="preserve"> </w:t>
-      </w:r>
-      <w:r>
-        <w:rPr>
-          <w:sz w:val="11"/>
-        </w:rPr>
-        <w:t>porcentajes</w:t>
-      </w:r>
-      <w:r>
-        <w:rPr>
-          <w:rFonts w:ascii="Times New Roman" w:hAnsi="Times New Roman"/>
-          <w:spacing w:val="-6"/>
-          <w:sz w:val="11"/>
-        </w:rPr>
-        <w:t xml:space="preserve"> </w:t>
-      </w:r>
-      <w:r>
-        <w:rPr>
-          <w:sz w:val="11"/>
-        </w:rPr>
-        <w:t>de</w:t>
-      </w:r>
-      <w:r>
-        <w:rPr>
-          <w:rFonts w:ascii="Times New Roman" w:hAnsi="Times New Roman"/>
-          <w:spacing w:val="-6"/>
-          <w:sz w:val="11"/>
-        </w:rPr>
-        <w:t xml:space="preserve"> </w:t>
-      </w:r>
-      <w:r>
-        <w:rPr>
-          <w:sz w:val="11"/>
-        </w:rPr>
-        <w:t>participación</w:t>
-      </w:r>
-      <w:r>
-        <w:rPr>
-          <w:rFonts w:ascii="Times New Roman" w:hAnsi="Times New Roman"/>
-          <w:spacing w:val="-6"/>
-          <w:sz w:val="11"/>
-        </w:rPr>
-        <w:t xml:space="preserve"> </w:t>
-      </w:r>
-      <w:r>
-        <w:rPr>
-          <w:sz w:val="11"/>
-        </w:rPr>
-        <w:t>de</w:t>
-      </w:r>
-      <w:r>
-        <w:rPr>
-          <w:rFonts w:ascii="Times New Roman" w:hAnsi="Times New Roman"/>
-          <w:spacing w:val="-6"/>
-          <w:sz w:val="11"/>
-        </w:rPr>
-        <w:t xml:space="preserve"> </w:t>
-      </w:r>
-      <w:r>
-        <w:rPr>
-          <w:sz w:val="11"/>
-        </w:rPr>
-        <w:t>todos</w:t>
-      </w:r>
-      <w:r>
-        <w:rPr>
-          <w:rFonts w:ascii="Times New Roman" w:hAnsi="Times New Roman"/>
-          <w:spacing w:val="-6"/>
-          <w:sz w:val="11"/>
-        </w:rPr>
-        <w:t xml:space="preserve"> </w:t>
-      </w:r>
-      <w:r>
-        <w:rPr>
-          <w:sz w:val="11"/>
-        </w:rPr>
-        <w:t>los</w:t>
-      </w:r>
-      <w:r>
-        <w:rPr>
-          <w:rFonts w:ascii="Times New Roman" w:hAnsi="Times New Roman"/>
-          <w:spacing w:val="-6"/>
-          <w:sz w:val="11"/>
-        </w:rPr>
-        <w:t xml:space="preserve"> </w:t>
-      </w:r>
-      <w:r>
-        <w:rPr>
-          <w:sz w:val="11"/>
-        </w:rPr>
-        <w:t>beneficiarios</w:t>
-      </w:r>
-      <w:r>
-        <w:rPr>
-          <w:rFonts w:ascii="Times New Roman" w:hAnsi="Times New Roman"/>
-          <w:spacing w:val="-6"/>
-          <w:sz w:val="11"/>
-        </w:rPr>
-        <w:t xml:space="preserve"> </w:t>
-      </w:r>
-      <w:r>
-        <w:rPr>
-          <w:sz w:val="11"/>
-        </w:rPr>
-        <w:t>deberá</w:t>
-      </w:r>
-      <w:r>
-        <w:rPr>
-          <w:rFonts w:ascii="Times New Roman" w:hAnsi="Times New Roman"/>
-          <w:spacing w:val="-6"/>
-          <w:sz w:val="11"/>
-        </w:rPr>
-        <w:t xml:space="preserve"> </w:t>
-      </w:r>
-      <w:r>
-        <w:rPr>
-          <w:sz w:val="11"/>
-        </w:rPr>
-        <w:t>corresponder</w:t>
-      </w:r>
-      <w:r>
-        <w:rPr>
-          <w:rFonts w:ascii="Times New Roman" w:hAnsi="Times New Roman"/>
-          <w:spacing w:val="-6"/>
-          <w:sz w:val="11"/>
-        </w:rPr>
-        <w:t xml:space="preserve"> </w:t>
-      </w:r>
-      <w:r>
-        <w:rPr>
-          <w:sz w:val="11"/>
-        </w:rPr>
-        <w:t>al</w:t>
-      </w:r>
-      <w:r>
-        <w:rPr>
-          <w:rFonts w:ascii="Times New Roman" w:hAnsi="Times New Roman"/>
-          <w:spacing w:val="-6"/>
-          <w:sz w:val="11"/>
-        </w:rPr>
-        <w:t xml:space="preserve"> </w:t>
-      </w:r>
-      <w:r>
-        <w:rPr>
-          <w:sz w:val="11"/>
-        </w:rPr>
-        <w:t>100%.</w:t>
-      </w:r>
-      <w:r>
-        <w:rPr>
-          <w:rFonts w:ascii="Times New Roman" w:hAnsi="Times New Roman"/>
-          <w:spacing w:val="40"/>
-          <w:sz w:val="11"/>
-        </w:rPr>
-        <w:t xml:space="preserve"> </w:t>
-      </w:r>
-      <w:r>
-        <w:rPr>
-          <w:sz w:val="11"/>
-        </w:rPr>
-        <w:t>(**)</w:t>
-      </w:r>
-      <w:r>
-        <w:rPr>
-          <w:rFonts w:ascii="Times New Roman" w:hAnsi="Times New Roman"/>
-          <w:spacing w:val="-1"/>
-          <w:sz w:val="11"/>
-        </w:rPr>
-        <w:t xml:space="preserve"> </w:t>
-      </w:r>
-      <w:r>
-        <w:rPr>
-          <w:sz w:val="11"/>
-        </w:rPr>
-        <w:t>Esta</w:t>
-      </w:r>
-      <w:r>
-        <w:rPr>
-          <w:rFonts w:ascii="Times New Roman" w:hAnsi="Times New Roman"/>
-          <w:spacing w:val="-1"/>
-          <w:sz w:val="11"/>
-        </w:rPr>
-        <w:t xml:space="preserve"> </w:t>
-      </w:r>
-      <w:r>
-        <w:rPr>
-          <w:sz w:val="11"/>
-        </w:rPr>
-        <w:t>información</w:t>
-      </w:r>
-      <w:r>
-        <w:rPr>
-          <w:rFonts w:ascii="Times New Roman" w:hAnsi="Times New Roman"/>
-          <w:spacing w:val="-1"/>
-          <w:sz w:val="11"/>
-        </w:rPr>
-        <w:t xml:space="preserve"> </w:t>
-      </w:r>
-      <w:r>
-        <w:rPr>
-          <w:sz w:val="11"/>
-        </w:rPr>
-        <w:t>aplica</w:t>
-      </w:r>
-      <w:r>
-        <w:rPr>
-          <w:rFonts w:ascii="Times New Roman" w:hAnsi="Times New Roman"/>
-          <w:spacing w:val="-1"/>
-          <w:sz w:val="11"/>
-        </w:rPr>
-        <w:t xml:space="preserve"> </w:t>
-      </w:r>
-      <w:r>
-        <w:rPr>
-          <w:sz w:val="11"/>
-        </w:rPr>
-        <w:t>sólo</w:t>
-      </w:r>
-      <w:r>
-        <w:rPr>
-          <w:rFonts w:ascii="Times New Roman" w:hAnsi="Times New Roman"/>
-          <w:spacing w:val="-1"/>
-          <w:sz w:val="11"/>
-        </w:rPr>
-        <w:t xml:space="preserve"> </w:t>
-      </w:r>
-      <w:r>
-        <w:rPr>
-          <w:sz w:val="11"/>
-        </w:rPr>
-        <w:t>si</w:t>
-      </w:r>
-      <w:r>
-        <w:rPr>
-          <w:rFonts w:ascii="Times New Roman" w:hAnsi="Times New Roman"/>
-          <w:spacing w:val="26"/>
-          <w:sz w:val="11"/>
-        </w:rPr>
-        <w:t xml:space="preserve"> </w:t>
-      </w:r>
-      <w:r>
-        <w:rPr>
-          <w:sz w:val="11"/>
-        </w:rPr>
-        <w:t>usted</w:t>
-      </w:r>
-      <w:r>
-        <w:rPr>
-          <w:rFonts w:ascii="Times New Roman" w:hAnsi="Times New Roman"/>
-          <w:spacing w:val="-1"/>
-          <w:sz w:val="11"/>
-        </w:rPr>
-        <w:t xml:space="preserve"> </w:t>
-      </w:r>
-      <w:r>
-        <w:rPr>
-          <w:sz w:val="11"/>
-        </w:rPr>
-        <w:t>ha</w:t>
-      </w:r>
-      <w:r>
-        <w:rPr>
-          <w:rFonts w:ascii="Times New Roman" w:hAnsi="Times New Roman"/>
-          <w:spacing w:val="-1"/>
-          <w:sz w:val="11"/>
-        </w:rPr>
-        <w:t xml:space="preserve"> </w:t>
-      </w:r>
-      <w:r>
-        <w:rPr>
-          <w:sz w:val="11"/>
-        </w:rPr>
-        <w:t>aceptado</w:t>
-      </w:r>
-      <w:r>
-        <w:rPr>
-          <w:rFonts w:ascii="Times New Roman" w:hAnsi="Times New Roman"/>
-          <w:spacing w:val="-1"/>
-          <w:sz w:val="11"/>
-        </w:rPr>
-        <w:t xml:space="preserve"> </w:t>
-      </w:r>
-      <w:r>
-        <w:rPr>
-          <w:sz w:val="11"/>
-        </w:rPr>
-        <w:t>el</w:t>
-      </w:r>
-      <w:r>
-        <w:rPr>
-          <w:rFonts w:ascii="Times New Roman" w:hAnsi="Times New Roman"/>
-          <w:spacing w:val="-1"/>
-          <w:sz w:val="11"/>
-        </w:rPr>
-        <w:t xml:space="preserve"> </w:t>
-      </w:r>
-      <w:r>
-        <w:rPr>
-          <w:sz w:val="11"/>
-        </w:rPr>
-        <w:t>Seguro</w:t>
-      </w:r>
-      <w:r>
-        <w:rPr>
-          <w:rFonts w:ascii="Times New Roman" w:hAnsi="Times New Roman"/>
-          <w:spacing w:val="-1"/>
-          <w:sz w:val="11"/>
-        </w:rPr>
-        <w:t xml:space="preserve"> </w:t>
-      </w:r>
-      <w:r>
-        <w:rPr>
-          <w:sz w:val="11"/>
-        </w:rPr>
-        <w:t>de</w:t>
-      </w:r>
-      <w:r>
-        <w:rPr>
-          <w:rFonts w:ascii="Times New Roman" w:hAnsi="Times New Roman"/>
-          <w:spacing w:val="-1"/>
-          <w:sz w:val="11"/>
-        </w:rPr>
-        <w:t xml:space="preserve"> </w:t>
-      </w:r>
-      <w:r>
-        <w:rPr>
-          <w:sz w:val="11"/>
-        </w:rPr>
-        <w:t>Préstamo</w:t>
-      </w:r>
-      <w:r>
-        <w:rPr>
-          <w:rFonts w:ascii="Times New Roman" w:hAnsi="Times New Roman"/>
-          <w:spacing w:val="-1"/>
-          <w:sz w:val="11"/>
-        </w:rPr>
-        <w:t xml:space="preserve"> </w:t>
-      </w:r>
-      <w:r>
-        <w:rPr>
-          <w:sz w:val="11"/>
-        </w:rPr>
-        <w:t>Jubilado</w:t>
-      </w:r>
-      <w:r>
-        <w:rPr>
-          <w:rFonts w:ascii="Times New Roman" w:hAnsi="Times New Roman"/>
-          <w:spacing w:val="-1"/>
-          <w:sz w:val="11"/>
-        </w:rPr>
-        <w:t xml:space="preserve"> </w:t>
-      </w:r>
-      <w:r>
-        <w:rPr>
-          <w:sz w:val="11"/>
-        </w:rPr>
-        <w:t>Protegido.</w:t>
-      </w:r>
-    </w:p>
-    <w:p>
-      <w:pPr>
-        <w:pStyle w:val="Textoindependiente"/>
-        <w:rPr>
-          <w:sz w:val="20"/>
-        </w:rPr>
-      </w:pPr>
-    </w:p>
-    <w:p>
-      <w:pPr>
         <w:pStyle w:val="Textoindependiente"/>
         <w:spacing w:before="57"/>
         <w:rPr>
-          <w:sz w:val="20"/>
+          <w:sz w:val="14"/>
         </w:rPr>
       </w:pPr>
-    </w:p>
-    <w:p>
-      <w:pPr>
-        <w:tabs>
-          <w:tab w:val="left" w:pos="9250"/>
-        </w:tabs>
-        <w:spacing w:line="20" w:lineRule="exact"/>
-        <w:ind w:left="230"/>
-        <w:rPr>
-          <w:sz w:val="2"/>
-        </w:rPr>
-      </w:pPr>
-      <w:r>
-        <w:rPr>
-          <w:noProof/>
-          <w:sz w:val="2"/>
-        </w:rPr>
-        <mc:AlternateContent>
-          <mc:Choice Requires="wpg">
-            <w:drawing>
-              <wp:inline distT="0" distB="0" distL="0" distR="0" wp14:anchorId="7A8FF229" wp14:editId="7F4A02F4">
-                <wp:extent cx="2549525" cy="12700"/>
-                <wp:effectExtent l="9525" t="0" r="3175" b="6350"/>
-                <wp:docPr id="17" name="Group 17"/>
-                <wp:cNvGraphicFramePr>
-                  <a:graphicFrameLocks xmlns:a="http://schemas.openxmlformats.org/drawingml/2006/main"/>
-                </wp:cNvGraphicFramePr>
-                <a:graphic xmlns:a="http://schemas.openxmlformats.org/drawingml/2006/main">
-                  <a:graphicData uri="http://schemas.microsoft.com/office/word/2010/wordprocessingGroup">
-                    <wpg:wgp>
-                      <wpg:cNvGrpSpPr>
-                        <a:grpSpLocks/>
-                      </wpg:cNvGrpSpPr>
-                      <wpg:grpSpPr>
-                        <a:xfrm>
-                          <a:off x="0" y="0"/>
-                          <a:ext cx="2549525" cy="12700"/>
-                          <a:chOff x="0" y="0"/>
-                          <a:chExt cx="2549525" cy="12700"/>
-                        </a:xfrm>
-                      </wpg:grpSpPr>
-                      <wps:wsp>
-                        <wps:cNvPr id="18" name="Graphic 18"/>
-                        <wps:cNvSpPr/>
-                        <wps:spPr>
-                          <a:xfrm>
-                            <a:off x="0" y="6350"/>
-                            <a:ext cx="2549525" cy="1270"/>
-                          </a:xfrm>
-                          <a:custGeom>
-                            <a:avLst/>
-                            <a:gdLst/>
-                            <a:ahLst/>
-                            <a:cxnLst/>
-                            <a:rect l="l" t="t" r="r" b="b"/>
-                            <a:pathLst>
-                              <a:path w="2549525">
-                                <a:moveTo>
-                                  <a:pt x="0" y="0"/>
-                                </a:moveTo>
-                                <a:lnTo>
-                                  <a:pt x="2549525" y="0"/>
-                                </a:lnTo>
-                              </a:path>
-                            </a:pathLst>
-                          </a:custGeom>
-                          <a:ln w="12700">
-                            <a:solidFill>
-                              <a:srgbClr val="000000"/>
-                            </a:solidFill>
-                            <a:prstDash val="solid"/>
-                          </a:ln>
-                        </wps:spPr>
-                        <wps:bodyPr wrap="square" lIns="0" tIns="0" rIns="0" bIns="0" rtlCol="0">
-                          <a:prstTxWarp prst="textNoShape">
-                            <a:avLst/>
-                          </a:prstTxWarp>
-                          <a:noAutofit/>
-                        </wps:bodyPr>
-                      </wps:wsp>
-                    </wpg:wgp>
-                  </a:graphicData>
-                </a:graphic>
-              </wp:inline>
-            </w:drawing>
-          </mc:Choice>
-          <mc:Fallback>
-            <w:pict>
-              <v:group w14:anchorId="0FF96227" id="Group 17" o:spid="_x0000_s1026" style="width:200.75pt;height:1pt;mso-position-horizontal-relative:char;mso-position-vertical-relative:line" coordsize="25495,127" o:gfxdata="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">
-                <v:shape id="Graphic 18" o:spid="_x0000_s1027" style="position:absolute;top:63;width:25495;height:13;visibility:visible;mso-wrap-style:square;v-text-anchor:top" coordsize="2549525,1270" o:gfxdata="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" path="m,l2549525,e" filled="f" strokeweight="1pt">
-                  <v:path arrowok="t"/>
-                </v:shape>
-                <w10:anchorlock/>
-              </v:group>
-            </w:pict>
-          </mc:Fallback>
-        </mc:AlternateContent>
-      </w:r>
-      <w:r>
-        <w:rPr>
-          <w:sz w:val="2"/>
-        </w:rPr>
-        <w:tab/>
-      </w:r>
-      <w:r>
-        <w:rPr>
-          <w:noProof/>
-          <w:sz w:val="2"/>
-        </w:rPr>
-        <mc:AlternateContent>
-          <mc:Choice Requires="wpg">
-            <w:drawing>
-              <wp:inline distT="0" distB="0" distL="0" distR="0" wp14:anchorId="556058C7" wp14:editId="6C3ABA29">
-                <wp:extent cx="1384300" cy="12700"/>
-                <wp:effectExtent l="9525" t="0" r="6350" b="6350"/>
-                <wp:docPr id="19" name="Group 19"/>
-                <wp:cNvGraphicFramePr>
-                  <a:graphicFrameLocks xmlns:a="http://schemas.openxmlformats.org/drawingml/2006/main"/>
-                </wp:cNvGraphicFramePr>
-                <a:graphic xmlns:a="http://schemas.openxmlformats.org/drawingml/2006/main">
-                  <a:graphicData uri="http://schemas.microsoft.com/office/word/2010/wordprocessingGroup">
-                    <wpg:wgp>
-                      <wpg:cNvGrpSpPr>
-                        <a:grpSpLocks/>
-                      </wpg:cNvGrpSpPr>
-                      <wpg:grpSpPr>
-                        <a:xfrm>
-                          <a:off x="0" y="0"/>
-                          <a:ext cx="1384300" cy="12700"/>
-                          <a:chOff x="0" y="0"/>
-                          <a:chExt cx="1384300" cy="12700"/>
-                        </a:xfrm>
-                      </wpg:grpSpPr>
-                      <wps:wsp>
-                        <wps:cNvPr id="20" name="Graphic 20"/>
-                        <wps:cNvSpPr/>
-                        <wps:spPr>
-                          <a:xfrm>
-                            <a:off x="0" y="6350"/>
-                            <a:ext cx="1384300" cy="1270"/>
-                          </a:xfrm>
-                          <a:custGeom>
-                            <a:avLst/>
-                            <a:gdLst/>
-                            <a:ahLst/>
-                            <a:cxnLst/>
-                            <a:rect l="l" t="t" r="r" b="b"/>
-                            <a:pathLst>
-                              <a:path w="1384300">
-                                <a:moveTo>
-                                  <a:pt x="0" y="0"/>
-                                </a:moveTo>
-                                <a:lnTo>
-                                  <a:pt x="1384300" y="0"/>
-                                </a:lnTo>
-                              </a:path>
-                            </a:pathLst>
-                          </a:custGeom>
-                          <a:ln w="12700">
-                            <a:solidFill>
-                              <a:srgbClr val="000000"/>
-                            </a:solidFill>
-                            <a:prstDash val="solid"/>
-                          </a:ln>
-                        </wps:spPr>
-                        <wps:bodyPr wrap="square" lIns="0" tIns="0" rIns="0" bIns="0" rtlCol="0">
-                          <a:prstTxWarp prst="textNoShape">
-                            <a:avLst/>
-                          </a:prstTxWarp>
-                          <a:noAutofit/>
-                        </wps:bodyPr>
-                      </wps:wsp>
-                    </wpg:wgp>
-                  </a:graphicData>
-                </a:graphic>
-              </wp:inline>
-            </w:drawing>
-          </mc:Choice>
-          <mc:Fallback>
-            <w:pict>
-              <v:group w14:anchorId="34513D21" id="Group 19" o:spid="_x0000_s1026" style="width:109pt;height:1pt;mso-position-horizontal-relative:char;mso-position-vertical-relative:line" coordsize="13843,127" o:gfxdata="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">
-                <v:shape id="Graphic 20" o:spid="_x0000_s1027" style="position:absolute;top:63;width:13843;height:13;visibility:visible;mso-wrap-style:square;v-text-anchor:top" coordsize="1384300,1270" o:gfxdata="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" path="m,l1384300,e" filled="f" strokeweight="1pt">
-                  <v:path arrowok="t"/>
-                </v:shape>
-                <w10:anchorlock/>
-              </v:group>
-            </w:pict>
-          </mc:Fallback>
-        </mc:AlternateContent>
-      </w:r>
-    </w:p>
-    <w:p>
-      <w:pPr>
-        <w:spacing w:line="20" w:lineRule="exact"/>
-        <w:rPr>
-          <w:sz w:val="2"/>
-        </w:rPr>
-        <w:sectPr>
-          <w:type w:val="continuous"/>
-          <w:pgSz w:w="12240" w:h="15840"/>
-          <w:pgMar w:top="0" w:right="360" w:bottom="0" w:left="0" w:header="720" w:footer="720" w:gutter="0"/>
-          <w:cols w:space="720"/>
-        </w:sectPr>
-      </w:pPr>
-    </w:p>
-    <w:p>
-      <w:pPr>
-        <w:pStyle w:val="Ttulo1"/>
-        <w:spacing w:before="15" w:line="360" w:lineRule="auto"/>
-        <w:ind w:right="2331" w:firstLine="15"/>
-        <w:rPr>
-          <w:rFonts w:ascii="Times New Roman" w:hAnsi="Times New Roman"/>
-          <w:b w:val="0"/>
-          <w:spacing w:val="40"/>
-        </w:rPr>
-      </w:pPr>
-      <w:r>
-        <w:rPr>
-          <w:spacing w:val="-2"/>
-        </w:rPr>
-        <w:t>{</w:t>
-      </w:r>
-      <w:proofErr w:type="spellStart"/>
-      <w:proofErr w:type="gramStart"/>
-      <w:r>
-        <w:rPr>
-          <w:spacing w:val="-2"/>
-        </w:rPr>
-        <w:t>custom.Tenedor</w:t>
-      </w:r>
-      <w:proofErr w:type="spellEnd"/>
-      <w:proofErr w:type="gramEnd"/>
-      <w:r>
-        <w:rPr>
-          <w:spacing w:val="-2"/>
-        </w:rPr>
-        <w:t>}</w:t>
-      </w:r>
-      <w:r>
-        <w:rPr>
-          <w:rFonts w:ascii="Times New Roman" w:hAnsi="Times New Roman"/>
-          <w:b w:val="0"/>
-          <w:spacing w:val="40"/>
-        </w:rPr>
-        <w:t xml:space="preserve"> </w:t>
-      </w:r>
-    </w:p>
-    <w:p>
-      <w:pPr>
-        <w:pStyle w:val="Ttulo1"/>
-        <w:spacing w:before="15" w:line="360" w:lineRule="auto"/>
-        <w:ind w:right="2331" w:firstLine="15"/>
-      </w:pPr>
-      <w:r>
-        <w:t>No.</w:t>
-      </w:r>
-      <w:r>
-        <w:rPr>
-          <w:rFonts w:ascii="Times New Roman" w:hAnsi="Times New Roman"/>
-          <w:b w:val="0"/>
-        </w:rPr>
-        <w:t xml:space="preserve"> </w:t>
-      </w:r>
-      <w:r>
-        <w:t>Cédula:</w:t>
-      </w:r>
-      <w:r>
-        <w:rPr>
-          <w:rFonts w:ascii="Times New Roman" w:hAnsi="Times New Roman"/>
-          <w:b w:val="0"/>
-        </w:rPr>
-        <w:t xml:space="preserve"> </w:t>
-      </w:r>
-      <w:r>
-        <w:t>{</w:t>
-      </w:r>
-      <w:proofErr w:type="spellStart"/>
-      <w:proofErr w:type="gramStart"/>
-      <w:r>
-        <w:t>custom.Identificacion</w:t>
-      </w:r>
-      <w:proofErr w:type="spellEnd"/>
-      <w:proofErr w:type="gramEnd"/>
-      <w:r>
-        <w:t>}</w:t>
-      </w:r>
-    </w:p>
-    <w:p>
-      <w:pPr>
-        <w:pStyle w:val="Textoindependiente"/>
-        <w:rPr>
-          <w:rFonts w:ascii="Arial"/>
-          <w:b/>
-          <w:sz w:val="14"/>
-        </w:rPr>
-      </w:pPr>
-    </w:p>
-    <w:p>
-      <w:pPr>
-        <w:pStyle w:val="Textoindependiente"/>
-        <w:rPr>
-          <w:rFonts w:ascii="Arial"/>
-          <w:b/>
-          <w:sz w:val="14"/>
-        </w:rPr>
-      </w:pPr>
-    </w:p>
-    <w:p>
-      <w:pPr>
-        <w:pStyle w:val="Textoindependiente"/>
-        <w:rPr>
-          <w:rFonts w:ascii="Arial"/>
-          <w:b/>
-          <w:sz w:val="14"/>
-        </w:rPr>
-      </w:pPr>
-    </w:p>
-    <w:p>
-      <w:pPr>
-        <w:pStyle w:val="Textoindependiente"/>
-        <w:rPr>
-          <w:rFonts w:ascii="Arial"/>
-          <w:b/>
-          <w:sz w:val="14"/>
-        </w:rPr>
-      </w:pPr>
-    </w:p>
-    <w:p>
-      <w:pPr>
-        <w:pStyle w:val="Textoindependiente"/>
-        <w:rPr>
-          <w:rFonts w:ascii="Arial"/>
-          <w:b/>
-          <w:sz w:val="14"/>
-        </w:rPr>
-      </w:pPr>
-    </w:p>
-    <w:p>
-      <w:pPr>
-        <w:pStyle w:val="Textoindependiente"/>
-        <w:rPr>
-          <w:rFonts w:ascii="Arial"/>
-          <w:b/>
-          <w:sz w:val="14"/>
-        </w:rPr>
-      </w:pPr>
-    </w:p>
-    <w:p>
-      <w:pPr>
-        <w:pStyle w:val="Textoindependiente"/>
-        <w:rPr>
-          <w:rFonts w:ascii="Arial"/>
-          <w:b/>
-          <w:sz w:val="14"/>
-        </w:rPr>
-      </w:pPr>
-    </w:p>
-    <w:p>
-      <w:pPr>
-        <w:pStyle w:val="Textoindependiente"/>
-        <w:rPr>
-          <w:rFonts w:ascii="Arial"/>
-          <w:b/>
-          <w:sz w:val="14"/>
-        </w:rPr>
-      </w:pPr>
-    </w:p>
-    <w:p>
-      <w:pPr>
-        <w:pStyle w:val="Textoindependiente"/>
-        <w:rPr>
-          <w:rFonts w:ascii="Arial"/>
-          <w:b/>
-          <w:sz w:val="14"/>
-        </w:rPr>
-      </w:pPr>
-    </w:p>
-    <w:p>
-      <w:pPr>
-        <w:pStyle w:val="Textoindependiente"/>
-        <w:rPr>
-          <w:rFonts w:ascii="Arial"/>
-          <w:b/>
-          <w:sz w:val="14"/>
-        </w:rPr>
-      </w:pPr>
-    </w:p>
-    <w:p>
-      <w:pPr>
-        <w:pStyle w:val="Textoindependiente"/>
-        <w:spacing w:before="74"/>
-        <w:rPr>
-          <w:rFonts w:ascii="Arial"/>
-          <w:b/>
-          <w:sz w:val="14"/>
-        </w:rPr>
-      </w:pPr>
-    </w:p>
-    <w:p>
-      <w:pPr>
-        <w:ind w:left="315"/>
-        <w:rPr>
-          <w:rFonts w:ascii="Verdana" w:hAnsi="Verdana"/>
-          <w:b/>
-          <w:sz w:val="10"/>
-        </w:rPr>
-      </w:pPr>
-      <w:r>
-        <w:rPr>
-          <w:rFonts w:ascii="Verdana" w:hAnsi="Verdana"/>
-          <w:b/>
-          <w:sz w:val="10"/>
-        </w:rPr>
-        <w:t>Regulado</w:t>
-      </w:r>
-      <w:r>
-        <w:rPr>
-          <w:rFonts w:ascii="Times New Roman" w:hAnsi="Times New Roman"/>
-          <w:spacing w:val="3"/>
-          <w:sz w:val="10"/>
-        </w:rPr>
-        <w:t xml:space="preserve"> </w:t>
-      </w:r>
-      <w:r>
-        <w:rPr>
-          <w:rFonts w:ascii="Verdana" w:hAnsi="Verdana"/>
-          <w:b/>
-          <w:sz w:val="10"/>
-        </w:rPr>
-        <w:t>y</w:t>
-      </w:r>
-      <w:r>
-        <w:rPr>
-          <w:rFonts w:ascii="Times New Roman" w:hAnsi="Times New Roman"/>
-          <w:spacing w:val="2"/>
-          <w:sz w:val="10"/>
-        </w:rPr>
-        <w:t xml:space="preserve"> </w:t>
-      </w:r>
-      <w:r>
-        <w:rPr>
-          <w:rFonts w:ascii="Verdana" w:hAnsi="Verdana"/>
-          <w:b/>
-          <w:sz w:val="10"/>
-        </w:rPr>
-        <w:t>Supervisado</w:t>
-      </w:r>
-      <w:r>
-        <w:rPr>
-          <w:rFonts w:ascii="Times New Roman" w:hAnsi="Times New Roman"/>
-          <w:spacing w:val="3"/>
-          <w:sz w:val="10"/>
-        </w:rPr>
-        <w:t xml:space="preserve"> </w:t>
-      </w:r>
-      <w:r>
-        <w:rPr>
-          <w:rFonts w:ascii="Verdana" w:hAnsi="Verdana"/>
-          <w:b/>
-          <w:sz w:val="10"/>
-        </w:rPr>
-        <w:t>por</w:t>
-      </w:r>
-      <w:r>
-        <w:rPr>
-          <w:rFonts w:ascii="Times New Roman" w:hAnsi="Times New Roman"/>
-          <w:spacing w:val="3"/>
-          <w:sz w:val="10"/>
-        </w:rPr>
-        <w:t xml:space="preserve"> </w:t>
-      </w:r>
-      <w:r>
-        <w:rPr>
-          <w:rFonts w:ascii="Verdana" w:hAnsi="Verdana"/>
-          <w:b/>
-          <w:sz w:val="10"/>
-        </w:rPr>
-        <w:t>la</w:t>
-      </w:r>
-      <w:r>
-        <w:rPr>
-          <w:rFonts w:ascii="Times New Roman" w:hAnsi="Times New Roman"/>
-          <w:spacing w:val="3"/>
-          <w:sz w:val="10"/>
-        </w:rPr>
-        <w:t xml:space="preserve"> </w:t>
-      </w:r>
-      <w:r>
-        <w:rPr>
-          <w:rFonts w:ascii="Verdana" w:hAnsi="Verdana"/>
-          <w:b/>
-          <w:sz w:val="10"/>
-        </w:rPr>
-        <w:t>Superintendencia</w:t>
-      </w:r>
-      <w:r>
-        <w:rPr>
-          <w:rFonts w:ascii="Times New Roman" w:hAnsi="Times New Roman"/>
-          <w:spacing w:val="3"/>
-          <w:sz w:val="10"/>
-        </w:rPr>
-        <w:t xml:space="preserve"> </w:t>
-      </w:r>
-      <w:r>
-        <w:rPr>
-          <w:rFonts w:ascii="Verdana" w:hAnsi="Verdana"/>
-          <w:b/>
-          <w:sz w:val="10"/>
-        </w:rPr>
-        <w:t>de</w:t>
-      </w:r>
-      <w:r>
-        <w:rPr>
-          <w:rFonts w:ascii="Times New Roman" w:hAnsi="Times New Roman"/>
-          <w:spacing w:val="3"/>
-          <w:sz w:val="10"/>
-        </w:rPr>
-        <w:t xml:space="preserve"> </w:t>
-      </w:r>
-      <w:r>
-        <w:rPr>
-          <w:rFonts w:ascii="Verdana" w:hAnsi="Verdana"/>
-          <w:b/>
-          <w:sz w:val="10"/>
-        </w:rPr>
-        <w:t>Seguros</w:t>
-      </w:r>
-      <w:r>
-        <w:rPr>
-          <w:rFonts w:ascii="Times New Roman" w:hAnsi="Times New Roman"/>
-          <w:spacing w:val="3"/>
-          <w:sz w:val="10"/>
-        </w:rPr>
-        <w:t xml:space="preserve"> </w:t>
-      </w:r>
-      <w:r>
-        <w:rPr>
-          <w:rFonts w:ascii="Verdana" w:hAnsi="Verdana"/>
-          <w:b/>
-          <w:sz w:val="10"/>
-        </w:rPr>
-        <w:t>y</w:t>
-      </w:r>
-      <w:r>
-        <w:rPr>
-          <w:rFonts w:ascii="Times New Roman" w:hAnsi="Times New Roman"/>
-          <w:spacing w:val="3"/>
-          <w:sz w:val="10"/>
-        </w:rPr>
-        <w:t xml:space="preserve"> </w:t>
-      </w:r>
-      <w:r>
-        <w:rPr>
-          <w:rFonts w:ascii="Verdana" w:hAnsi="Verdana"/>
-          <w:b/>
-          <w:sz w:val="10"/>
-        </w:rPr>
-        <w:t>Reaseguros</w:t>
-      </w:r>
-      <w:r>
-        <w:rPr>
-          <w:rFonts w:ascii="Times New Roman" w:hAnsi="Times New Roman"/>
-          <w:spacing w:val="3"/>
-          <w:sz w:val="10"/>
-        </w:rPr>
-        <w:t xml:space="preserve"> </w:t>
-      </w:r>
-      <w:r>
-        <w:rPr>
-          <w:rFonts w:ascii="Verdana" w:hAnsi="Verdana"/>
-          <w:b/>
-          <w:sz w:val="10"/>
-        </w:rPr>
-        <w:t>de</w:t>
-      </w:r>
-      <w:r>
-        <w:rPr>
-          <w:rFonts w:ascii="Times New Roman" w:hAnsi="Times New Roman"/>
-          <w:spacing w:val="3"/>
-          <w:sz w:val="10"/>
-        </w:rPr>
-        <w:t xml:space="preserve"> </w:t>
-      </w:r>
-      <w:r>
-        <w:rPr>
-          <w:rFonts w:ascii="Verdana" w:hAnsi="Verdana"/>
-          <w:b/>
-          <w:spacing w:val="-2"/>
-          <w:sz w:val="10"/>
-        </w:rPr>
-        <w:t>Panamá</w:t>
-      </w:r>
-    </w:p>
-    <w:p>
-      <w:pPr>
-        <w:pStyle w:val="Ttulo1"/>
-        <w:spacing w:line="312" w:lineRule="auto"/>
-        <w:ind w:left="893" w:right="38"/>
-      </w:pPr>
-      <w:r>
-        <w:rPr>
-          <w:b w:val="0"/>
-        </w:rPr>
-        <w:br w:type="column"/>
-      </w:r>
-      <w:r>
-        <w:rPr>
-          <w:spacing w:val="-2"/>
-        </w:rPr>
-        <w:t>Firma</w:t>
-      </w:r>
-      <w:r>
-        <w:rPr>
-          <w:rFonts w:ascii="Times New Roman"/>
-          <w:b w:val="0"/>
-          <w:spacing w:val="-3"/>
-        </w:rPr>
-        <w:t xml:space="preserve"> </w:t>
-      </w:r>
-      <w:r>
-        <w:rPr>
-          <w:spacing w:val="-2"/>
-        </w:rPr>
-        <w:t>Autorizada</w:t>
-      </w:r>
-      <w:r>
-        <w:rPr>
-          <w:rFonts w:ascii="Times New Roman"/>
-          <w:b w:val="0"/>
-          <w:spacing w:val="-3"/>
-        </w:rPr>
-        <w:t xml:space="preserve"> </w:t>
-      </w:r>
-      <w:r>
-        <w:rPr>
-          <w:spacing w:val="-2"/>
-        </w:rPr>
-        <w:t>Aseguradora</w:t>
-      </w:r>
-      <w:r>
-        <w:rPr>
-          <w:rFonts w:ascii="Times New Roman"/>
-          <w:b w:val="0"/>
-          <w:spacing w:val="40"/>
-        </w:rPr>
-        <w:t xml:space="preserve"> </w:t>
-      </w:r>
-      <w:r>
-        <w:t>Global</w:t>
-      </w:r>
-      <w:r>
-        <w:rPr>
-          <w:rFonts w:ascii="Times New Roman"/>
-          <w:b w:val="0"/>
-        </w:rPr>
-        <w:t xml:space="preserve"> </w:t>
-      </w:r>
-      <w:r>
-        <w:t>S.A.</w:t>
-      </w:r>
-    </w:p>
-    <w:p>
-      <w:pPr>
-        <w:spacing w:before="33"/>
-        <w:ind w:left="255"/>
-        <w:rPr>
-          <w:rFonts w:ascii="Arial"/>
-          <w:b/>
-          <w:sz w:val="14"/>
-        </w:rPr>
-      </w:pPr>
-      <w:r>
-        <w:br w:type="column"/>
-      </w:r>
-      <w:r>
-        <w:rPr>
-          <w:rFonts w:ascii="Arial"/>
-          <w:b/>
-          <w:sz w:val="14"/>
-        </w:rPr>
-        <w:t>Fecha</w:t>
-      </w:r>
-      <w:r>
-        <w:rPr>
-          <w:rFonts w:ascii="Times New Roman"/>
-          <w:spacing w:val="-3"/>
-          <w:sz w:val="14"/>
-        </w:rPr>
-        <w:t xml:space="preserve"> </w:t>
-      </w:r>
-      <w:r>
-        <w:rPr>
-          <w:rFonts w:ascii="Arial"/>
-          <w:b/>
-          <w:sz w:val="14"/>
-        </w:rPr>
-        <w:t>de</w:t>
-      </w:r>
-      <w:r>
-        <w:rPr>
-          <w:rFonts w:ascii="Times New Roman"/>
-          <w:spacing w:val="-2"/>
-          <w:sz w:val="14"/>
-        </w:rPr>
-        <w:t xml:space="preserve"> </w:t>
-      </w:r>
-      <w:r>
-        <w:rPr>
-          <w:rFonts w:ascii="Arial"/>
-          <w:b/>
-          <w:spacing w:val="-2"/>
-          <w:sz w:val="14"/>
-        </w:rPr>
-        <w:t>Recibido</w:t>
-      </w:r>
-    </w:p>
-    <w:p>
-      <w:pPr>
-        <w:spacing w:before="12"/>
-        <w:ind w:left="418"/>
-        <w:rPr>
-          <w:sz w:val="14"/>
-        </w:rPr>
-      </w:pPr>
-      <w:r>
-        <w:rPr>
-          <w:spacing w:val="-2"/>
-          <w:sz w:val="14"/>
-        </w:rPr>
-        <w:t>{</w:t>
-      </w:r>
-      <w:proofErr w:type="spellStart"/>
-      <w:proofErr w:type="gramStart"/>
-      <w:r>
-        <w:rPr>
-          <w:spacing w:val="-2"/>
-          <w:sz w:val="14"/>
-        </w:rPr>
-        <w:t>custom.FechaActual</w:t>
-      </w:r>
-      <w:proofErr w:type="spellEnd"/>
-      <w:proofErr w:type="gramEnd"/>
-      <w:r>
-        <w:rPr>
-          <w:spacing w:val="-2"/>
-          <w:sz w:val="14"/>
-        </w:rPr>
-        <w:t>}</w:t>
-      </w:r>
-    </w:p>
-    <w:p>
-      <w:pPr>
-        <w:pStyle w:val="Textoindependiente"/>
-        <w:rPr>
-          <w:sz w:val="14"/>
-        </w:rPr>
-      </w:pPr>
-    </w:p>
-    <w:p>
-      <w:pPr>
-        <w:pStyle w:val="Textoindependiente"/>
-        <w:rPr>
-          <w:sz w:val="14"/>
-        </w:rPr>
-      </w:pPr>
-    </w:p>
-    <w:p>
-      <w:pPr>
-        <w:pStyle w:val="Textoindependiente"/>
-        <w:rPr>
-          <w:sz w:val="14"/>
-        </w:rPr>
-      </w:pPr>
-    </w:p>
-    <w:p>
-      <w:pPr>
-        <w:pStyle w:val="Textoindependiente"/>
-        <w:rPr>
-          <w:sz w:val="14"/>
-        </w:rPr>
-      </w:pPr>
-    </w:p>
-    <w:p>
-      <w:pPr>
-        <w:pStyle w:val="Textoindependiente"/>
-        <w:rPr>
-          <w:sz w:val="14"/>
-        </w:rPr>
-      </w:pPr>
-    </w:p>
-    <w:p>
-      <w:pPr>
-        <w:pStyle w:val="Textoindependiente"/>
-        <w:rPr>
-          <w:sz w:val="14"/>
-        </w:rPr>
-      </w:pPr>
-    </w:p>
-    <w:p>
-      <w:pPr>
-        <w:pStyle w:val="Textoindependiente"/>
-        <w:rPr>
-          <w:sz w:val="14"/>
-        </w:rPr>
-      </w:pPr>
-    </w:p>
-    <w:p>
-      <w:pPr>
-        <w:pStyle w:val="Textoindependiente"/>
-        <w:rPr>
-          <w:sz w:val="14"/>
-        </w:rPr>
-      </w:pPr>
-    </w:p>
-    <w:p>
-      <w:pPr>
-        <w:pStyle w:val="Textoindependiente"/>
-        <w:rPr>
-          <w:sz w:val="14"/>
-        </w:rPr>
-      </w:pPr>
-    </w:p>
-    <w:p>
-      <w:pPr>
-        <w:pStyle w:val="Textoindependiente"/>
-        <w:rPr>
-          <w:sz w:val="14"/>
-        </w:rPr>
-      </w:pPr>
-    </w:p>
-    <w:p>
-      <w:pPr>
-        <w:pStyle w:val="Textoindependiente"/>
-        <w:spacing w:before="40"/>
-        <w:rPr>
-          <w:sz w:val="14"/>
-        </w:rPr>
-      </w:pPr>
-    </w:p>
-    <w:p>
-      <w:pPr>
-        <w:spacing w:line="295" w:lineRule="auto"/>
-        <w:ind w:left="151" w:right="680"/>
-        <w:jc w:val="center"/>
-        <w:rPr>
-          <w:rFonts w:ascii="Verdana"/>
-          <w:sz w:val="10"/>
-        </w:rPr>
-      </w:pPr>
-      <w:r>
-        <w:rPr>
-          <w:rFonts w:ascii="Verdana"/>
-          <w:color w:val="808080"/>
-          <w:sz w:val="10"/>
-        </w:rPr>
-        <w:t>Torre</w:t>
-      </w:r>
-      <w:r>
-        <w:rPr>
-          <w:rFonts w:ascii="Times New Roman"/>
-          <w:color w:val="808080"/>
-          <w:spacing w:val="-3"/>
-          <w:sz w:val="10"/>
-        </w:rPr>
-        <w:t xml:space="preserve"> </w:t>
-      </w:r>
-      <w:proofErr w:type="spellStart"/>
-      <w:r>
-        <w:rPr>
-          <w:rFonts w:ascii="Verdana"/>
-          <w:color w:val="808080"/>
-          <w:sz w:val="10"/>
-        </w:rPr>
-        <w:t>Gobal</w:t>
-      </w:r>
-      <w:proofErr w:type="spellEnd"/>
-      <w:r>
-        <w:rPr>
-          <w:rFonts w:ascii="Times New Roman"/>
-          <w:color w:val="808080"/>
-          <w:spacing w:val="-3"/>
-          <w:sz w:val="10"/>
-        </w:rPr>
-        <w:t xml:space="preserve"> </w:t>
-      </w:r>
-      <w:r>
-        <w:rPr>
-          <w:rFonts w:ascii="Verdana"/>
-          <w:color w:val="808080"/>
-          <w:sz w:val="10"/>
-        </w:rPr>
-        <w:t>Bank,</w:t>
-      </w:r>
-      <w:r>
-        <w:rPr>
-          <w:rFonts w:ascii="Times New Roman"/>
-          <w:color w:val="808080"/>
-          <w:spacing w:val="-3"/>
-          <w:sz w:val="10"/>
-        </w:rPr>
-        <w:t xml:space="preserve"> </w:t>
-      </w:r>
-      <w:r>
-        <w:rPr>
-          <w:rFonts w:ascii="Verdana"/>
-          <w:color w:val="808080"/>
-          <w:sz w:val="10"/>
-        </w:rPr>
-        <w:t>Calle</w:t>
-      </w:r>
-      <w:r>
-        <w:rPr>
-          <w:rFonts w:ascii="Times New Roman"/>
-          <w:color w:val="808080"/>
-          <w:spacing w:val="-3"/>
-          <w:sz w:val="10"/>
-        </w:rPr>
-        <w:t xml:space="preserve"> </w:t>
-      </w:r>
-      <w:r>
-        <w:rPr>
-          <w:rFonts w:ascii="Verdana"/>
-          <w:color w:val="808080"/>
-          <w:sz w:val="10"/>
-        </w:rPr>
-        <w:t>50</w:t>
-      </w:r>
-      <w:r>
-        <w:rPr>
-          <w:rFonts w:ascii="Times New Roman"/>
-          <w:color w:val="808080"/>
-          <w:spacing w:val="40"/>
-          <w:sz w:val="10"/>
-        </w:rPr>
-        <w:t xml:space="preserve"> </w:t>
-      </w:r>
-      <w:r>
-        <w:rPr>
-          <w:rFonts w:ascii="Verdana"/>
-          <w:color w:val="808080"/>
-          <w:sz w:val="10"/>
-        </w:rPr>
-        <w:t>Addo.</w:t>
-      </w:r>
-      <w:r>
-        <w:rPr>
-          <w:rFonts w:ascii="Times New Roman"/>
-          <w:color w:val="808080"/>
-          <w:sz w:val="10"/>
-        </w:rPr>
-        <w:t xml:space="preserve"> </w:t>
-      </w:r>
-      <w:r>
-        <w:rPr>
-          <w:rFonts w:ascii="Verdana"/>
-          <w:color w:val="808080"/>
-          <w:sz w:val="10"/>
-        </w:rPr>
-        <w:t>0831</w:t>
-      </w:r>
-      <w:r>
-        <w:rPr>
-          <w:rFonts w:ascii="Times New Roman"/>
-          <w:color w:val="808080"/>
-          <w:sz w:val="10"/>
-        </w:rPr>
-        <w:t xml:space="preserve"> </w:t>
-      </w:r>
-      <w:r>
-        <w:rPr>
-          <w:rFonts w:ascii="Verdana"/>
-          <w:color w:val="808080"/>
-          <w:sz w:val="10"/>
-        </w:rPr>
-        <w:t>-</w:t>
-      </w:r>
-      <w:r>
-        <w:rPr>
-          <w:rFonts w:ascii="Times New Roman"/>
-          <w:color w:val="808080"/>
-          <w:sz w:val="10"/>
-        </w:rPr>
-        <w:t xml:space="preserve"> </w:t>
-      </w:r>
-      <w:r>
-        <w:rPr>
-          <w:rFonts w:ascii="Verdana"/>
-          <w:color w:val="808080"/>
-          <w:sz w:val="10"/>
-        </w:rPr>
-        <w:t>01843</w:t>
-      </w:r>
-    </w:p>
-    <w:p>
-      <w:pPr>
-        <w:spacing w:before="1"/>
-        <w:ind w:left="151" w:right="681"/>
-        <w:jc w:val="center"/>
-        <w:rPr>
-          <w:rFonts w:ascii="Verdana"/>
-          <w:sz w:val="10"/>
-        </w:rPr>
-      </w:pPr>
-      <w:r>
-        <w:rPr>
-          <w:rFonts w:ascii="Verdana"/>
-          <w:color w:val="808080"/>
-          <w:sz w:val="10"/>
-        </w:rPr>
-        <w:t>Tel:</w:t>
-      </w:r>
-      <w:r>
-        <w:rPr>
-          <w:rFonts w:ascii="Times New Roman"/>
-          <w:color w:val="808080"/>
-          <w:spacing w:val="-3"/>
-          <w:sz w:val="10"/>
-        </w:rPr>
-        <w:t xml:space="preserve"> </w:t>
-      </w:r>
-      <w:r>
-        <w:rPr>
-          <w:rFonts w:ascii="Verdana"/>
-          <w:color w:val="808080"/>
-          <w:sz w:val="10"/>
-        </w:rPr>
-        <w:t>(507)</w:t>
-      </w:r>
-      <w:r>
-        <w:rPr>
-          <w:rFonts w:ascii="Times New Roman"/>
-          <w:color w:val="808080"/>
-          <w:spacing w:val="-3"/>
-          <w:sz w:val="10"/>
-        </w:rPr>
-        <w:t xml:space="preserve"> </w:t>
-      </w:r>
-      <w:r>
-        <w:rPr>
-          <w:rFonts w:ascii="Verdana"/>
-          <w:color w:val="808080"/>
-          <w:sz w:val="10"/>
-        </w:rPr>
-        <w:t>206-</w:t>
-      </w:r>
-      <w:r>
-        <w:rPr>
-          <w:rFonts w:ascii="Verdana"/>
-          <w:color w:val="808080"/>
-          <w:spacing w:val="-4"/>
-          <w:sz w:val="10"/>
-        </w:rPr>
-        <w:t>2021</w:t>
-      </w:r>
-    </w:p>
-    <w:p>
-      <w:pPr>
-        <w:spacing w:before="29"/>
-        <w:ind w:left="151" w:right="681"/>
-        <w:jc w:val="center"/>
-        <w:rPr>
-          <w:rFonts w:ascii="Verdana"/>
-          <w:sz w:val="10"/>
-        </w:rPr>
-      </w:pPr>
-      <w:r>
-        <w:rPr>
-          <w:rFonts w:ascii="Verdana"/>
-          <w:color w:val="808080"/>
-          <w:sz w:val="10"/>
-        </w:rPr>
-        <w:t>Fax:</w:t>
-      </w:r>
-      <w:r>
-        <w:rPr>
-          <w:rFonts w:ascii="Times New Roman"/>
-          <w:color w:val="808080"/>
-          <w:sz w:val="10"/>
-        </w:rPr>
-        <w:t xml:space="preserve"> </w:t>
-      </w:r>
-      <w:r>
-        <w:rPr>
-          <w:rFonts w:ascii="Verdana"/>
-          <w:color w:val="808080"/>
-          <w:sz w:val="10"/>
-        </w:rPr>
-        <w:t>(507)</w:t>
-      </w:r>
-      <w:r>
-        <w:rPr>
-          <w:rFonts w:ascii="Times New Roman"/>
-          <w:color w:val="808080"/>
-          <w:sz w:val="10"/>
-        </w:rPr>
-        <w:t xml:space="preserve"> </w:t>
-      </w:r>
-      <w:r>
-        <w:rPr>
-          <w:rFonts w:ascii="Verdana"/>
-          <w:color w:val="808080"/>
-          <w:sz w:val="10"/>
-        </w:rPr>
-        <w:t>206-</w:t>
-      </w:r>
-      <w:r>
-        <w:rPr>
-          <w:rFonts w:ascii="Verdana"/>
-          <w:color w:val="808080"/>
-          <w:spacing w:val="-4"/>
-          <w:sz w:val="10"/>
-        </w:rPr>
-        <w:t>2091</w:t>
-      </w:r>
     </w:p>
     <w:sectPr>
       <w:type w:val="continuous"/>
       <w:pgSz w:w="12240" w:h="15840"/>
       <w:pgMar w:top="0" w:right="360" w:bottom="0" w:left="0" w:header="720" w:footer="720" w:gutter="0"/>
-      <w:cols w:num="3" w:space="720" w:equalWidth="0">
-        <w:col w:w="5141" w:space="311"/>
-        <w:col w:w="2314" w:space="1730"/>
-        <w:col w:w="2384"/>
-      </w:cols>
+      <w:cols w:space="720"/>
     </w:sectPr>
   </w:body>
 </w:document>
+</file>
+
+<file path=word/endnotes.xml><?xml version="1.0" encoding="utf-8"?>
+<w:endnotes xmlns:wpc="http://schemas.microsoft.com/office/word/2010/wordprocessingCanvas" xmlns:cx="http://schemas.microsoft.com/office/drawing/2014/chartex" xmlns:cx1="http://schemas.microsoft.com/office/drawing/2015/9/8/chartex" xmlns:cx2="http://schemas.microsoft.com/office/drawing/2015/10/21/chartex" xmlns:cx3="http://schemas.microsoft.com/office/drawing/2016/5/9/chartex" xmlns:cx4="http://schemas.microsoft.com/office/drawing/2016/5/10/chartex" xmlns:cx5="http://schemas.microsoft.com/office/drawing/2016/5/11/chartex" xmlns:cx6="http://schemas.microsoft.com/office/drawing/2016/5/12/chartex" xmlns:cx7="http://schemas.microsoft.com/office/drawing/2016/5/13/chartex" xmlns:cx8="http://schemas.microsoft.com/office/drawing/2016/5/14/chartex" xmlns:mc="http://schemas.openxmlformats.org/markup-compatibility/2006" xmlns:aink="http://schemas.microsoft.com/office/drawing/2016/ink" xmlns:am3d="http://schemas.microsoft.com/office/drawing/2017/model3d" xmlns:o="urn:schemas-microsoft-com:office:office" xmlns:oel="http://schemas.microsoft.com/office/2019/extlst" xmlns:r="http://schemas.openxmlformats.org/officeDocument/2006/relationships" xmlns:m="http://schemas.openxmlformats.org/officeDocument/2006/math" xmlns:v="urn:schemas-microsoft-com:vml" xmlns:wp14="http://schemas.microsoft.com/office/word/2010/wordprocessingDrawing" xmlns:wp="http://schemas.openxmlformats.org/drawingml/2006/wordprocessingDrawing" xmlns:w10="urn:schemas-microsoft-com:office:word" xmlns:w="http://schemas.openxmlformats.org/wordprocessingml/2006/main" xmlns:w14="http://schemas.microsoft.com/office/word/2010/wordml" xmlns:w15="http://schemas.microsoft.com/office/word/2012/wordml" xmlns:w16cex="http://schemas.microsoft.com/office/word/2018/wordml/cex" xmlns:w16cid="http://schemas.microsoft.com/office/word/2016/wordml/cid" xmlns:w16="http://schemas.microsoft.com/office/word/2018/wordml" xmlns:w16sdtdh="http://schemas.microsoft.com/office/word/2020/wordml/sdtdatahash" xmlns:w16se="http://schemas.microsoft.com/office/word/2015/wordml/symex" xmlns:wpg="http://schemas.microsoft.com/office/word/2010/wordprocessingGroup" xmlns:wpi="http://schemas.microsoft.com/office/word/2010/wordprocessingInk" xmlns:wne="http://schemas.microsoft.com/office/word/2006/wordml" xmlns:wps="http://schemas.microsoft.com/office/word/2010/wordprocessingShape" mc:Ignorable="w14 w15 w16se w16cid w16 w16cex w16sdtdh wp14">
+  <w:endnote w:type="separator" w:id="-1">
+    <w:p>
+      <w:r>
+        <w:separator/>
+      </w:r>
+    </w:p>
+  </w:endnote>
+  <w:endnote w:type="continuationSeparator" w:id="0">
+    <w:p>
+      <w:r>
+        <w:continuationSeparator/>
+      </w:r>
+    </w:p>
+  </w:endnote>
+</w:endnotes>
+</file>
+
+<file path=word/footer1.xml><?xml version="1.0" encoding="utf-8"?>
+<w:ftr xmlns:wpc="http://schemas.microsoft.com/office/word/2010/wordprocessingCanvas" xmlns:cx="http://schemas.microsoft.com/office/drawing/2014/chartex" xmlns:cx1="http://schemas.microsoft.com/office/drawing/2015/9/8/chartex" xmlns:cx2="http://schemas.microsoft.com/office/drawing/2015/10/21/chartex" xmlns:cx3="http://schemas.microsoft.com/office/drawing/2016/5/9/chartex" xmlns:cx4="http://schemas.microsoft.com/office/drawing/2016/5/10/chartex" xmlns:cx5="http://schemas.microsoft.com/office/drawing/2016/5/11/chartex" xmlns:cx6="http://schemas.microsoft.com/office/drawing/2016/5/12/chartex" xmlns:cx7="http://schemas.microsoft.com/office/drawing/2016/5/13/chartex" xmlns:cx8="http://schemas.microsoft.com/office/drawing/2016/5/14/chartex" xmlns:mc="http://schemas.openxmlformats.org/markup-compatibility/2006" xmlns:aink="http://schemas.microsoft.com/office/drawing/2016/ink" xmlns:am3d="http://schemas.microsoft.com/office/drawing/2017/model3d" xmlns:o="urn:schemas-microsoft-com:office:office" xmlns:oel="http://schemas.microsoft.com/office/2019/extlst" xmlns:r="http://schemas.openxmlformats.org/officeDocument/2006/relationships" xmlns:m="http://schemas.openxmlformats.org/officeDocument/2006/math" xmlns:v="urn:schemas-microsoft-com:vml" xmlns:wp14="http://schemas.microsoft.com/office/word/2010/wordprocessingDrawing" xmlns:wp="http://schemas.openxmlformats.org/drawingml/2006/wordprocessingDrawing" xmlns:w10="urn:schemas-microsoft-com:office:word" xmlns:w="http://schemas.openxmlformats.org/wordprocessingml/2006/main" xmlns:w14="http://schemas.microsoft.com/office/word/2010/wordml" xmlns:w15="http://schemas.microsoft.com/office/word/2012/wordml" xmlns:w16cex="http://schemas.microsoft.com/office/word/2018/wordml/cex" xmlns:w16cid="http://schemas.microsoft.com/office/word/2016/wordml/cid" xmlns:w16="http://schemas.microsoft.com/office/word/2018/wordml" xmlns:w16sdtdh="http://schemas.microsoft.com/office/word/2020/wordml/sdtdatahash" xmlns:w16se="http://schemas.microsoft.com/office/word/2015/wordml/symex" xmlns:wpg="http://schemas.microsoft.com/office/word/2010/wordprocessingGroup" xmlns:wpi="http://schemas.microsoft.com/office/word/2010/wordprocessingInk" xmlns:wne="http://schemas.microsoft.com/office/word/2006/wordml" xmlns:wps="http://schemas.microsoft.com/office/word/2010/wordprocessingShape" mc:Ignorable="w14 w15 w16se w16cid w16 w16cex w16sdtdh wp14">
+  <w:p>
+    <w:pPr>
+      <w:spacing w:before="18"/>
+      <w:ind w:left="220"/>
+      <w:rPr>
+        <w:spacing w:val="-2"/>
+        <w:sz w:val="14"/>
+      </w:rPr>
+    </w:pPr>
+    <w:r>
+      <w:rPr>
+        <w:sz w:val="14"/>
+      </w:rPr>
+      <w:t>Regulado</w:t>
+    </w:r>
+    <w:r>
+      <w:rPr>
+        <w:rFonts w:ascii="Times New Roman" w:hAnsi="Times New Roman"/>
+        <w:spacing w:val="9"/>
+        <w:sz w:val="14"/>
+      </w:rPr>
+      <w:t xml:space="preserve"> </w:t>
+    </w:r>
+    <w:r>
+      <w:rPr>
+        <w:sz w:val="14"/>
+      </w:rPr>
+      <w:t>y</w:t>
+    </w:r>
+    <w:r>
+      <w:rPr>
+        <w:rFonts w:ascii="Times New Roman" w:hAnsi="Times New Roman"/>
+        <w:spacing w:val="9"/>
+        <w:sz w:val="14"/>
+      </w:rPr>
+      <w:t xml:space="preserve"> </w:t>
+    </w:r>
+    <w:r>
+      <w:rPr>
+        <w:sz w:val="14"/>
+      </w:rPr>
+      <w:t>Supervisado</w:t>
+    </w:r>
+    <w:r>
+      <w:rPr>
+        <w:rFonts w:ascii="Times New Roman" w:hAnsi="Times New Roman"/>
+        <w:spacing w:val="9"/>
+        <w:sz w:val="14"/>
+      </w:rPr>
+      <w:t xml:space="preserve"> </w:t>
+    </w:r>
+    <w:r>
+      <w:rPr>
+        <w:sz w:val="14"/>
+      </w:rPr>
+      <w:t>por</w:t>
+    </w:r>
+    <w:r>
+      <w:rPr>
+        <w:rFonts w:ascii="Times New Roman" w:hAnsi="Times New Roman"/>
+        <w:spacing w:val="9"/>
+        <w:sz w:val="14"/>
+      </w:rPr>
+      <w:t xml:space="preserve"> </w:t>
+    </w:r>
+    <w:r>
+      <w:rPr>
+        <w:sz w:val="14"/>
+      </w:rPr>
+      <w:t>la</w:t>
+    </w:r>
+    <w:r>
+      <w:rPr>
+        <w:rFonts w:ascii="Times New Roman" w:hAnsi="Times New Roman"/>
+        <w:spacing w:val="9"/>
+        <w:sz w:val="14"/>
+      </w:rPr>
+      <w:t xml:space="preserve"> </w:t>
+    </w:r>
+    <w:r>
+      <w:rPr>
+        <w:sz w:val="14"/>
+      </w:rPr>
+      <w:t>Superintendencia</w:t>
+    </w:r>
+    <w:r>
+      <w:rPr>
+        <w:rFonts w:ascii="Times New Roman" w:hAnsi="Times New Roman"/>
+        <w:spacing w:val="9"/>
+        <w:sz w:val="14"/>
+      </w:rPr>
+      <w:t xml:space="preserve"> </w:t>
+    </w:r>
+    <w:r>
+      <w:rPr>
+        <w:sz w:val="14"/>
+      </w:rPr>
+      <w:t>de</w:t>
+    </w:r>
+    <w:r>
+      <w:rPr>
+        <w:rFonts w:ascii="Times New Roman" w:hAnsi="Times New Roman"/>
+        <w:spacing w:val="9"/>
+        <w:sz w:val="14"/>
+      </w:rPr>
+      <w:t xml:space="preserve"> </w:t>
+    </w:r>
+    <w:r>
+      <w:rPr>
+        <w:sz w:val="14"/>
+      </w:rPr>
+      <w:t>Seguros</w:t>
+    </w:r>
+    <w:r>
+      <w:rPr>
+        <w:rFonts w:ascii="Times New Roman" w:hAnsi="Times New Roman"/>
+        <w:spacing w:val="9"/>
+        <w:sz w:val="14"/>
+      </w:rPr>
+      <w:t xml:space="preserve"> </w:t>
+    </w:r>
+    <w:r>
+      <w:rPr>
+        <w:sz w:val="14"/>
+      </w:rPr>
+      <w:t>y</w:t>
+    </w:r>
+    <w:r>
+      <w:rPr>
+        <w:rFonts w:ascii="Times New Roman" w:hAnsi="Times New Roman"/>
+        <w:spacing w:val="9"/>
+        <w:sz w:val="14"/>
+      </w:rPr>
+      <w:t xml:space="preserve"> </w:t>
+    </w:r>
+    <w:r>
+      <w:rPr>
+        <w:sz w:val="14"/>
+      </w:rPr>
+      <w:t>Reaseguros</w:t>
+    </w:r>
+    <w:r>
+      <w:rPr>
+        <w:rFonts w:ascii="Times New Roman" w:hAnsi="Times New Roman"/>
+        <w:spacing w:val="9"/>
+        <w:sz w:val="14"/>
+      </w:rPr>
+      <w:t xml:space="preserve"> </w:t>
+    </w:r>
+    <w:r>
+      <w:rPr>
+        <w:sz w:val="14"/>
+      </w:rPr>
+      <w:t>de</w:t>
+    </w:r>
+    <w:r>
+      <w:rPr>
+        <w:rFonts w:ascii="Times New Roman" w:hAnsi="Times New Roman"/>
+        <w:spacing w:val="9"/>
+        <w:sz w:val="14"/>
+      </w:rPr>
+      <w:t xml:space="preserve"> </w:t>
+    </w:r>
+    <w:r>
+      <w:rPr>
+        <w:spacing w:val="-2"/>
+        <w:sz w:val="14"/>
+      </w:rPr>
+      <w:t>Panamá</w:t>
+    </w:r>
+    <w:r>
+      <w:rPr>
+        <w:spacing w:val="-2"/>
+        <w:sz w:val="14"/>
+      </w:rPr>
+      <w:tab/>
+    </w:r>
+    <w:r>
+      <w:rPr>
+        <w:spacing w:val="-2"/>
+        <w:sz w:val="14"/>
+      </w:rPr>
+      <w:tab/>
+    </w:r>
+    <w:r>
+      <w:rPr>
+        <w:spacing w:val="-2"/>
+        <w:sz w:val="14"/>
+      </w:rPr>
+      <w:tab/>
+    </w:r>
+    <w:r>
+      <w:rPr>
+        <w:spacing w:val="-2"/>
+        <w:sz w:val="14"/>
+      </w:rPr>
+      <w:tab/>
+    </w:r>
+    <w:r>
+      <w:rPr>
+        <w:spacing w:val="-2"/>
+        <w:sz w:val="14"/>
+      </w:rPr>
+      <w:tab/>
+    </w:r>
+    <w:r>
+      <w:rPr>
+        <w:spacing w:val="-2"/>
+        <w:sz w:val="14"/>
+      </w:rPr>
+      <w:tab/>
+    </w:r>
+  </w:p>
+  <w:p>
+    <w:pPr>
+      <w:spacing w:before="18"/>
+      <w:ind w:left="8860" w:firstLine="500"/>
+      <w:rPr>
+        <w:spacing w:val="-2"/>
+        <w:sz w:val="14"/>
+      </w:rPr>
+    </w:pPr>
+    <w:r>
+      <w:rPr>
+        <w:spacing w:val="-2"/>
+        <w:sz w:val="14"/>
+      </w:rPr>
+      <w:t>Torre Global Bank, Calle 50</w:t>
+    </w:r>
+  </w:p>
+  <w:p>
+    <w:pPr>
+      <w:spacing w:before="18"/>
+      <w:ind w:left="8860" w:firstLine="500"/>
+      <w:rPr>
+        <w:spacing w:val="-2"/>
+        <w:sz w:val="14"/>
+      </w:rPr>
+    </w:pPr>
+    <w:r>
+      <w:rPr>
+        <w:spacing w:val="-2"/>
+        <w:sz w:val="14"/>
+      </w:rPr>
+      <w:t>Apdo. 0831-01843</w:t>
+    </w:r>
+  </w:p>
+  <w:p>
+    <w:pPr>
+      <w:spacing w:before="18"/>
+      <w:ind w:left="8860" w:firstLine="500"/>
+      <w:rPr>
+        <w:spacing w:val="-2"/>
+        <w:sz w:val="14"/>
+      </w:rPr>
+    </w:pPr>
+    <w:r>
+      <w:rPr>
+        <w:spacing w:val="-2"/>
+        <w:sz w:val="14"/>
+      </w:rPr>
+      <w:t>Tel.: (507) 206-2021</w:t>
+    </w:r>
+  </w:p>
+  <w:p>
+    <w:pPr>
+      <w:spacing w:before="18"/>
+      <w:ind w:left="8860" w:firstLine="500"/>
+      <w:rPr>
+        <w:spacing w:val="-2"/>
+        <w:sz w:val="14"/>
+      </w:rPr>
+    </w:pPr>
+    <w:r>
+      <w:rPr>
+        <w:spacing w:val="-2"/>
+        <w:sz w:val="14"/>
+      </w:rPr>
+      <w:t>Fax.: (507) 206-2091</w:t>
+    </w:r>
+  </w:p>
+</w:ftr>
+</file>
+
+<file path=word/footnotes.xml><?xml version="1.0" encoding="utf-8"?>
+<w:footnotes xmlns:wpc="http://schemas.microsoft.com/office/word/2010/wordprocessingCanvas" xmlns:cx="http://schemas.microsoft.com/office/drawing/2014/chartex" xmlns:cx1="http://schemas.microsoft.com/office/drawing/2015/9/8/chartex" xmlns:cx2="http://schemas.microsoft.com/office/drawing/2015/10/21/chartex" xmlns:cx3="http://schemas.microsoft.com/office/drawing/2016/5/9/chartex" xmlns:cx4="http://schemas.microsoft.com/office/drawing/2016/5/10/chartex" xmlns:cx5="http://schemas.microsoft.com/office/drawing/2016/5/11/chartex" xmlns:cx6="http://schemas.microsoft.com/office/drawing/2016/5/12/chartex" xmlns:cx7="http://schemas.microsoft.com/office/drawing/2016/5/13/chartex" xmlns:cx8="http://schemas.microsoft.com/office/drawing/2016/5/14/chartex" xmlns:mc="http://schemas.openxmlformats.org/markup-compatibility/2006" xmlns:aink="http://schemas.microsoft.com/office/drawing/2016/ink" xmlns:am3d="http://schemas.microsoft.com/office/drawing/2017/model3d" xmlns:o="urn:schemas-microsoft-com:office:office" xmlns:oel="http://schemas.microsoft.com/office/2019/extlst" xmlns:r="http://schemas.openxmlformats.org/officeDocument/2006/relationships" xmlns:m="http://schemas.openxmlformats.org/officeDocument/2006/math" xmlns:v="urn:schemas-microsoft-com:vml" xmlns:wp14="http://schemas.microsoft.com/office/word/2010/wordprocessingDrawing" xmlns:wp="http://schemas.openxmlformats.org/drawingml/2006/wordprocessingDrawing" xmlns:w10="urn:schemas-microsoft-com:office:word" xmlns:w="http://schemas.openxmlformats.org/wordprocessingml/2006/main" xmlns:w14="http://schemas.microsoft.com/office/word/2010/wordml" xmlns:w15="http://schemas.microsoft.com/office/word/2012/wordml" xmlns:w16cex="http://schemas.microsoft.com/office/word/2018/wordml/cex" xmlns:w16cid="http://schemas.microsoft.com/office/word/2016/wordml/cid" xmlns:w16="http://schemas.microsoft.com/office/word/2018/wordml" xmlns:w16sdtdh="http://schemas.microsoft.com/office/word/2020/wordml/sdtdatahash" xmlns:w16se="http://schemas.microsoft.com/office/word/2015/wordml/symex" xmlns:wpg="http://schemas.microsoft.com/office/word/2010/wordprocessingGroup" xmlns:wpi="http://schemas.microsoft.com/office/word/2010/wordprocessingInk" xmlns:wne="http://schemas.microsoft.com/office/word/2006/wordml" xmlns:wps="http://schemas.microsoft.com/office/word/2010/wordprocessingShape" mc:Ignorable="w14 w15 w16se w16cid w16 w16cex w16sdtdh wp14">
+  <w:footnote w:type="separator" w:id="-1">
+    <w:p>
+      <w:r>
+        <w:separator/>
+      </w:r>
+    </w:p>
+  </w:footnote>
+  <w:footnote w:type="continuationSeparator" w:id="0">
+    <w:p>
+      <w:r>
+        <w:continuationSeparator/>
+      </w:r>
+    </w:p>
+  </w:footnote>
+</w:footnotes>
 </file>
 
 <file path=word/numbering.xml><?xml version="1.0" encoding="utf-8"?>
@@ -14513,6 +13667,72 @@
     <w:uiPriority w:val="1"/>
     <w:qFormat/>
   </w:style>
+  <w:style w:type="paragraph" w:styleId="Encabezado">
+    <w:name w:val="header"/>
+    <w:basedOn w:val="Normal"/>
+    <w:link w:val="EncabezadoCar"/>
+    <w:uiPriority w:val="99"/>
+    <w:unhideWhenUsed/>
+    <w:rsid w:val="005A3CB4"/>
+    <w:pPr>
+      <w:tabs>
+        <w:tab w:val="center" w:pos="4419"/>
+        <w:tab w:val="right" w:pos="8838"/>
+      </w:tabs>
+    </w:pPr>
+  </w:style>
+  <w:style w:type="character" w:customStyle="1" w:styleId="EncabezadoCar">
+    <w:name w:val="Encabezado Car"/>
+    <w:basedOn w:val="Fuentedeprrafopredeter"/>
+    <w:link w:val="Encabezado"/>
+    <w:uiPriority w:val="99"/>
+    <w:rsid w:val="005A3CB4"/>
+    <w:rPr>
+      <w:rFonts w:ascii="Arial MT" w:eastAsia="Arial MT" w:hAnsi="Arial MT" w:cs="Arial MT"/>
+      <w:lang w:val="es-ES"/>
+    </w:rPr>
+  </w:style>
+  <w:style w:type="paragraph" w:styleId="Piedepgina">
+    <w:name w:val="footer"/>
+    <w:basedOn w:val="Normal"/>
+    <w:link w:val="PiedepginaCar"/>
+    <w:uiPriority w:val="99"/>
+    <w:unhideWhenUsed/>
+    <w:rsid w:val="005A3CB4"/>
+    <w:pPr>
+      <w:tabs>
+        <w:tab w:val="center" w:pos="4419"/>
+        <w:tab w:val="right" w:pos="8838"/>
+      </w:tabs>
+    </w:pPr>
+  </w:style>
+  <w:style w:type="character" w:customStyle="1" w:styleId="PiedepginaCar">
+    <w:name w:val="Pie de página Car"/>
+    <w:basedOn w:val="Fuentedeprrafopredeter"/>
+    <w:link w:val="Piedepgina"/>
+    <w:uiPriority w:val="99"/>
+    <w:rsid w:val="005A3CB4"/>
+    <w:rPr>
+      <w:rFonts w:ascii="Arial MT" w:eastAsia="Arial MT" w:hAnsi="Arial MT" w:cs="Arial MT"/>
+      <w:lang w:val="es-ES"/>
+    </w:rPr>
+  </w:style>
+  <w:style w:type="table" w:styleId="Tablaconcuadrcula">
+    <w:name w:val="Table Grid"/>
+    <w:basedOn w:val="Tablanormal"/>
+    <w:uiPriority w:val="39"/>
+    <w:rsid w:val="00FD285E"/>
+    <w:tblPr>
+      <w:tblBorders>
+        <w:top w:val="single" w:sz="4" w:space="0" w:color="auto"/>
+        <w:left w:val="single" w:sz="4" w:space="0" w:color="auto"/>
+        <w:bottom w:val="single" w:sz="4" w:space="0" w:color="auto"/>
+        <w:right w:val="single" w:sz="4" w:space="0" w:color="auto"/>
+        <w:insideH w:val="single" w:sz="4" w:space="0" w:color="auto"/>
+        <w:insideV w:val="single" w:sz="4" w:space="0" w:color="auto"/>
+      </w:tblBorders>
+    </w:tblPr>
+  </w:style>
 </w:styles>
 </file>
 

--- a/Reportes/Poliza Vida APAM.docx
+++ b/Reportes/Poliza Vida APAM.docx
@@ -11067,6 +11067,10 @@
         <w:spacing w:before="1"/>
         <w:ind w:left="440" w:right="440"/>
         <w:jc w:val="both"/>
+        <w:rPr>
+          <w:spacing w:val="-2"/>
+          <w:w w:val="105"/>
+        </w:rPr>
       </w:pPr>
       <w:r>
         <w:rPr>
@@ -11201,6 +11205,14 @@
         </w:rPr>
         <w:t>seguro.</w:t>
       </w:r>
+    </w:p>
+    <w:p>
+      <w:pPr>
+        <w:pStyle w:val="Textoindependiente"/>
+        <w:spacing w:before="1"/>
+        <w:ind w:left="440" w:right="440"/>
+        <w:jc w:val="both"/>
+      </w:pPr>
     </w:p>
     <w:p>
       <w:pPr>
@@ -12152,7 +12164,7 @@
                 </mc:Choice>
                 <mc:Fallback>
                   <w:pict>
-                    <v:group w14:anchorId="6349C046" id="Group 13" o:spid="_x0000_s1026" style="width:200.75pt;height:1pt;mso-position-horizontal-relative:char;mso-position-vertical-relative:line" coordsize="25495,127" o:gfxdata="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">
+                    <v:group w14:anchorId="3709C72F" id="Group 13" o:spid="_x0000_s1026" style="width:200.75pt;height:1pt;mso-position-horizontal-relative:char;mso-position-vertical-relative:line" coordsize="25495,127" o:gfxdata="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">
                       <v:shape id="Graphic 14" o:spid="_x0000_s1027" style="position:absolute;top:63;width:25495;height:13;visibility:visible;mso-wrap-style:square;v-text-anchor:top" coordsize="2549525,1270" o:gfxdata="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" path="m,l2549525,e" filled="f" strokeweight="1pt">
                         <v:path arrowok="t"/>
                       </v:shape>
@@ -12374,7 +12386,7 @@
                 </mc:Choice>
                 <mc:Fallback>
                   <w:pict>
-                    <v:group w14:anchorId="69784677" id="Group 18" o:spid="_x0000_s1026" style="width:155.25pt;height:3.6pt;mso-position-horizontal-relative:char;mso-position-vertical-relative:line" coordsize="13843,127" o:gfxdata="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">
+                    <v:group w14:anchorId="3ECF6DAD" id="Group 18" o:spid="_x0000_s1026" style="width:155.25pt;height:3.6pt;mso-position-horizontal-relative:char;mso-position-vertical-relative:line" coordsize="13843,127" o:gfxdata="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">
                       <v:shape id="Graphic 19" o:spid="_x0000_s1027" style="position:absolute;top:63;width:13843;height:13;visibility:visible;mso-wrap-style:square;v-text-anchor:top" coordsize="1384300,1270" o:gfxdata="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" path="m,l1384300,e" filled="f" strokeweight="1pt">
                         <v:path arrowok="t"/>
                       </v:shape>
@@ -12534,7 +12546,7 @@
                 </mc:Choice>
                 <mc:Fallback>
                   <w:pict>
-                    <v:group w14:anchorId="11CF693F" id="Group 18" o:spid="_x0000_s1026" style="width:109pt;height:1pt;mso-position-horizontal-relative:char;mso-position-vertical-relative:line" coordsize="13843,127" o:gfxdata="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">
+                    <v:group w14:anchorId="03F444F9" id="Group 18" o:spid="_x0000_s1026" style="width:109pt;height:1pt;mso-position-horizontal-relative:char;mso-position-vertical-relative:line" coordsize="13843,127" o:gfxdata="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">
                       <v:shape id="Graphic 19" o:spid="_x0000_s1027" style="position:absolute;top:63;width:13843;height:13;visibility:visible;mso-wrap-style:square;v-text-anchor:top" coordsize="1384300,1270" o:gfxdata="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" path="m,l1384300,e" filled="f" strokeweight="1pt">
                         <v:path arrowok="t"/>
                       </v:shape>
